--- a/src/reportextension/Layouts/prueba.docx
+++ b/src/reportextension/Layouts/prueba.docx
@@ -47,7 +47,7 @@
             <w:placeholder>
               <w:docPart w:val="E322C0A60EE746A4853BBA77A6F2F986"/>
             </w:placeholder>
-            <w:dataBinding w:prefixMappings="&lt;xmlns:ns0='urn:microsoft-dynamics-nav/reports/Standard_Sales_Invoice/1306/' " w:xpath="/ns0:NavWordReportXmlPart[1]/ns0:Header[1]/ns0:Line[1]/ns0:ItemNo_Line_Lbl[1]" w:storeItemID="{AF7A6226-6056-400F-ADDA-E1ADA7C08250}"/>
+            <w:dataBinding w:prefixMappings="xmlns:ns0='urn:microsoft-dynamics-nav/reports/Standard_Sales_Invoice/1306/'" w:xpath="/ns0:NavWordReportXmlPart[1]/ns0:Header[1]/ns0:Line[1]/ns0:ItemNo_Line_Lbl[1]" w:storeItemID="{AF7A6226-6056-400F-ADDA-E1ADA7C08250}"/>
             <w:text/>
           </w:sdtPr>
           <w:sdtContent>
@@ -93,7 +93,7 @@
             <w:placeholder>
               <w:docPart w:val="E322C0A60EE746A4853BBA77A6F2F986"/>
             </w:placeholder>
-            <w:dataBinding w:prefixMappings="&lt;xmlns:ns0='urn:microsoft-dynamics-nav/reports/Standard_Sales_Invoice/1306/' " w:xpath="/ns0:NavWordReportXmlPart[1]/ns0:Header[1]/ns0:Line[1]/ns0:Description_Line_Lbl[1]" w:storeItemID="{AF7A6226-6056-400F-ADDA-E1ADA7C08250}"/>
+            <w:dataBinding w:prefixMappings="xmlns:ns0='urn:microsoft-dynamics-nav/reports/Standard_Sales_Invoice/1306/'" w:xpath="/ns0:NavWordReportXmlPart[1]/ns0:Header[1]/ns0:Line[1]/ns0:Description_Line_Lbl[1]" w:storeItemID="{AF7A6226-6056-400F-ADDA-E1ADA7C08250}"/>
             <w:text/>
           </w:sdtPr>
           <w:sdtContent>
@@ -168,7 +168,7 @@
             <w:placeholder>
               <w:docPart w:val="55E645B66B7645CEA4F3DFD9131BA27B"/>
             </w:placeholder>
-            <w:dataBinding w:prefixMappings="&lt;xmlns:ns0='urn:microsoft-dynamics-nav/reports/Standard_Sales_Invoice/1306/' " w:xpath="/ns0:NavWordReportXmlPart[1]/ns0:Header[1]/ns0:Line[1]/ns0:VATPct_Line_Lbl[1]" w:storeItemID="{AF7A6226-6056-400F-ADDA-E1ADA7C08250}"/>
+            <w:dataBinding w:prefixMappings="xmlns:ns0='urn:microsoft-dynamics-nav/reports/Standard_Sales_Invoice/1306/'" w:xpath="/ns0:NavWordReportXmlPart[1]/ns0:Header[1]/ns0:Line[1]/ns0:VATPct_Line_Lbl[1]" w:storeItemID="{AF7A6226-6056-400F-ADDA-E1ADA7C08250}"/>
             <w:text/>
           </w:sdtPr>
           <w:sdtContent>
@@ -542,7 +542,7 @@
           <w:alias w:val="#Nav: /Header/Line"/>
           <w:tag w:val="#Nav: Standard_Sales_Invoice/1306"/>
           <w:id w:val="1327254768"/>
-          <w15:dataBinding w:prefixMappings="&lt;xmlns:ns0='urn:microsoft-dynamics-nav/reports/Standard_Sales_Invoice/1306/' " w:xpath="/ns0:NavWordReportXmlPart[1]/ns0:Header[1]/ns0:Line" w:storeItemID="{AF7A6226-6056-400F-ADDA-E1ADA7C08250}"/>
+          <w15:dataBinding w:prefixMappings="xmlns:ns0='urn:microsoft-dynamics-nav/reports/Standard_Sales_Invoice/1306/'" w:xpath="/ns0:NavWordReportXmlPart[1]/ns0:Header[1]/ns0:Line" w:storeItemID="{AF7A6226-6056-400F-ADDA-E1ADA7C08250}"/>
           <w15:repeatingSection/>
         </w:sdtPr>
         <w:sdtEndPr>
@@ -594,7 +594,7 @@
                     <w:placeholder>
                       <w:docPart w:val="3D6CF7AFEC264B83AFA37A0D5E18B9E4"/>
                     </w:placeholder>
-                    <w:dataBinding w:prefixMappings="&lt;xmlns:ns0='urn:microsoft-dynamics-nav/reports/Standard_Sales_Invoice/1306/' " w:xpath="/ns0:NavWordReportXmlPart[1]/ns0:Header[1]/ns0:Line[1]/ns0:ItemNo_Line[1]" w:storeItemID="{AF7A6226-6056-400F-ADDA-E1ADA7C08250}"/>
+                    <w:dataBinding w:prefixMappings="xmlns:ns0='urn:microsoft-dynamics-nav/reports/Standard_Sales_Invoice/1306/'" w:xpath="/ns0:NavWordReportXmlPart[1]/ns0:Header[1]/ns0:Line[1]/ns0:ItemNo_Line[1]" w:storeItemID="{AF7A6226-6056-400F-ADDA-E1ADA7C08250}"/>
                     <w:text/>
                   </w:sdtPr>
                   <w:sdtEndPr>
@@ -641,7 +641,7 @@
                     <w:placeholder>
                       <w:docPart w:val="F422EA276EAD4C0390801D1F18BDBBA4"/>
                     </w:placeholder>
-                    <w:dataBinding w:prefixMappings="&lt;xmlns:ns0='urn:microsoft-dynamics-nav/reports/Standard_Sales_Invoice/1306/' " w:xpath="/ns0:NavWordReportXmlPart[1]/ns0:Header[1]/ns0:Line[1]/ns0:Description_Line[1]" w:storeItemID="{AF7A6226-6056-400F-ADDA-E1ADA7C08250}"/>
+                    <w:dataBinding w:prefixMappings="xmlns:ns0='urn:microsoft-dynamics-nav/reports/Standard_Sales_Invoice/1306/'" w:xpath="/ns0:NavWordReportXmlPart[1]/ns0:Header[1]/ns0:Line[1]/ns0:Description_Line[1]" w:storeItemID="{AF7A6226-6056-400F-ADDA-E1ADA7C08250}"/>
                     <w:text/>
                   </w:sdtPr>
                   <w:sdtContent>
@@ -684,7 +684,7 @@
                     <w:placeholder>
                       <w:docPart w:val="DefaultPlaceholder_-1854013440"/>
                     </w:placeholder>
-                    <w:dataBinding w:prefixMappings="&lt;xmlns:ns0='urn:microsoft-dynamics-nav/reports/Standard_Sales_Invoice/1306/' " w:xpath="/ns0:NavWordReportXmlPart[1]/ns0:Header[1]/ns0:Line[1]/ns0:Ean[1]" w:storeItemID="{AF7A6226-6056-400F-ADDA-E1ADA7C08250}"/>
+                    <w:dataBinding w:prefixMappings="xmlns:ns0='urn:microsoft-dynamics-nav/reports/Standard_Sales_Invoice/1306/'" w:xpath="/ns0:NavWordReportXmlPart[1]/ns0:Header[1]/ns0:Line[1]/ns0:Ean[1]" w:storeItemID="{AF7A6226-6056-400F-ADDA-E1ADA7C08250}"/>
                     <w:text/>
                   </w:sdtPr>
                   <w:sdtContent>
@@ -727,7 +727,7 @@
                     <w:placeholder>
                       <w:docPart w:val="92B3A0083B9740CBA7FBC785E285EB20"/>
                     </w:placeholder>
-                    <w:dataBinding w:prefixMappings="&lt;xmlns:ns0='urn:microsoft-dynamics-nav/reports/Standard_Sales_Invoice/1306/' " w:xpath="/ns0:NavWordReportXmlPart[1]/ns0:Header[1]/ns0:Line[1]/ns0:VATPct_Line[1]" w:storeItemID="{AF7A6226-6056-400F-ADDA-E1ADA7C08250}"/>
+                    <w:dataBinding w:prefixMappings="xmlns:ns0='urn:microsoft-dynamics-nav/reports/Standard_Sales_Invoice/1306/'" w:xpath="/ns0:NavWordReportXmlPart[1]/ns0:Header[1]/ns0:Line[1]/ns0:VATPct_Line[1]" w:storeItemID="{AF7A6226-6056-400F-ADDA-E1ADA7C08250}"/>
                     <w:text/>
                   </w:sdtPr>
                   <w:sdtContent>
@@ -771,7 +771,7 @@
                     <w:placeholder>
                       <w:docPart w:val="4B5F98582F454763B714FC29252FFBCF"/>
                     </w:placeholder>
-                    <w:dataBinding w:prefixMappings="&lt;xmlns:ns0='urn:microsoft-dynamics-nav/reports/Standard_Sales_Invoice/1306/' " w:xpath="/ns0:NavWordReportXmlPart[1]/ns0:Header[1]/ns0:Line[1]/ns0:Quantity_Line[1]" w:storeItemID="{AF7A6226-6056-400F-ADDA-E1ADA7C08250}"/>
+                    <w:dataBinding w:prefixMappings="xmlns:ns0='urn:microsoft-dynamics-nav/reports/Standard_Sales_Invoice/1306/'" w:xpath="/ns0:NavWordReportXmlPart[1]/ns0:Header[1]/ns0:Line[1]/ns0:Quantity_Line[1]" w:storeItemID="{AF7A6226-6056-400F-ADDA-E1ADA7C08250}"/>
                     <w:text/>
                   </w:sdtPr>
                   <w:sdtContent>
@@ -814,7 +814,7 @@
                     <w:placeholder>
                       <w:docPart w:val="DefaultPlaceholder_-1854013440"/>
                     </w:placeholder>
-                    <w:dataBinding w:prefixMappings="&lt;xmlns:ns0='urn:microsoft-dynamics-nav/reports/Standard_Sales_Invoice/1306/' " w:xpath="/ns0:NavWordReportXmlPart[1]/ns0:Header[1]/ns0:Line[1]/ns0:Precio_base[1]" w:storeItemID="{AF7A6226-6056-400F-ADDA-E1ADA7C08250}"/>
+                    <w:dataBinding w:prefixMappings="xmlns:ns0='urn:microsoft-dynamics-nav/reports/Standard_Sales_Invoice/1306/'" w:xpath="/ns0:NavWordReportXmlPart[1]/ns0:Header[1]/ns0:Line[1]/ns0:Precio_base[1]" w:storeItemID="{AF7A6226-6056-400F-ADDA-E1ADA7C08250}"/>
                     <w:text/>
                   </w:sdtPr>
                   <w:sdtContent>
@@ -858,7 +858,7 @@
                     <w:placeholder>
                       <w:docPart w:val="DefaultPlaceholder_-1854013440"/>
                     </w:placeholder>
-                    <w:dataBinding w:prefixMappings="&lt;xmlns:ns0='urn:microsoft-dynamics-nav/reports/Standard_Sales_Invoice/1306/' " w:xpath="/ns0:NavWordReportXmlPart[1]/ns0:Header[1]/ns0:Line[1]/ns0:Dto_2009[1]" w:storeItemID="{AF7A6226-6056-400F-ADDA-E1ADA7C08250}"/>
+                    <w:dataBinding w:prefixMappings="xmlns:ns0='urn:microsoft-dynamics-nav/reports/Standard_Sales_Invoice/1306/'" w:xpath="/ns0:NavWordReportXmlPart[1]/ns0:Header[1]/ns0:Line[1]/ns0:Dto_2009[1]" w:storeItemID="{AF7A6226-6056-400F-ADDA-E1ADA7C08250}"/>
                     <w:text/>
                   </w:sdtPr>
                   <w:sdtContent>
@@ -900,7 +900,7 @@
                     <w:placeholder>
                       <w:docPart w:val="DefaultPlaceholder_-1854013440"/>
                     </w:placeholder>
-                    <w:dataBinding w:prefixMappings="&lt;xmlns:ns0='urn:microsoft-dynamics-nav/reports/Standard_Sales_Invoice/1306/' " w:xpath="/ns0:NavWordReportXmlPart[1]/ns0:Header[1]/ns0:Line[1]/ns0:Precio_final[1]" w:storeItemID="{AF7A6226-6056-400F-ADDA-E1ADA7C08250}"/>
+                    <w:dataBinding w:prefixMappings="xmlns:ns0='urn:microsoft-dynamics-nav/reports/Standard_Sales_Invoice/1306/'" w:xpath="/ns0:NavWordReportXmlPart[1]/ns0:Header[1]/ns0:Line[1]/ns0:Precio_final[1]" w:storeItemID="{AF7A6226-6056-400F-ADDA-E1ADA7C08250}"/>
                     <w:text/>
                   </w:sdtPr>
                   <w:sdtContent>
@@ -1142,7 +1142,7 @@
             <w:placeholder>
               <w:docPart w:val="B1DFCB2541834B73AC23AB30D5E50A31"/>
             </w:placeholder>
-            <w:dataBinding w:prefixMappings="&lt;xmlns:ns0='urn:microsoft-dynamics-nav/reports/Standard_Sales_Invoice/1306/' " w:xpath="/ns0:NavWordReportXmlPart[1]/ns0:Header[1]/ns0:Totals[1]/ns0:TotalVATBaseOnVATAmtLine[1]" w:storeItemID="{AF7A6226-6056-400F-ADDA-E1ADA7C08250}"/>
+            <w:dataBinding w:prefixMappings="xmlns:ns0='urn:microsoft-dynamics-nav/reports/Standard_Sales_Invoice/1306/'" w:xpath="/ns0:NavWordReportXmlPart[1]/ns0:Header[1]/ns0:Totals[1]/ns0:TotalVATBaseOnVATAmtLine[1]" w:storeItemID="{AF7A6226-6056-400F-ADDA-E1ADA7C08250}"/>
             <w:text/>
           </w:sdtPr>
           <w:sdtContent>
@@ -1293,7 +1293,7 @@
             <w:placeholder>
               <w:docPart w:val="0C9CDC9F0D134259B36854C4EF7C620F"/>
             </w:placeholder>
-            <w:dataBinding w:prefixMappings="&lt;xmlns:ns0='urn:microsoft-dynamics-nav/reports/Standard_Sales_Invoice/1306/' " w:xpath="/ns0:NavWordReportXmlPart[1]/ns0:Header[1]/ns0:VATAmountLine[1]/ns0:VATAmount_VatAmountLine_Lbl[1]" w:storeItemID="{AF7A6226-6056-400F-ADDA-E1ADA7C08250}"/>
+            <w:dataBinding w:prefixMappings="xmlns:ns0='urn:microsoft-dynamics-nav/reports/Standard_Sales_Invoice/1306/'" w:xpath="/ns0:NavWordReportXmlPart[1]/ns0:Header[1]/ns0:VATAmountLine[1]/ns0:VATAmount_VatAmountLine_Lbl[1]" w:storeItemID="{AF7A6226-6056-400F-ADDA-E1ADA7C08250}"/>
             <w:text/>
           </w:sdtPr>
           <w:sdtContent>
@@ -1345,7 +1345,7 @@
             <w:placeholder>
               <w:docPart w:val="70B87AF69B4E4161AEBD9DEAB610AC88"/>
             </w:placeholder>
-            <w:dataBinding w:prefixMappings="&lt;xmlns:ns0='urn:microsoft-dynamics-nav/reports/Standard_Sales_Invoice/1306/' " w:xpath="/ns0:NavWordReportXmlPart[1]/ns0:Header[1]/ns0:Totals[1]/ns0:TotalVATAmountOnVATAmtLine[1]" w:storeItemID="{AF7A6226-6056-400F-ADDA-E1ADA7C08250}"/>
+            <w:dataBinding w:prefixMappings="xmlns:ns0='urn:microsoft-dynamics-nav/reports/Standard_Sales_Invoice/1306/'" w:xpath="/ns0:NavWordReportXmlPart[1]/ns0:Header[1]/ns0:Totals[1]/ns0:TotalVATAmountOnVATAmtLine[1]" w:storeItemID="{AF7A6226-6056-400F-ADDA-E1ADA7C08250}"/>
             <w:text/>
           </w:sdtPr>
           <w:sdtContent>
@@ -1496,7 +1496,7 @@
             <w:placeholder>
               <w:docPart w:val="CC2E2990FF5E4CFBA128E28528B91AC4"/>
             </w:placeholder>
-            <w:dataBinding w:prefixMappings="&lt;xmlns:ns0='urn:microsoft-dynamics-nav/reports/Standard_Sales_Invoice/1306/' " w:xpath="/ns0:NavWordReportXmlPart[1]/ns0:Header[1]/ns0:Totals[1]/ns0:TotalIncludingVATText[1]" w:storeItemID="{AF7A6226-6056-400F-ADDA-E1ADA7C08250}"/>
+            <w:dataBinding w:prefixMappings="xmlns:ns0='urn:microsoft-dynamics-nav/reports/Standard_Sales_Invoice/1306/'" w:xpath="/ns0:NavWordReportXmlPart[1]/ns0:Header[1]/ns0:Totals[1]/ns0:TotalIncludingVATText[1]" w:storeItemID="{AF7A6226-6056-400F-ADDA-E1ADA7C08250}"/>
             <w:text/>
           </w:sdtPr>
           <w:sdtContent>
@@ -1547,7 +1547,7 @@
             <w:placeholder>
               <w:docPart w:val="CC2E2990FF5E4CFBA128E28528B91AC4"/>
             </w:placeholder>
-            <w:dataBinding w:prefixMappings="&lt;xmlns:ns0='urn:microsoft-dynamics-nav/reports/Standard_Sales_Invoice/1306/' " w:xpath="/ns0:NavWordReportXmlPart[1]/ns0:Header[1]/ns0:Totals[1]/ns0:TotalAmountIncludingVAT[1]" w:storeItemID="{AF7A6226-6056-400F-ADDA-E1ADA7C08250}"/>
+            <w:dataBinding w:prefixMappings="xmlns:ns0='urn:microsoft-dynamics-nav/reports/Standard_Sales_Invoice/1306/'" w:xpath="/ns0:NavWordReportXmlPart[1]/ns0:Header[1]/ns0:Totals[1]/ns0:TotalAmountIncludingVAT[1]" w:storeItemID="{AF7A6226-6056-400F-ADDA-E1ADA7C08250}"/>
             <w:text/>
           </w:sdtPr>
           <w:sdtContent>
@@ -1652,7 +1652,7 @@
             <w:placeholder>
               <w:docPart w:val="6B6D167DEC7D442494AA150791EBA5BD"/>
             </w:placeholder>
-            <w:dataBinding w:prefixMappings="&lt;xmlns:ns0='urn:microsoft-dynamics-nav/reports/Standard_Sales_Invoice/1306/' " w:xpath="/ns0:NavWordReportXmlPart[1]/ns0:Header[1]/ns0:VATAmountSpecification_Lbl[1]" w:storeItemID="{AF7A6226-6056-400F-ADDA-E1ADA7C08250}"/>
+            <w:dataBinding w:prefixMappings="xmlns:ns0='urn:microsoft-dynamics-nav/reports/Standard_Sales_Invoice/1306/'" w:xpath="/ns0:NavWordReportXmlPart[1]/ns0:Header[1]/ns0:VATAmountSpecification_Lbl[1]" w:storeItemID="{AF7A6226-6056-400F-ADDA-E1ADA7C08250}"/>
             <w:text/>
           </w:sdtPr>
           <w:sdtContent>
@@ -1709,7 +1709,7 @@
             <w:placeholder>
               <w:docPart w:val="455AA2E4F6F845058991C18128A2128B"/>
             </w:placeholder>
-            <w:dataBinding w:prefixMappings="&lt;xmlns:ns0='urn:microsoft-dynamics-nav/reports/Standard_Sales_Invoice/1306/' " w:xpath="/ns0:NavWordReportXmlPart[1]/ns0:Header[1]/ns0:VATAmountLine[1]/ns0:VATIdentifier_VatAmountLine_Lbl[1]" w:storeItemID="{AF7A6226-6056-400F-ADDA-E1ADA7C08250}"/>
+            <w:dataBinding w:prefixMappings="xmlns:ns0='urn:microsoft-dynamics-nav/reports/Standard_Sales_Invoice/1306/'" w:xpath="/ns0:NavWordReportXmlPart[1]/ns0:Header[1]/ns0:VATAmountLine[1]/ns0:VATIdentifier_VatAmountLine_Lbl[1]" w:storeItemID="{AF7A6226-6056-400F-ADDA-E1ADA7C08250}"/>
             <w:text/>
           </w:sdtPr>
           <w:sdtContent>
@@ -1765,7 +1765,7 @@
             <w:placeholder>
               <w:docPart w:val="455AA2E4F6F845058991C18128A2128B"/>
             </w:placeholder>
-            <w:dataBinding w:prefixMappings="&lt;xmlns:ns0='urn:microsoft-dynamics-nav/reports/Standard_Sales_Invoice/1306/' " w:xpath="/ns0:NavWordReportXmlPart[1]/ns0:Header[1]/ns0:VATAmountLine[1]/ns0:VATPct_VatAmountLine_Lbl[1]" w:storeItemID="{AF7A6226-6056-400F-ADDA-E1ADA7C08250}"/>
+            <w:dataBinding w:prefixMappings="xmlns:ns0='urn:microsoft-dynamics-nav/reports/Standard_Sales_Invoice/1306/'" w:xpath="/ns0:NavWordReportXmlPart[1]/ns0:Header[1]/ns0:VATAmountLine[1]/ns0:VATPct_VatAmountLine_Lbl[1]" w:storeItemID="{AF7A6226-6056-400F-ADDA-E1ADA7C08250}"/>
             <w:text/>
           </w:sdtPr>
           <w:sdtContent>
@@ -1821,7 +1821,7 @@
             <w:placeholder>
               <w:docPart w:val="455AA2E4F6F845058991C18128A2128B"/>
             </w:placeholder>
-            <w:dataBinding w:prefixMappings="&lt;xmlns:ns0='urn:microsoft-dynamics-nav/reports/Standard_Sales_Invoice/1306/' " w:xpath="/ns0:NavWordReportXmlPart[1]/ns0:Header[1]/ns0:VATAmountLine[1]/ns0:VATBase_VatAmountLine_Lbl[1]" w:storeItemID="{AF7A6226-6056-400F-ADDA-E1ADA7C08250}"/>
+            <w:dataBinding w:prefixMappings="xmlns:ns0='urn:microsoft-dynamics-nav/reports/Standard_Sales_Invoice/1306/'" w:xpath="/ns0:NavWordReportXmlPart[1]/ns0:Header[1]/ns0:VATAmountLine[1]/ns0:VATBase_VatAmountLine_Lbl[1]" w:storeItemID="{AF7A6226-6056-400F-ADDA-E1ADA7C08250}"/>
             <w:text/>
           </w:sdtPr>
           <w:sdtContent>
@@ -1877,7 +1877,7 @@
             <w:placeholder>
               <w:docPart w:val="455AA2E4F6F845058991C18128A2128B"/>
             </w:placeholder>
-            <w:dataBinding w:prefixMappings="&lt;xmlns:ns0='urn:microsoft-dynamics-nav/reports/Standard_Sales_Invoice/1306/' " w:xpath="/ns0:NavWordReportXmlPart[1]/ns0:Header[1]/ns0:VATAmountLine[1]/ns0:VATAmount_VatAmountLine_Lbl[1]" w:storeItemID="{AF7A6226-6056-400F-ADDA-E1ADA7C08250}"/>
+            <w:dataBinding w:prefixMappings="xmlns:ns0='urn:microsoft-dynamics-nav/reports/Standard_Sales_Invoice/1306/'" w:xpath="/ns0:NavWordReportXmlPart[1]/ns0:Header[1]/ns0:VATAmountLine[1]/ns0:VATAmount_VatAmountLine_Lbl[1]" w:storeItemID="{AF7A6226-6056-400F-ADDA-E1ADA7C08250}"/>
             <w:text/>
           </w:sdtPr>
           <w:sdtContent>
@@ -1933,7 +1933,7 @@
             <w:placeholder>
               <w:docPart w:val="DefaultPlaceholder_-1854013440"/>
             </w:placeholder>
-            <w:dataBinding w:prefixMappings="&lt;xmlns:ns0='urn:microsoft-dynamics-nav/reports/Standard_Sales_Invoice/1306/' " w:xpath="/ns0:NavWordReportXmlPart[1]/ns0:Header[1]/ns0:VATAmountLine[1]/ns0:ECPct_VatAmountLine_Lbl[1]" w:storeItemID="{AF7A6226-6056-400F-ADDA-E1ADA7C08250}"/>
+            <w:dataBinding w:prefixMappings="xmlns:ns0='urn:microsoft-dynamics-nav/reports/Standard_Sales_Invoice/1306/'" w:xpath="/ns0:NavWordReportXmlPart[1]/ns0:Header[1]/ns0:VATAmountLine[1]/ns0:ECPct_VatAmountLine_Lbl[1]" w:storeItemID="{AF7A6226-6056-400F-ADDA-E1ADA7C08250}"/>
             <w:text/>
           </w:sdtPr>
           <w:sdtContent>
@@ -1989,7 +1989,7 @@
             <w:placeholder>
               <w:docPart w:val="DefaultPlaceholder_-1854013440"/>
             </w:placeholder>
-            <w:dataBinding w:prefixMappings="&lt;xmlns:ns0='urn:microsoft-dynamics-nav/reports/Standard_Sales_Invoice/1306/' " w:xpath="/ns0:NavWordReportXmlPart[1]/ns0:Header[1]/ns0:VATAmountLine[1]/ns0:ECAmount_VatAmountLine_Lbl[1]" w:storeItemID="{AF7A6226-6056-400F-ADDA-E1ADA7C08250}"/>
+            <w:dataBinding w:prefixMappings="xmlns:ns0='urn:microsoft-dynamics-nav/reports/Standard_Sales_Invoice/1306/'" w:xpath="/ns0:NavWordReportXmlPart[1]/ns0:Header[1]/ns0:VATAmountLine[1]/ns0:ECAmount_VatAmountLine_Lbl[1]" w:storeItemID="{AF7A6226-6056-400F-ADDA-E1ADA7C08250}"/>
             <w:text/>
           </w:sdtPr>
           <w:sdtContent>
@@ -2041,7 +2041,7 @@
           <w:alias w:val="#Nav: /Header/VATAmountLine"/>
           <w:tag w:val="#Nav: Standard_Sales_Invoice/1306"/>
           <w:id w:val="595054573"/>
-          <w15:dataBinding w:prefixMappings="&lt;xmlns:ns0='urn:microsoft-dynamics-nav/reports/Standard_Sales_Invoice/1306/' " w:xpath="/ns0:NavWordReportXmlPart[1]/ns0:Header[1]/ns0:VATAmountLine" w:storeItemID="{AF7A6226-6056-400F-ADDA-E1ADA7C08250}"/>
+          <w15:dataBinding w:prefixMappings="xmlns:ns0='urn:microsoft-dynamics-nav/reports/Standard_Sales_Invoice/1306/'" w:xpath="/ns0:NavWordReportXmlPart[1]/ns0:Header[1]/ns0:VATAmountLine" w:storeItemID="{AF7A6226-6056-400F-ADDA-E1ADA7C08250}"/>
           <w15:repeatingSection/>
         </w:sdtPr>
         <w:sdtContent>
@@ -2076,7 +2076,7 @@
                     <w:placeholder>
                       <w:docPart w:val="38623BAA75714F96B90D5440D6AC397D"/>
                     </w:placeholder>
-                    <w:dataBinding w:prefixMappings="&lt;xmlns:ns0='urn:microsoft-dynamics-nav/reports/Standard_Sales_Invoice/1306/' " w:xpath="/ns0:NavWordReportXmlPart[1]/ns0:Header[1]/ns0:VATAmountLine[1]/ns0:VATIdentifier_VatAmountLine[1]" w:storeItemID="{AF7A6226-6056-400F-ADDA-E1ADA7C08250}"/>
+                    <w:dataBinding w:prefixMappings="xmlns:ns0='urn:microsoft-dynamics-nav/reports/Standard_Sales_Invoice/1306/'" w:xpath="/ns0:NavWordReportXmlPart[1]/ns0:Header[1]/ns0:VATAmountLine[1]/ns0:VATIdentifier_VatAmountLine[1]" w:storeItemID="{AF7A6226-6056-400F-ADDA-E1ADA7C08250}"/>
                     <w:text/>
                   </w:sdtPr>
                   <w:sdtContent>
@@ -2123,7 +2123,7 @@
                     <w:placeholder>
                       <w:docPart w:val="38623BAA75714F96B90D5440D6AC397D"/>
                     </w:placeholder>
-                    <w:dataBinding w:prefixMappings="&lt;xmlns:ns0='urn:microsoft-dynamics-nav/reports/Standard_Sales_Invoice/1306/' " w:xpath="/ns0:NavWordReportXmlPart[1]/ns0:Header[1]/ns0:VATAmountLine[1]/ns0:VATPct_VatAmountLine[1]" w:storeItemID="{AF7A6226-6056-400F-ADDA-E1ADA7C08250}"/>
+                    <w:dataBinding w:prefixMappings="xmlns:ns0='urn:microsoft-dynamics-nav/reports/Standard_Sales_Invoice/1306/'" w:xpath="/ns0:NavWordReportXmlPart[1]/ns0:Header[1]/ns0:VATAmountLine[1]/ns0:VATPct_VatAmountLine[1]" w:storeItemID="{AF7A6226-6056-400F-ADDA-E1ADA7C08250}"/>
                     <w:text/>
                   </w:sdtPr>
                   <w:sdtContent>
@@ -2170,7 +2170,7 @@
                     <w:placeholder>
                       <w:docPart w:val="38623BAA75714F96B90D5440D6AC397D"/>
                     </w:placeholder>
-                    <w:dataBinding w:prefixMappings="&lt;xmlns:ns0='urn:microsoft-dynamics-nav/reports/Standard_Sales_Invoice/1306/' " w:xpath="/ns0:NavWordReportXmlPart[1]/ns0:Header[1]/ns0:VATAmountLine[1]/ns0:VATBase_VatAmountLine[1]" w:storeItemID="{AF7A6226-6056-400F-ADDA-E1ADA7C08250}"/>
+                    <w:dataBinding w:prefixMappings="xmlns:ns0='urn:microsoft-dynamics-nav/reports/Standard_Sales_Invoice/1306/'" w:xpath="/ns0:NavWordReportXmlPart[1]/ns0:Header[1]/ns0:VATAmountLine[1]/ns0:VATBase_VatAmountLine[1]" w:storeItemID="{AF7A6226-6056-400F-ADDA-E1ADA7C08250}"/>
                     <w:text/>
                   </w:sdtPr>
                   <w:sdtContent>
@@ -2218,7 +2218,7 @@
                     <w:placeholder>
                       <w:docPart w:val="38623BAA75714F96B90D5440D6AC397D"/>
                     </w:placeholder>
-                    <w:dataBinding w:prefixMappings="&lt;xmlns:ns0='urn:microsoft-dynamics-nav/reports/Standard_Sales_Invoice/1306/' " w:xpath="/ns0:NavWordReportXmlPart[1]/ns0:Header[1]/ns0:VATAmountLine[1]/ns0:VATAmount_VatAmountLine[1]" w:storeItemID="{AF7A6226-6056-400F-ADDA-E1ADA7C08250}"/>
+                    <w:dataBinding w:prefixMappings="xmlns:ns0='urn:microsoft-dynamics-nav/reports/Standard_Sales_Invoice/1306/'" w:xpath="/ns0:NavWordReportXmlPart[1]/ns0:Header[1]/ns0:VATAmountLine[1]/ns0:VATAmount_VatAmountLine[1]" w:storeItemID="{AF7A6226-6056-400F-ADDA-E1ADA7C08250}"/>
                     <w:text/>
                   </w:sdtPr>
                   <w:sdtContent>
@@ -2266,7 +2266,7 @@
                     <w:placeholder>
                       <w:docPart w:val="DefaultPlaceholder_-1854013440"/>
                     </w:placeholder>
-                    <w:dataBinding w:prefixMappings="&lt;xmlns:ns0='urn:microsoft-dynamics-nav/reports/Standard_Sales_Invoice/1306/' " w:xpath="/ns0:NavWordReportXmlPart[1]/ns0:Header[1]/ns0:VATAmountLine[1]/ns0:ECPct_VatAmountLine[1]" w:storeItemID="{AF7A6226-6056-400F-ADDA-E1ADA7C08250}"/>
+                    <w:dataBinding w:prefixMappings="xmlns:ns0='urn:microsoft-dynamics-nav/reports/Standard_Sales_Invoice/1306/'" w:xpath="/ns0:NavWordReportXmlPart[1]/ns0:Header[1]/ns0:VATAmountLine[1]/ns0:ECPct_VatAmountLine[1]" w:storeItemID="{AF7A6226-6056-400F-ADDA-E1ADA7C08250}"/>
                     <w:text/>
                   </w:sdtPr>
                   <w:sdtContent>
@@ -2314,7 +2314,7 @@
                     <w:placeholder>
                       <w:docPart w:val="DefaultPlaceholder_-1854013440"/>
                     </w:placeholder>
-                    <w:dataBinding w:prefixMappings="&lt;xmlns:ns0='urn:microsoft-dynamics-nav/reports/Standard_Sales_Invoice/1306/' " w:xpath="/ns0:NavWordReportXmlPart[1]/ns0:Header[1]/ns0:VATAmountLine[1]/ns0:ECAmountLCY_VatAmountLine[1]" w:storeItemID="{AF7A6226-6056-400F-ADDA-E1ADA7C08250}"/>
+                    <w:dataBinding w:prefixMappings="xmlns:ns0='urn:microsoft-dynamics-nav/reports/Standard_Sales_Invoice/1306/'" w:xpath="/ns0:NavWordReportXmlPart[1]/ns0:Header[1]/ns0:VATAmountLine[1]/ns0:ECAmountLCY_VatAmountLine[1]" w:storeItemID="{AF7A6226-6056-400F-ADDA-E1ADA7C08250}"/>
                     <w:text/>
                   </w:sdtPr>
                   <w:sdtContent>
@@ -2420,7 +2420,7 @@
             <w:placeholder>
               <w:docPart w:val="E04726BA773B416582125505E6DAB09B"/>
             </w:placeholder>
-            <w:dataBinding w:prefixMappings="&lt;xmlns:ns0='urn:microsoft-dynamics-nav/reports/Standard_Sales_Invoice/1306/' " w:xpath="/ns0:NavWordReportXmlPart[1]/ns0:Header[1]/ns0:Totals[1]/ns0:TotalVATBaseOnVATAmtLine[1]" w:storeItemID="{AF7A6226-6056-400F-ADDA-E1ADA7C08250}"/>
+            <w:dataBinding w:prefixMappings="xmlns:ns0='urn:microsoft-dynamics-nav/reports/Standard_Sales_Invoice/1306/'" w:xpath="/ns0:NavWordReportXmlPart[1]/ns0:Header[1]/ns0:Totals[1]/ns0:TotalVATBaseOnVATAmtLine[1]" w:storeItemID="{AF7A6226-6056-400F-ADDA-E1ADA7C08250}"/>
             <w:text/>
           </w:sdtPr>
           <w:sdtContent>
@@ -2475,7 +2475,7 @@
             <w:placeholder>
               <w:docPart w:val="E04726BA773B416582125505E6DAB09B"/>
             </w:placeholder>
-            <w:dataBinding w:prefixMappings="&lt;xmlns:ns0='urn:microsoft-dynamics-nav/reports/Standard_Sales_Invoice/1306/' " w:xpath="/ns0:NavWordReportXmlPart[1]/ns0:Header[1]/ns0:Totals[1]/ns0:TotalVATAmountOnVATAmtLine[1]" w:storeItemID="{AF7A6226-6056-400F-ADDA-E1ADA7C08250}"/>
+            <w:dataBinding w:prefixMappings="xmlns:ns0='urn:microsoft-dynamics-nav/reports/Standard_Sales_Invoice/1306/'" w:xpath="/ns0:NavWordReportXmlPart[1]/ns0:Header[1]/ns0:Totals[1]/ns0:TotalVATAmountOnVATAmtLine[1]" w:storeItemID="{AF7A6226-6056-400F-ADDA-E1ADA7C08250}"/>
             <w:text/>
           </w:sdtPr>
           <w:sdtContent>
@@ -2551,7 +2551,7 @@
             <w:placeholder>
               <w:docPart w:val="DefaultPlaceholder_-1854013440"/>
             </w:placeholder>
-            <w:dataBinding w:prefixMappings="&lt;xmlns:ns0='urn:microsoft-dynamics-nav/reports/Standard_Sales_Invoice/1306/' " w:xpath="/ns0:NavWordReportXmlPart[1]/ns0:Header[1]/ns0:Totals[1]/ns0:TotalECAmount[1]" w:storeItemID="{AF7A6226-6056-400F-ADDA-E1ADA7C08250}"/>
+            <w:dataBinding w:prefixMappings="xmlns:ns0='urn:microsoft-dynamics-nav/reports/Standard_Sales_Invoice/1306/'" w:xpath="/ns0:NavWordReportXmlPart[1]/ns0:Header[1]/ns0:Totals[1]/ns0:TotalECAmount[1]" w:storeItemID="{AF7A6226-6056-400F-ADDA-E1ADA7C08250}"/>
             <w:text/>
           </w:sdtPr>
           <w:sdtContent>
@@ -2907,7 +2907,7 @@
               <w:alias w:val="#Nav: /Header/CompanyPicture"/>
               <w:tag w:val="#Nav: Standard_Sales_Invoice/1306"/>
               <w:id w:val="1300416588"/>
-              <w:dataBinding w:prefixMappings="&lt;xmlns:ns0='urn:microsoft-dynamics-nav/reports/Standard_Sales_Invoice/1306/' " w:xpath="/ns0:NavWordReportXmlPart[1]/ns0:Header[1]/ns0:CompanyPicture[1]" w:storeItemID="{AF7A6226-6056-400F-ADDA-E1ADA7C08250}"/>
+              <w:dataBinding w:prefixMappings="xmlns:ns0='urn:microsoft-dynamics-nav/reports/Standard_Sales_Invoice/1306/'" w:xpath="/ns0:NavWordReportXmlPart[1]/ns0:Header[1]/ns0:CompanyPicture[1]" w:storeItemID="{AF7A6226-6056-400F-ADDA-E1ADA7C08250}"/>
               <w:picture/>
             </w:sdtPr>
             <w:sdtContent>
@@ -3074,7 +3074,7 @@
               <w:placeholder>
                 <w:docPart w:val="21EA35B8F43844D7A12C82816AE296AF"/>
               </w:placeholder>
-              <w:dataBinding w:prefixMappings="&lt;xmlns:ns0='urn:microsoft-dynamics-nav/reports/Standard_Sales_Invoice/1306/' " w:xpath="/ns0:NavWordReportXmlPart[1]/ns0:Header[1]/ns0:DocumentTitle_Lbl[1]" w:storeItemID="{AF7A6226-6056-400F-ADDA-E1ADA7C08250}"/>
+              <w:dataBinding w:prefixMappings="xmlns:ns0='urn:microsoft-dynamics-nav/reports/Standard_Sales_Invoice/1306/'" w:xpath="/ns0:NavWordReportXmlPart[1]/ns0:Header[1]/ns0:DocumentTitle_Lbl[1]" w:storeItemID="{AF7A6226-6056-400F-ADDA-E1ADA7C08250}"/>
               <w:text/>
             </w:sdtPr>
             <w:sdtContent>
@@ -3120,7 +3120,7 @@
               <w:placeholder>
                 <w:docPart w:val="740EA40AE06F4B77A6F33EC9731C810F"/>
               </w:placeholder>
-              <w:dataBinding w:prefixMappings="&lt;xmlns:ns0='urn:microsoft-dynamics-nav/reports/Standard_Sales_Invoice/1306/' " w:xpath="/ns0:NavWordReportXmlPart[1]/ns0:Header[1]/ns0:DocumentNo[1]" w:storeItemID="{AF7A6226-6056-400F-ADDA-E1ADA7C08250}"/>
+              <w:dataBinding w:prefixMappings="xmlns:ns0='urn:microsoft-dynamics-nav/reports/Standard_Sales_Invoice/1306/'" w:xpath="/ns0:NavWordReportXmlPart[1]/ns0:Header[1]/ns0:DocumentNo[1]" w:storeItemID="{AF7A6226-6056-400F-ADDA-E1ADA7C08250}"/>
               <w:text/>
             </w:sdtPr>
             <w:sdtContent>
@@ -3180,7 +3180,7 @@
               <w:placeholder>
                 <w:docPart w:val="07AB34F6CFC5459CB35282CD962F22CD"/>
               </w:placeholder>
-              <w:dataBinding w:prefixMappings="&lt;xmlns:ns0='urn:microsoft-dynamics-nav/reports/Standard_Sales_Invoice/1306/' " w:xpath="/ns0:NavWordReportXmlPart[1]/ns0:Header[1]/ns0:Page_Lbl[1]" w:storeItemID="{AF7A6226-6056-400F-ADDA-E1ADA7C08250}"/>
+              <w:dataBinding w:prefixMappings="xmlns:ns0='urn:microsoft-dynamics-nav/reports/Standard_Sales_Invoice/1306/'" w:xpath="/ns0:NavWordReportXmlPart[1]/ns0:Header[1]/ns0:Page_Lbl[1]" w:storeItemID="{AF7A6226-6056-400F-ADDA-E1ADA7C08250}"/>
               <w:text/>
             </w:sdtPr>
             <w:sdtContent>
@@ -3421,7 +3421,7 @@
           <w:placeholder>
             <w:docPart w:val="836D3C3B0B78453989BA448D89832A28"/>
           </w:placeholder>
-          <w:dataBinding w:prefixMappings="&lt;xmlns:ns0='urn:microsoft-dynamics-nav/reports/Standard_Sales_Invoice/1306/' " w:xpath="/ns0:NavWordReportXmlPart[1]/ns0:Header[1]/ns0:CompanyAddress1[1]" w:storeItemID="{AF7A6226-6056-400F-ADDA-E1ADA7C08250}"/>
+          <w:dataBinding w:prefixMappings="xmlns:ns0='urn:microsoft-dynamics-nav/reports/Standard_Sales_Invoice/1306/'" w:xpath="/ns0:NavWordReportXmlPart[1]/ns0:Header[1]/ns0:CompanyAddress1[1]" w:storeItemID="{AF7A6226-6056-400F-ADDA-E1ADA7C08250}"/>
           <w:text/>
         </w:sdtPr>
         <w:sdtContent>
@@ -3477,7 +3477,7 @@
           <w:placeholder>
             <w:docPart w:val="60115A99105943F79126912111EEC172"/>
           </w:placeholder>
-          <w:dataBinding w:prefixMappings="&lt;xmlns:ns0='urn:microsoft-dynamics-nav/reports/Standard_Sales_Invoice/1306/' " w:xpath="/ns0:NavWordReportXmlPart[1]/ns0:Header[1]/ns0:CustomerAddress1[1]" w:storeItemID="{AF7A6226-6056-400F-ADDA-E1ADA7C08250}"/>
+          <w:dataBinding w:prefixMappings="xmlns:ns0='urn:microsoft-dynamics-nav/reports/Standard_Sales_Invoice/1306/'" w:xpath="/ns0:NavWordReportXmlPart[1]/ns0:Header[1]/ns0:CustomerAddress1[1]" w:storeItemID="{AF7A6226-6056-400F-ADDA-E1ADA7C08250}"/>
           <w:text/>
         </w:sdtPr>
         <w:sdtEndPr>
@@ -3527,7 +3527,7 @@
           <w:placeholder>
             <w:docPart w:val="B446B49430524CE681B78446166EC665"/>
           </w:placeholder>
-          <w:dataBinding w:prefixMappings="&lt;xmlns:ns0='urn:microsoft-dynamics-nav/reports/Standard_Sales_Invoice/1306/' " w:xpath="/ns0:NavWordReportXmlPart[1]/ns0:Header[1]/ns0:ShipToAddress1[1]" w:storeItemID="{AF7A6226-6056-400F-ADDA-E1ADA7C08250}"/>
+          <w:dataBinding w:prefixMappings="xmlns:ns0='urn:microsoft-dynamics-nav/reports/Standard_Sales_Invoice/1306/'" w:xpath="/ns0:NavWordReportXmlPart[1]/ns0:Header[1]/ns0:ShipToAddress1[1]" w:storeItemID="{AF7A6226-6056-400F-ADDA-E1ADA7C08250}"/>
           <w:text/>
         </w:sdtPr>
         <w:sdtContent>
@@ -3572,7 +3572,7 @@
           <w:placeholder>
             <w:docPart w:val="F6D5F907884A4DBFA6E2F21DDAE93DFB"/>
           </w:placeholder>
-          <w:dataBinding w:prefixMappings="&lt;xmlns:ns0='urn:microsoft-dynamics-nav/reports/Standard_Sales_Invoice/1306/' " w:xpath="/ns0:NavWordReportXmlPart[1]/ns0:Header[1]/ns0:CompanyAddress2[1]" w:storeItemID="{AF7A6226-6056-400F-ADDA-E1ADA7C08250}"/>
+          <w:dataBinding w:prefixMappings="xmlns:ns0='urn:microsoft-dynamics-nav/reports/Standard_Sales_Invoice/1306/'" w:xpath="/ns0:NavWordReportXmlPart[1]/ns0:Header[1]/ns0:CompanyAddress2[1]" w:storeItemID="{AF7A6226-6056-400F-ADDA-E1ADA7C08250}"/>
           <w:text/>
         </w:sdtPr>
         <w:sdtContent>
@@ -3627,7 +3627,7 @@
           <w:placeholder>
             <w:docPart w:val="3B5F76317B384F0BBA59F21F3659C8B8"/>
           </w:placeholder>
-          <w:dataBinding w:prefixMappings="&lt;xmlns:ns0='urn:microsoft-dynamics-nav/reports/Standard_Sales_Invoice/1306/' " w:xpath="/ns0:NavWordReportXmlPart[1]/ns0:Header[1]/ns0:CustomerAddress2[1]" w:storeItemID="{AF7A6226-6056-400F-ADDA-E1ADA7C08250}"/>
+          <w:dataBinding w:prefixMappings="xmlns:ns0='urn:microsoft-dynamics-nav/reports/Standard_Sales_Invoice/1306/'" w:xpath="/ns0:NavWordReportXmlPart[1]/ns0:Header[1]/ns0:CustomerAddress2[1]" w:storeItemID="{AF7A6226-6056-400F-ADDA-E1ADA7C08250}"/>
           <w:text/>
         </w:sdtPr>
         <w:sdtContent>
@@ -3671,7 +3671,7 @@
           <w:placeholder>
             <w:docPart w:val="B446B49430524CE681B78446166EC665"/>
           </w:placeholder>
-          <w:dataBinding w:prefixMappings="&lt;xmlns:ns0='urn:microsoft-dynamics-nav/reports/Standard_Sales_Invoice/1306/' " w:xpath="/ns0:NavWordReportXmlPart[1]/ns0:Header[1]/ns0:ShipToAddress2[1]" w:storeItemID="{AF7A6226-6056-400F-ADDA-E1ADA7C08250}"/>
+          <w:dataBinding w:prefixMappings="xmlns:ns0='urn:microsoft-dynamics-nav/reports/Standard_Sales_Invoice/1306/'" w:xpath="/ns0:NavWordReportXmlPart[1]/ns0:Header[1]/ns0:ShipToAddress2[1]" w:storeItemID="{AF7A6226-6056-400F-ADDA-E1ADA7C08250}"/>
           <w:text/>
         </w:sdtPr>
         <w:sdtContent>
@@ -3716,7 +3716,7 @@
           <w:placeholder>
             <w:docPart w:val="2B60332D138B420282459836622660E2"/>
           </w:placeholder>
-          <w:dataBinding w:prefixMappings="&lt;xmlns:ns0='urn:microsoft-dynamics-nav/reports/Standard_Sales_Invoice/1306/' " w:xpath="/ns0:NavWordReportXmlPart[1]/ns0:Header[1]/ns0:CompanyAddress3[1]" w:storeItemID="{AF7A6226-6056-400F-ADDA-E1ADA7C08250}"/>
+          <w:dataBinding w:prefixMappings="xmlns:ns0='urn:microsoft-dynamics-nav/reports/Standard_Sales_Invoice/1306/'" w:xpath="/ns0:NavWordReportXmlPart[1]/ns0:Header[1]/ns0:CompanyAddress3[1]" w:storeItemID="{AF7A6226-6056-400F-ADDA-E1ADA7C08250}"/>
           <w:text/>
         </w:sdtPr>
         <w:sdtContent>
@@ -3771,7 +3771,7 @@
           <w:placeholder>
             <w:docPart w:val="F682BA44403D499E86406DF62840FDBB"/>
           </w:placeholder>
-          <w:dataBinding w:prefixMappings="&lt;xmlns:ns0='urn:microsoft-dynamics-nav/reports/Standard_Sales_Invoice/1306/' " w:xpath="/ns0:NavWordReportXmlPart[1]/ns0:Header[1]/ns0:CustomerAddress3[1]" w:storeItemID="{AF7A6226-6056-400F-ADDA-E1ADA7C08250}"/>
+          <w:dataBinding w:prefixMappings="xmlns:ns0='urn:microsoft-dynamics-nav/reports/Standard_Sales_Invoice/1306/'" w:xpath="/ns0:NavWordReportXmlPart[1]/ns0:Header[1]/ns0:CustomerAddress3[1]" w:storeItemID="{AF7A6226-6056-400F-ADDA-E1ADA7C08250}"/>
           <w:text/>
         </w:sdtPr>
         <w:sdtContent>
@@ -3815,7 +3815,7 @@
           <w:placeholder>
             <w:docPart w:val="B446B49430524CE681B78446166EC665"/>
           </w:placeholder>
-          <w:dataBinding w:prefixMappings="&lt;xmlns:ns0='urn:microsoft-dynamics-nav/reports/Standard_Sales_Invoice/1306/' " w:xpath="/ns0:NavWordReportXmlPart[1]/ns0:Header[1]/ns0:ShipToAddress3[1]" w:storeItemID="{AF7A6226-6056-400F-ADDA-E1ADA7C08250}"/>
+          <w:dataBinding w:prefixMappings="xmlns:ns0='urn:microsoft-dynamics-nav/reports/Standard_Sales_Invoice/1306/'" w:xpath="/ns0:NavWordReportXmlPart[1]/ns0:Header[1]/ns0:ShipToAddress3[1]" w:storeItemID="{AF7A6226-6056-400F-ADDA-E1ADA7C08250}"/>
           <w:text/>
         </w:sdtPr>
         <w:sdtContent>
@@ -3860,7 +3860,7 @@
           <w:placeholder>
             <w:docPart w:val="F5E5C25B3958470E88A47CEBE83B04B9"/>
           </w:placeholder>
-          <w:dataBinding w:prefixMappings="&lt;xmlns:ns0='urn:microsoft-dynamics-nav/reports/Standard_Sales_Invoice/1306/' " w:xpath="/ns0:NavWordReportXmlPart[1]/ns0:Header[1]/ns0:CompanyAddress4[1]" w:storeItemID="{AF7A6226-6056-400F-ADDA-E1ADA7C08250}"/>
+          <w:dataBinding w:prefixMappings="xmlns:ns0='urn:microsoft-dynamics-nav/reports/Standard_Sales_Invoice/1306/'" w:xpath="/ns0:NavWordReportXmlPart[1]/ns0:Header[1]/ns0:CompanyAddress4[1]" w:storeItemID="{AF7A6226-6056-400F-ADDA-E1ADA7C08250}"/>
           <w:text/>
         </w:sdtPr>
         <w:sdtContent>
@@ -3914,7 +3914,7 @@
           <w:placeholder>
             <w:docPart w:val="13B1B41CE4EF4126B8C17D2E745AC75D"/>
           </w:placeholder>
-          <w:dataBinding w:prefixMappings="&lt;xmlns:ns0='urn:microsoft-dynamics-nav/reports/Standard_Sales_Invoice/1306/' " w:xpath="/ns0:NavWordReportXmlPart[1]/ns0:Header[1]/ns0:CustomerAddress4[1]" w:storeItemID="{AF7A6226-6056-400F-ADDA-E1ADA7C08250}"/>
+          <w:dataBinding w:prefixMappings="xmlns:ns0='urn:microsoft-dynamics-nav/reports/Standard_Sales_Invoice/1306/'" w:xpath="/ns0:NavWordReportXmlPart[1]/ns0:Header[1]/ns0:CustomerAddress4[1]" w:storeItemID="{AF7A6226-6056-400F-ADDA-E1ADA7C08250}"/>
           <w:text/>
         </w:sdtPr>
         <w:sdtContent>
@@ -3958,7 +3958,7 @@
           <w:placeholder>
             <w:docPart w:val="B446B49430524CE681B78446166EC665"/>
           </w:placeholder>
-          <w:dataBinding w:prefixMappings="&lt;xmlns:ns0='urn:microsoft-dynamics-nav/reports/Standard_Sales_Invoice/1306/' " w:xpath="/ns0:NavWordReportXmlPart[1]/ns0:Header[1]/ns0:ShipToAddress4[1]" w:storeItemID="{AF7A6226-6056-400F-ADDA-E1ADA7C08250}"/>
+          <w:dataBinding w:prefixMappings="xmlns:ns0='urn:microsoft-dynamics-nav/reports/Standard_Sales_Invoice/1306/'" w:xpath="/ns0:NavWordReportXmlPart[1]/ns0:Header[1]/ns0:ShipToAddress4[1]" w:storeItemID="{AF7A6226-6056-400F-ADDA-E1ADA7C08250}"/>
           <w:text/>
         </w:sdtPr>
         <w:sdtContent>
@@ -4003,7 +4003,7 @@
           <w:placeholder>
             <w:docPart w:val="59F688ABD662493B9263ADA52EC8F7E8"/>
           </w:placeholder>
-          <w:dataBinding w:prefixMappings="&lt;xmlns:ns0='urn:microsoft-dynamics-nav/reports/Standard_Sales_Invoice/1306/' " w:xpath="/ns0:NavWordReportXmlPart[1]/ns0:Header[1]/ns0:CompanyAddress5[1]" w:storeItemID="{AF7A6226-6056-400F-ADDA-E1ADA7C08250}"/>
+          <w:dataBinding w:prefixMappings="xmlns:ns0='urn:microsoft-dynamics-nav/reports/Standard_Sales_Invoice/1306/'" w:xpath="/ns0:NavWordReportXmlPart[1]/ns0:Header[1]/ns0:CompanyAddress5[1]" w:storeItemID="{AF7A6226-6056-400F-ADDA-E1ADA7C08250}"/>
           <w:text/>
         </w:sdtPr>
         <w:sdtContent>
@@ -4057,7 +4057,7 @@
           <w:placeholder>
             <w:docPart w:val="A1A31BF6197642289B56388C7F177A2A"/>
           </w:placeholder>
-          <w:dataBinding w:prefixMappings="&lt;xmlns:ns0='urn:microsoft-dynamics-nav/reports/Standard_Sales_Invoice/1306/' " w:xpath="/ns0:NavWordReportXmlPart[1]/ns0:Header[1]/ns0:CustomerAddress5[1]" w:storeItemID="{AF7A6226-6056-400F-ADDA-E1ADA7C08250}"/>
+          <w:dataBinding w:prefixMappings="xmlns:ns0='urn:microsoft-dynamics-nav/reports/Standard_Sales_Invoice/1306/'" w:xpath="/ns0:NavWordReportXmlPart[1]/ns0:Header[1]/ns0:CustomerAddress5[1]" w:storeItemID="{AF7A6226-6056-400F-ADDA-E1ADA7C08250}"/>
           <w:text/>
         </w:sdtPr>
         <w:sdtContent>
@@ -4101,7 +4101,7 @@
           <w:placeholder>
             <w:docPart w:val="B446B49430524CE681B78446166EC665"/>
           </w:placeholder>
-          <w:dataBinding w:prefixMappings="&lt;xmlns:ns0='urn:microsoft-dynamics-nav/reports/Standard_Sales_Invoice/1306/' " w:xpath="/ns0:NavWordReportXmlPart[1]/ns0:Header[1]/ns0:ShipToAddress5[1]" w:storeItemID="{AF7A6226-6056-400F-ADDA-E1ADA7C08250}"/>
+          <w:dataBinding w:prefixMappings="xmlns:ns0='urn:microsoft-dynamics-nav/reports/Standard_Sales_Invoice/1306/'" w:xpath="/ns0:NavWordReportXmlPart[1]/ns0:Header[1]/ns0:ShipToAddress5[1]" w:storeItemID="{AF7A6226-6056-400F-ADDA-E1ADA7C08250}"/>
           <w:text/>
         </w:sdtPr>
         <w:sdtContent>
@@ -4146,7 +4146,7 @@
           <w:placeholder>
             <w:docPart w:val="008DF922FB1D40DFB06EE3144E2CDE94"/>
           </w:placeholder>
-          <w:dataBinding w:prefixMappings="&lt;xmlns:ns0='urn:microsoft-dynamics-nav/reports/Standard_Sales_Invoice/1306/' " w:xpath="/ns0:NavWordReportXmlPart[1]/ns0:Header[1]/ns0:CompanyAddress6[1]" w:storeItemID="{AF7A6226-6056-400F-ADDA-E1ADA7C08250}"/>
+          <w:dataBinding w:prefixMappings="xmlns:ns0='urn:microsoft-dynamics-nav/reports/Standard_Sales_Invoice/1306/'" w:xpath="/ns0:NavWordReportXmlPart[1]/ns0:Header[1]/ns0:CompanyAddress6[1]" w:storeItemID="{AF7A6226-6056-400F-ADDA-E1ADA7C08250}"/>
           <w:text/>
         </w:sdtPr>
         <w:sdtContent>
@@ -4200,7 +4200,7 @@
           <w:placeholder>
             <w:docPart w:val="C35397D64A0343C2B0906E378C4842C4"/>
           </w:placeholder>
-          <w:dataBinding w:prefixMappings="&lt;xmlns:ns0='urn:microsoft-dynamics-nav/reports/Standard_Sales_Invoice/1306/' " w:xpath="/ns0:NavWordReportXmlPart[1]/ns0:Header[1]/ns0:CustomerAddress6[1]" w:storeItemID="{AF7A6226-6056-400F-ADDA-E1ADA7C08250}"/>
+          <w:dataBinding w:prefixMappings="xmlns:ns0='urn:microsoft-dynamics-nav/reports/Standard_Sales_Invoice/1306/'" w:xpath="/ns0:NavWordReportXmlPart[1]/ns0:Header[1]/ns0:CustomerAddress6[1]" w:storeItemID="{AF7A6226-6056-400F-ADDA-E1ADA7C08250}"/>
           <w:text/>
         </w:sdtPr>
         <w:sdtContent>
@@ -4244,7 +4244,7 @@
           <w:placeholder>
             <w:docPart w:val="B446B49430524CE681B78446166EC665"/>
           </w:placeholder>
-          <w:dataBinding w:prefixMappings="&lt;xmlns:ns0='urn:microsoft-dynamics-nav/reports/Standard_Sales_Invoice/1306/' " w:xpath="/ns0:NavWordReportXmlPart[1]/ns0:Header[1]/ns0:ShipToAddress6[1]" w:storeItemID="{AF7A6226-6056-400F-ADDA-E1ADA7C08250}"/>
+          <w:dataBinding w:prefixMappings="xmlns:ns0='urn:microsoft-dynamics-nav/reports/Standard_Sales_Invoice/1306/'" w:xpath="/ns0:NavWordReportXmlPart[1]/ns0:Header[1]/ns0:ShipToAddress6[1]" w:storeItemID="{AF7A6226-6056-400F-ADDA-E1ADA7C08250}"/>
           <w:text/>
         </w:sdtPr>
         <w:sdtContent>
@@ -4308,7 +4308,7 @@
           <w:placeholder>
             <w:docPart w:val="129B11ED77B84DFBAB9712EE20FFF001"/>
           </w:placeholder>
-          <w:dataBinding w:prefixMappings="&lt;xmlns:ns0='urn:microsoft-dynamics-nav/reports/Standard_Sales_Invoice/1306/' " w:xpath="/ns0:NavWordReportXmlPart[1]/ns0:Header[1]/ns0:CustomerAddress7[1]" w:storeItemID="{AF7A6226-6056-400F-ADDA-E1ADA7C08250}"/>
+          <w:dataBinding w:prefixMappings="xmlns:ns0='urn:microsoft-dynamics-nav/reports/Standard_Sales_Invoice/1306/'" w:xpath="/ns0:NavWordReportXmlPart[1]/ns0:Header[1]/ns0:CustomerAddress7[1]" w:storeItemID="{AF7A6226-6056-400F-ADDA-E1ADA7C08250}"/>
           <w:text/>
         </w:sdtPr>
         <w:sdtContent>
@@ -4352,7 +4352,7 @@
           <w:placeholder>
             <w:docPart w:val="F42C881018F24A98A7D58B8E3A7D35DA"/>
           </w:placeholder>
-          <w:dataBinding w:prefixMappings="&lt;xmlns:ns0='urn:microsoft-dynamics-nav/reports/Standard_Sales_Invoice/1306/' " w:xpath="/ns0:NavWordReportXmlPart[1]/ns0:Header[1]/ns0:ShipToAddress7[1]" w:storeItemID="{AF7A6226-6056-400F-ADDA-E1ADA7C08250}"/>
+          <w:dataBinding w:prefixMappings="xmlns:ns0='urn:microsoft-dynamics-nav/reports/Standard_Sales_Invoice/1306/'" w:xpath="/ns0:NavWordReportXmlPart[1]/ns0:Header[1]/ns0:ShipToAddress7[1]" w:storeItemID="{AF7A6226-6056-400F-ADDA-E1ADA7C08250}"/>
           <w:text/>
         </w:sdtPr>
         <w:sdtContent>
@@ -4416,7 +4416,7 @@
           <w:placeholder>
             <w:docPart w:val="EE07F79BC1F1403A882FC1C79A70C066"/>
           </w:placeholder>
-          <w:dataBinding w:prefixMappings="&lt;xmlns:ns0='urn:microsoft-dynamics-nav/reports/Standard_Sales_Invoice/1306/' " w:xpath="/ns0:NavWordReportXmlPart[1]/ns0:Header[1]/ns0:CustomerAddress8[1]" w:storeItemID="{AF7A6226-6056-400F-ADDA-E1ADA7C08250}"/>
+          <w:dataBinding w:prefixMappings="xmlns:ns0='urn:microsoft-dynamics-nav/reports/Standard_Sales_Invoice/1306/'" w:xpath="/ns0:NavWordReportXmlPart[1]/ns0:Header[1]/ns0:CustomerAddress8[1]" w:storeItemID="{AF7A6226-6056-400F-ADDA-E1ADA7C08250}"/>
           <w:text/>
         </w:sdtPr>
         <w:sdtContent>
@@ -4460,7 +4460,7 @@
           <w:placeholder>
             <w:docPart w:val="F42C881018F24A98A7D58B8E3A7D35DA"/>
           </w:placeholder>
-          <w:dataBinding w:prefixMappings="&lt;xmlns:ns0='urn:microsoft-dynamics-nav/reports/Standard_Sales_Invoice/1306/' " w:xpath="/ns0:NavWordReportXmlPart[1]/ns0:Header[1]/ns0:ShipToAddress8[1]" w:storeItemID="{AF7A6226-6056-400F-ADDA-E1ADA7C08250}"/>
+          <w:dataBinding w:prefixMappings="xmlns:ns0='urn:microsoft-dynamics-nav/reports/Standard_Sales_Invoice/1306/'" w:xpath="/ns0:NavWordReportXmlPart[1]/ns0:Header[1]/ns0:ShipToAddress8[1]" w:storeItemID="{AF7A6226-6056-400F-ADDA-E1ADA7C08250}"/>
           <w:text/>
         </w:sdtPr>
         <w:sdtContent>
@@ -4579,7 +4579,7 @@
           <w:placeholder>
             <w:docPart w:val="D6871A68ABB94B38BFD0D806494BD69A"/>
           </w:placeholder>
-          <w:dataBinding w:prefixMappings="&lt;xmlns:ns0='urn:microsoft-dynamics-nav/reports/Standard_Sales_Invoice/1306/' " w:xpath="/ns0:NavWordReportXmlPart[1]/ns0:Header[1]/ns0:CompanyVATRegistrationNo_Lbl[1]" w:storeItemID="{AF7A6226-6056-400F-ADDA-E1ADA7C08250}"/>
+          <w:dataBinding w:prefixMappings="xmlns:ns0='urn:microsoft-dynamics-nav/reports/Standard_Sales_Invoice/1306/'" w:xpath="/ns0:NavWordReportXmlPart[1]/ns0:Header[1]/ns0:CompanyVATRegistrationNo_Lbl[1]" w:storeItemID="{AF7A6226-6056-400F-ADDA-E1ADA7C08250}"/>
           <w:text/>
         </w:sdtPr>
         <w:sdtContent>
@@ -4629,7 +4629,7 @@
           <w:placeholder>
             <w:docPart w:val="4202578B20F94F73963C4EF2775F3072"/>
           </w:placeholder>
-          <w:dataBinding w:prefixMappings="&lt;xmlns:ns0='urn:microsoft-dynamics-nav/reports/Standard_Sales_Invoice/1306/' " w:xpath="/ns0:NavWordReportXmlPart[1]/ns0:Header[1]/ns0:VATRegistrationNo[1]" w:storeItemID="{AF7A6226-6056-400F-ADDA-E1ADA7C08250}"/>
+          <w:dataBinding w:prefixMappings="xmlns:ns0='urn:microsoft-dynamics-nav/reports/Standard_Sales_Invoice/1306/'" w:xpath="/ns0:NavWordReportXmlPart[1]/ns0:Header[1]/ns0:VATRegistrationNo[1]" w:storeItemID="{AF7A6226-6056-400F-ADDA-E1ADA7C08250}"/>
           <w:text/>
         </w:sdtPr>
         <w:sdtContent>
@@ -4712,7 +4712,7 @@
               <w:placeholder>
                 <w:docPart w:val="4202578B20F94F73963C4EF2775F3072"/>
               </w:placeholder>
-              <w:dataBinding w:prefixMappings="&lt;xmlns:ns0='urn:microsoft-dynamics-nav/reports/Standard_Sales_Invoice/1306/' " w:xpath="/ns0:NavWordReportXmlPart[1]/ns0:Header[1]/ns0:CompanyPhoneNo_Lbl[1]" w:storeItemID="{AF7A6226-6056-400F-ADDA-E1ADA7C08250}"/>
+              <w:dataBinding w:prefixMappings="xmlns:ns0='urn:microsoft-dynamics-nav/reports/Standard_Sales_Invoice/1306/'" w:xpath="/ns0:NavWordReportXmlPart[1]/ns0:Header[1]/ns0:CompanyPhoneNo_Lbl[1]" w:storeItemID="{AF7A6226-6056-400F-ADDA-E1ADA7C08250}"/>
               <w:text/>
             </w:sdtPr>
             <w:sdtContent>
@@ -4795,7 +4795,7 @@
           <w:placeholder>
             <w:docPart w:val="C209351A19DE47A0A0B5C5EDE178FB5D"/>
           </w:placeholder>
-          <w:dataBinding w:prefixMappings="&lt;xmlns:ns0='urn:microsoft-dynamics-nav/reports/Standard_Sales_Invoice/1306/' " w:xpath="/ns0:NavWordReportXmlPart[1]/ns0:Header[1]/ns0:YourReference_Lbl[1]" w:storeItemID="{AF7A6226-6056-400F-ADDA-E1ADA7C08250}"/>
+          <w:dataBinding w:prefixMappings="xmlns:ns0='urn:microsoft-dynamics-nav/reports/Standard_Sales_Invoice/1306/'" w:xpath="/ns0:NavWordReportXmlPart[1]/ns0:Header[1]/ns0:YourReference_Lbl[1]" w:storeItemID="{AF7A6226-6056-400F-ADDA-E1ADA7C08250}"/>
           <w:text/>
         </w:sdtPr>
         <w:sdtContent>
@@ -4839,7 +4839,7 @@
           <w:placeholder>
             <w:docPart w:val="98BB1B950DA04AF3B4355C91C6F6DB43"/>
           </w:placeholder>
-          <w:dataBinding w:prefixMappings="&lt;xmlns:ns0='urn:microsoft-dynamics-nav/reports/Standard_Sales_Invoice/1306/' " w:xpath="/ns0:NavWordReportXmlPart[1]/ns0:Header[1]/ns0:YourReference[1]" w:storeItemID="{AF7A6226-6056-400F-ADDA-E1ADA7C08250}"/>
+          <w:dataBinding w:prefixMappings="xmlns:ns0='urn:microsoft-dynamics-nav/reports/Standard_Sales_Invoice/1306/'" w:xpath="/ns0:NavWordReportXmlPart[1]/ns0:Header[1]/ns0:YourReference[1]" w:storeItemID="{AF7A6226-6056-400F-ADDA-E1ADA7C08250}"/>
           <w:text/>
         </w:sdtPr>
         <w:sdtContent>
@@ -4914,7 +4914,7 @@
               <w:placeholder>
                 <w:docPart w:val="39CA0B3157F94FB9956AF60C5621D4F0"/>
               </w:placeholder>
-              <w:dataBinding w:prefixMappings="&lt;xmlns:ns0='urn:microsoft-dynamics-nav/reports/Standard_Sales_Invoice/1306/' " w:xpath="/ns0:NavWordReportXmlPart[1]/ns0:Header[1]/ns0:HomePag_Lbl[1]" w:storeItemID="{AF7A6226-6056-400F-ADDA-E1ADA7C08250}"/>
+              <w:dataBinding w:prefixMappings="xmlns:ns0='urn:microsoft-dynamics-nav/reports/Standard_Sales_Invoice/1306/'" w:xpath="/ns0:NavWordReportXmlPart[1]/ns0:Header[1]/ns0:HomePag_Lbl[1]" w:storeItemID="{AF7A6226-6056-400F-ADDA-E1ADA7C08250}"/>
               <w:text/>
             </w:sdtPr>
             <w:sdtContent>
@@ -4963,7 +4963,7 @@
               <w:placeholder>
                 <w:docPart w:val="489B9D0BD9E24E2EAF274ABB3D27A1A2"/>
               </w:placeholder>
-              <w:dataBinding w:prefixMappings="&lt;xmlns:ns0='urn:microsoft-dynamics-nav/reports/Standard_Sales_Invoice/1306/' " w:xpath="/ns0:NavWordReportXmlPart[1]/ns0:Header[1]/ns0:CompanyHomePage[1]" w:storeItemID="{AF7A6226-6056-400F-ADDA-E1ADA7C08250}"/>
+              <w:dataBinding w:prefixMappings="xmlns:ns0='urn:microsoft-dynamics-nav/reports/Standard_Sales_Invoice/1306/'" w:xpath="/ns0:NavWordReportXmlPart[1]/ns0:Header[1]/ns0:CompanyHomePage[1]" w:storeItemID="{AF7A6226-6056-400F-ADDA-E1ADA7C08250}"/>
               <w:text/>
             </w:sdtPr>
             <w:sdtContent>
@@ -4999,7 +4999,7 @@
           <w:placeholder>
             <w:docPart w:val="F85FA3AF9208436A8A8626BA4195DF25"/>
           </w:placeholder>
-          <w:dataBinding w:prefixMappings="&lt;xmlns:ns0='urn:microsoft-dynamics-nav/reports/Standard_Sales_Invoice/1306/' " w:xpath="/ns0:NavWordReportXmlPart[1]/ns0:Header[1]/ns0:BilltoCustomerNo_Lbl[1]" w:storeItemID="{AF7A6226-6056-400F-ADDA-E1ADA7C08250}"/>
+          <w:dataBinding w:prefixMappings="xmlns:ns0='urn:microsoft-dynamics-nav/reports/Standard_Sales_Invoice/1306/'" w:xpath="/ns0:NavWordReportXmlPart[1]/ns0:Header[1]/ns0:BilltoCustomerNo_Lbl[1]" w:storeItemID="{AF7A6226-6056-400F-ADDA-E1ADA7C08250}"/>
           <w:text/>
         </w:sdtPr>
         <w:sdtContent>
@@ -5044,7 +5044,7 @@
           <w:placeholder>
             <w:docPart w:val="F85FA3AF9208436A8A8626BA4195DF25"/>
           </w:placeholder>
-          <w:dataBinding w:prefixMappings="&lt;xmlns:ns0='urn:microsoft-dynamics-nav/reports/Standard_Sales_Invoice/1306/' " w:xpath="/ns0:NavWordReportXmlPart[1]/ns0:Header[1]/ns0:BilltoCustumerNo[1]" w:storeItemID="{AF7A6226-6056-400F-ADDA-E1ADA7C08250}"/>
+          <w:dataBinding w:prefixMappings="xmlns:ns0='urn:microsoft-dynamics-nav/reports/Standard_Sales_Invoice/1306/'" w:xpath="/ns0:NavWordReportXmlPart[1]/ns0:Header[1]/ns0:BilltoCustumerNo[1]" w:storeItemID="{AF7A6226-6056-400F-ADDA-E1ADA7C08250}"/>
           <w:text/>
         </w:sdtPr>
         <w:sdtContent>
@@ -5121,7 +5121,7 @@
               <w:placeholder>
                 <w:docPart w:val="F85FA3AF9208436A8A8626BA4195DF25"/>
               </w:placeholder>
-              <w:dataBinding w:prefixMappings="&lt;xmlns:ns0='urn:microsoft-dynamics-nav/reports/Standard_Sales_Invoice/1306/' " w:xpath="/ns0:NavWordReportXmlPart[1]/ns0:Header[1]/ns0:EMail_Lbl[1]" w:storeItemID="{AF7A6226-6056-400F-ADDA-E1ADA7C08250}"/>
+              <w:dataBinding w:prefixMappings="xmlns:ns0='urn:microsoft-dynamics-nav/reports/Standard_Sales_Invoice/1306/'" w:xpath="/ns0:NavWordReportXmlPart[1]/ns0:Header[1]/ns0:EMail_Lbl[1]" w:storeItemID="{AF7A6226-6056-400F-ADDA-E1ADA7C08250}"/>
               <w:text/>
             </w:sdtPr>
             <w:sdtContent>
@@ -5170,7 +5170,7 @@
               <w:placeholder>
                 <w:docPart w:val="C764B02C4DCF4532970BA0F0F233AA96"/>
               </w:placeholder>
-              <w:dataBinding w:prefixMappings="&lt;xmlns:ns0='urn:microsoft-dynamics-nav/reports/Standard_Sales_Invoice/1306/' " w:xpath="/ns0:NavWordReportXmlPart[1]/ns0:Header[1]/ns0:CompanyEMail[1]" w:storeItemID="{AF7A6226-6056-400F-ADDA-E1ADA7C08250}"/>
+              <w:dataBinding w:prefixMappings="xmlns:ns0='urn:microsoft-dynamics-nav/reports/Standard_Sales_Invoice/1306/'" w:xpath="/ns0:NavWordReportXmlPart[1]/ns0:Header[1]/ns0:CompanyEMail[1]" w:storeItemID="{AF7A6226-6056-400F-ADDA-E1ADA7C08250}"/>
               <w:text/>
             </w:sdtPr>
             <w:sdtContent>
@@ -5206,7 +5206,7 @@
           <w:placeholder>
             <w:docPart w:val="78F6C8DD00D24984ABCD640CA843C86D"/>
           </w:placeholder>
-          <w:dataBinding w:prefixMappings="&lt;xmlns:ns0='urn:microsoft-dynamics-nav/reports/Standard_Sales_Invoice/1306/' " w:xpath="/ns0:NavWordReportXmlPart[1]/ns0:Header[1]/ns0:OrderNo_Lbl[1]" w:storeItemID="{AF7A6226-6056-400F-ADDA-E1ADA7C08250}"/>
+          <w:dataBinding w:prefixMappings="xmlns:ns0='urn:microsoft-dynamics-nav/reports/Standard_Sales_Invoice/1306/'" w:xpath="/ns0:NavWordReportXmlPart[1]/ns0:Header[1]/ns0:OrderNo_Lbl[1]" w:storeItemID="{AF7A6226-6056-400F-ADDA-E1ADA7C08250}"/>
           <w:text/>
         </w:sdtPr>
         <w:sdtContent>
@@ -5251,7 +5251,7 @@
           <w:placeholder>
             <w:docPart w:val="78F6C8DD00D24984ABCD640CA843C86D"/>
           </w:placeholder>
-          <w:dataBinding w:prefixMappings="&lt;xmlns:ns0='urn:microsoft-dynamics-nav/reports/Standard_Sales_Invoice/1306/' " w:xpath="/ns0:NavWordReportXmlPart[1]/ns0:Header[1]/ns0:OrderNo[1]" w:storeItemID="{AF7A6226-6056-400F-ADDA-E1ADA7C08250}"/>
+          <w:dataBinding w:prefixMappings="xmlns:ns0='urn:microsoft-dynamics-nav/reports/Standard_Sales_Invoice/1306/'" w:xpath="/ns0:NavWordReportXmlPart[1]/ns0:Header[1]/ns0:OrderNo[1]" w:storeItemID="{AF7A6226-6056-400F-ADDA-E1ADA7C08250}"/>
           <w:text/>
         </w:sdtPr>
         <w:sdtContent>
@@ -5328,7 +5328,7 @@
               <w:placeholder>
                 <w:docPart w:val="78F6C8DD00D24984ABCD640CA843C86D"/>
               </w:placeholder>
-              <w:dataBinding w:prefixMappings="&lt;xmlns:ns0='urn:microsoft-dynamics-nav/reports/Standard_Sales_Invoice/1306/' " w:xpath="/ns0:NavWordReportXmlPart[1]/ns0:Header[1]/ns0:CompanyVATRegNo_Lbl[1]" w:storeItemID="{AF7A6226-6056-400F-ADDA-E1ADA7C08250}"/>
+              <w:dataBinding w:prefixMappings="xmlns:ns0='urn:microsoft-dynamics-nav/reports/Standard_Sales_Invoice/1306/'" w:xpath="/ns0:NavWordReportXmlPart[1]/ns0:Header[1]/ns0:CompanyVATRegNo_Lbl[1]" w:storeItemID="{AF7A6226-6056-400F-ADDA-E1ADA7C08250}"/>
               <w:text/>
             </w:sdtPr>
             <w:sdtContent>
@@ -5377,7 +5377,7 @@
               <w:placeholder>
                 <w:docPart w:val="DC368729BD0E4499BF53162B65DF70D9"/>
               </w:placeholder>
-              <w:dataBinding w:prefixMappings="&lt;xmlns:ns0='urn:microsoft-dynamics-nav/reports/Standard_Sales_Invoice/1306/' " w:xpath="/ns0:NavWordReportXmlPart[1]/ns0:Header[1]/ns0:CompanyVATRegNo[1]" w:storeItemID="{AF7A6226-6056-400F-ADDA-E1ADA7C08250}"/>
+              <w:dataBinding w:prefixMappings="xmlns:ns0='urn:microsoft-dynamics-nav/reports/Standard_Sales_Invoice/1306/'" w:xpath="/ns0:NavWordReportXmlPart[1]/ns0:Header[1]/ns0:CompanyVATRegNo[1]" w:storeItemID="{AF7A6226-6056-400F-ADDA-E1ADA7C08250}"/>
               <w:text/>
             </w:sdtPr>
             <w:sdtContent>
@@ -5413,7 +5413,7 @@
           <w:placeholder>
             <w:docPart w:val="F42C881018F24A98A7D58B8E3A7D35DA"/>
           </w:placeholder>
-          <w:dataBinding w:prefixMappings="&lt;xmlns:ns0='urn:microsoft-dynamics-nav/reports/Standard_Sales_Invoice/1306/' " w:xpath="/ns0:NavWordReportXmlPart[1]/ns0:Header[1]/ns0:DocumentDate_Lbl[1]" w:storeItemID="{AF7A6226-6056-400F-ADDA-E1ADA7C08250}"/>
+          <w:dataBinding w:prefixMappings="xmlns:ns0='urn:microsoft-dynamics-nav/reports/Standard_Sales_Invoice/1306/'" w:xpath="/ns0:NavWordReportXmlPart[1]/ns0:Header[1]/ns0:DocumentDate_Lbl[1]" w:storeItemID="{AF7A6226-6056-400F-ADDA-E1ADA7C08250}"/>
           <w:text/>
         </w:sdtPr>
         <w:sdtContent>
@@ -5458,7 +5458,7 @@
           <w:placeholder>
             <w:docPart w:val="F42C881018F24A98A7D58B8E3A7D35DA"/>
           </w:placeholder>
-          <w:dataBinding w:prefixMappings="&lt;xmlns:ns0='urn:microsoft-dynamics-nav/reports/Standard_Sales_Invoice/1306/' " w:xpath="/ns0:NavWordReportXmlPart[1]/ns0:Header[1]/ns0:DocumentDate[1]" w:storeItemID="{AF7A6226-6056-400F-ADDA-E1ADA7C08250}"/>
+          <w:dataBinding w:prefixMappings="xmlns:ns0='urn:microsoft-dynamics-nav/reports/Standard_Sales_Invoice/1306/'" w:xpath="/ns0:NavWordReportXmlPart[1]/ns0:Header[1]/ns0:DocumentDate[1]" w:storeItemID="{AF7A6226-6056-400F-ADDA-E1ADA7C08250}"/>
           <w:text/>
         </w:sdtPr>
         <w:sdtContent>
@@ -5553,7 +5553,7 @@
           <w:placeholder>
             <w:docPart w:val="F42C881018F24A98A7D58B8E3A7D35DA"/>
           </w:placeholder>
-          <w:dataBinding w:prefixMappings="&lt;xmlns:ns0='urn:microsoft-dynamics-nav/reports/Standard_Sales_Invoice/1306/' " w:xpath="/ns0:NavWordReportXmlPart[1]/ns0:Header[1]/ns0:DueDate_Lbl[1]" w:storeItemID="{AF7A6226-6056-400F-ADDA-E1ADA7C08250}"/>
+          <w:dataBinding w:prefixMappings="xmlns:ns0='urn:microsoft-dynamics-nav/reports/Standard_Sales_Invoice/1306/'" w:xpath="/ns0:NavWordReportXmlPart[1]/ns0:Header[1]/ns0:DueDate_Lbl[1]" w:storeItemID="{AF7A6226-6056-400F-ADDA-E1ADA7C08250}"/>
           <w:text/>
         </w:sdtPr>
         <w:sdtContent>
@@ -5598,7 +5598,7 @@
           <w:placeholder>
             <w:docPart w:val="F42C881018F24A98A7D58B8E3A7D35DA"/>
           </w:placeholder>
-          <w:dataBinding w:prefixMappings="&lt;xmlns:ns0='urn:microsoft-dynamics-nav/reports/Standard_Sales_Invoice/1306/' " w:xpath="/ns0:NavWordReportXmlPart[1]/ns0:Header[1]/ns0:DueDate[1]" w:storeItemID="{AF7A6226-6056-400F-ADDA-E1ADA7C08250}"/>
+          <w:dataBinding w:prefixMappings="xmlns:ns0='urn:microsoft-dynamics-nav/reports/Standard_Sales_Invoice/1306/'" w:xpath="/ns0:NavWordReportXmlPart[1]/ns0:Header[1]/ns0:DueDate[1]" w:storeItemID="{AF7A6226-6056-400F-ADDA-E1ADA7C08250}"/>
           <w:text/>
         </w:sdtPr>
         <w:sdtContent>
@@ -5693,7 +5693,7 @@
           <w:placeholder>
             <w:docPart w:val="F42C881018F24A98A7D58B8E3A7D35DA"/>
           </w:placeholder>
-          <w:dataBinding w:prefixMappings="&lt;xmlns:ns0='urn:microsoft-dynamics-nav/reports/Standard_Sales_Invoice/1306/' " w:xpath="/ns0:NavWordReportXmlPart[1]/ns0:Header[1]/ns0:PaymentTermsDescription_Lbl[1]" w:storeItemID="{AF7A6226-6056-400F-ADDA-E1ADA7C08250}"/>
+          <w:dataBinding w:prefixMappings="xmlns:ns0='urn:microsoft-dynamics-nav/reports/Standard_Sales_Invoice/1306/'" w:xpath="/ns0:NavWordReportXmlPart[1]/ns0:Header[1]/ns0:PaymentTermsDescription_Lbl[1]" w:storeItemID="{AF7A6226-6056-400F-ADDA-E1ADA7C08250}"/>
           <w:text/>
         </w:sdtPr>
         <w:sdtContent>
@@ -5738,7 +5738,7 @@
           <w:placeholder>
             <w:docPart w:val="F42C881018F24A98A7D58B8E3A7D35DA"/>
           </w:placeholder>
-          <w:dataBinding w:prefixMappings="&lt;xmlns:ns0='urn:microsoft-dynamics-nav/reports/Standard_Sales_Invoice/1306/' " w:xpath="/ns0:NavWordReportXmlPart[1]/ns0:Header[1]/ns0:PaymentTermsDescription[1]" w:storeItemID="{AF7A6226-6056-400F-ADDA-E1ADA7C08250}"/>
+          <w:dataBinding w:prefixMappings="xmlns:ns0='urn:microsoft-dynamics-nav/reports/Standard_Sales_Invoice/1306/'" w:xpath="/ns0:NavWordReportXmlPart[1]/ns0:Header[1]/ns0:PaymentTermsDescription[1]" w:storeItemID="{AF7A6226-6056-400F-ADDA-E1ADA7C08250}"/>
           <w:text/>
         </w:sdtPr>
         <w:sdtContent>
@@ -5812,7 +5812,7 @@
               <w:placeholder>
                 <w:docPart w:val="F42C881018F24A98A7D58B8E3A7D35DA"/>
               </w:placeholder>
-              <w:dataBinding w:prefixMappings="&lt;xmlns:ns0='urn:microsoft-dynamics-nav/reports/Standard_Sales_Invoice/1306/' " w:xpath="/ns0:NavWordReportXmlPart[1]/ns0:Header[1]/ns0:SalesPerson_Lbl[1]" w:storeItemID="{AF7A6226-6056-400F-ADDA-E1ADA7C08250}"/>
+              <w:dataBinding w:prefixMappings="xmlns:ns0='urn:microsoft-dynamics-nav/reports/Standard_Sales_Invoice/1306/'" w:xpath="/ns0:NavWordReportXmlPart[1]/ns0:Header[1]/ns0:SalesPerson_Lbl[1]" w:storeItemID="{AF7A6226-6056-400F-ADDA-E1ADA7C08250}"/>
               <w:text/>
             </w:sdtPr>
             <w:sdtContent>
@@ -5851,7 +5851,7 @@
           <w:placeholder>
             <w:docPart w:val="F42C881018F24A98A7D58B8E3A7D35DA"/>
           </w:placeholder>
-          <w:dataBinding w:prefixMappings="&lt;xmlns:ns0='urn:microsoft-dynamics-nav/reports/Standard_Sales_Invoice/1306/' " w:xpath="/ns0:NavWordReportXmlPart[1]/ns0:Header[1]/ns0:SalesPersonName[1]" w:storeItemID="{AF7A6226-6056-400F-ADDA-E1ADA7C08250}"/>
+          <w:dataBinding w:prefixMappings="xmlns:ns0='urn:microsoft-dynamics-nav/reports/Standard_Sales_Invoice/1306/'" w:xpath="/ns0:NavWordReportXmlPart[1]/ns0:Header[1]/ns0:SalesPersonName[1]" w:storeItemID="{AF7A6226-6056-400F-ADDA-E1ADA7C08250}"/>
           <w:text/>
         </w:sdtPr>
         <w:sdtContent>
@@ -5900,7 +5900,7 @@
           <w:placeholder>
             <w:docPart w:val="F42C881018F24A98A7D58B8E3A7D35DA"/>
           </w:placeholder>
-          <w:dataBinding w:prefixMappings="&lt;xmlns:ns0='urn:microsoft-dynamics-nav/reports/Standard_Sales_Invoice/1306/' " w:xpath="/ns0:NavWordReportXmlPart[1]/ns0:Header[1]/ns0:PaymentMethodDescription_Lbl[1]" w:storeItemID="{AF7A6226-6056-400F-ADDA-E1ADA7C08250}"/>
+          <w:dataBinding w:prefixMappings="xmlns:ns0='urn:microsoft-dynamics-nav/reports/Standard_Sales_Invoice/1306/'" w:xpath="/ns0:NavWordReportXmlPart[1]/ns0:Header[1]/ns0:PaymentMethodDescription_Lbl[1]" w:storeItemID="{AF7A6226-6056-400F-ADDA-E1ADA7C08250}"/>
           <w:text/>
         </w:sdtPr>
         <w:sdtContent>
@@ -5945,7 +5945,7 @@
           <w:placeholder>
             <w:docPart w:val="F42C881018F24A98A7D58B8E3A7D35DA"/>
           </w:placeholder>
-          <w:dataBinding w:prefixMappings="&lt;xmlns:ns0='urn:microsoft-dynamics-nav/reports/Standard_Sales_Invoice/1306/' " w:xpath="/ns0:NavWordReportXmlPart[1]/ns0:Header[1]/ns0:PaymentMethodDescription[1]" w:storeItemID="{AF7A6226-6056-400F-ADDA-E1ADA7C08250}"/>
+          <w:dataBinding w:prefixMappings="xmlns:ns0='urn:microsoft-dynamics-nav/reports/Standard_Sales_Invoice/1306/'" w:xpath="/ns0:NavWordReportXmlPart[1]/ns0:Header[1]/ns0:PaymentMethodDescription[1]" w:storeItemID="{AF7A6226-6056-400F-ADDA-E1ADA7C08250}"/>
           <w:text/>
         </w:sdtPr>
         <w:sdtContent>
@@ -6041,7 +6041,7 @@
           <w:placeholder>
             <w:docPart w:val="F42C881018F24A98A7D58B8E3A7D35DA"/>
           </w:placeholder>
-          <w:dataBinding w:prefixMappings="&lt;xmlns:ns0='urn:microsoft-dynamics-nav/reports/Standard_Sales_Invoice/1306/' " w:xpath="/ns0:NavWordReportXmlPart[1]/ns0:Header[1]/ns0:N_expedición[1]" w:storeItemID="{AF7A6226-6056-400F-ADDA-E1ADA7C08250}"/>
+          <w:dataBinding w:prefixMappings="xmlns:ns0='urn:microsoft-dynamics-nav/reports/Standard_Sales_Invoice/1306/'" w:xpath="/ns0:NavWordReportXmlPart[1]/ns0:Header[1]/ns0:N_expedición[1]" w:storeItemID="{AF7A6226-6056-400F-ADDA-E1ADA7C08250}"/>
           <w:text/>
         </w:sdtPr>
         <w:sdtContent>
@@ -6164,7 +6164,7 @@
         <w:alias w:val="#Nav: /Header/CompanyPicture"/>
         <w:tag w:val="#Nav: Standard_Sales_Invoice/1306"/>
         <w:id w:val="1823306549"/>
-        <w:dataBinding w:prefixMappings="&lt;xmlns:ns0='urn:microsoft-dynamics-nav/reports/Standard_Sales_Invoice/1306/' " w:xpath="/ns0:NavWordReportXmlPart[1]/ns0:Header[1]/ns0:CompanyPicture[1]" w:storeItemID="{AF7A6226-6056-400F-ADDA-E1ADA7C08250}"/>
+        <w:dataBinding w:prefixMappings="xmlns:ns0='urn:microsoft-dynamics-nav/reports/Standard_Sales_Invoice/1306/'" w:xpath="/ns0:NavWordReportXmlPart[1]/ns0:Header[1]/ns0:CompanyPicture[1]" w:storeItemID="{AF7A6226-6056-400F-ADDA-E1ADA7C08250}"/>
         <w:picture/>
       </w:sdtPr>
       <w:sdtContent>
@@ -6380,7 +6380,7 @@
           <w:placeholder>
             <w:docPart w:val="B12FED80A5064E00ABA722D45E015769"/>
           </w:placeholder>
-          <w:dataBinding w:prefixMappings="&lt;xmlns:ns0='urn:microsoft-dynamics-nav/reports/Standard_Sales_Invoice/1306/' " w:xpath="/ns0:NavWordReportXmlPart[1]/ns0:Header[1]/ns0:CustomerAddress1[1]" w:storeItemID="{AF7A6226-6056-400F-ADDA-E1ADA7C08250}"/>
+          <w:dataBinding w:prefixMappings="xmlns:ns0='urn:microsoft-dynamics-nav/reports/Standard_Sales_Invoice/1306/'" w:xpath="/ns0:NavWordReportXmlPart[1]/ns0:Header[1]/ns0:CustomerAddress1[1]" w:storeItemID="{AF7A6226-6056-400F-ADDA-E1ADA7C08250}"/>
           <w:text/>
         </w:sdtPr>
         <w:sdtEndPr>
@@ -6430,7 +6430,7 @@
           <w:placeholder>
             <w:docPart w:val="DefaultPlaceholder_-1854013440"/>
           </w:placeholder>
-          <w:dataBinding w:prefixMappings="&lt;xmlns:ns0='urn:microsoft-dynamics-nav/reports/Standard_Sales_Invoice/1306/' " w:xpath="/ns0:NavWordReportXmlPart[1]/ns0:Header[1]/ns0:ShipToAddress1[1]" w:storeItemID="{AF7A6226-6056-400F-ADDA-E1ADA7C08250}"/>
+          <w:dataBinding w:prefixMappings="xmlns:ns0='urn:microsoft-dynamics-nav/reports/Standard_Sales_Invoice/1306/'" w:xpath="/ns0:NavWordReportXmlPart[1]/ns0:Header[1]/ns0:ShipToAddress1[1]" w:storeItemID="{AF7A6226-6056-400F-ADDA-E1ADA7C08250}"/>
           <w:text/>
         </w:sdtPr>
         <w:sdtContent>
@@ -6491,7 +6491,7 @@
               <w:placeholder>
                 <w:docPart w:val="B9E0E937706B4E67BE8BD328290C65D4"/>
               </w:placeholder>
-              <w:dataBinding w:prefixMappings="&lt;xmlns:ns0='urn:microsoft-dynamics-nav/reports/Standard_Sales_Invoice/1306/' " w:xpath="/ns0:NavWordReportXmlPart[1]/ns0:Header[1]/ns0:Page_Lbl[1]" w:storeItemID="{AF7A6226-6056-400F-ADDA-E1ADA7C08250}"/>
+              <w:dataBinding w:prefixMappings="xmlns:ns0='urn:microsoft-dynamics-nav/reports/Standard_Sales_Invoice/1306/'" w:xpath="/ns0:NavWordReportXmlPart[1]/ns0:Header[1]/ns0:Page_Lbl[1]" w:storeItemID="{AF7A6226-6056-400F-ADDA-E1ADA7C08250}"/>
               <w:text/>
             </w:sdtPr>
             <w:sdtContent>
@@ -6638,7 +6638,7 @@
           <w:placeholder>
             <w:docPart w:val="F659137ADA4D4A118AEC8C404D8FDE8A"/>
           </w:placeholder>
-          <w:dataBinding w:prefixMappings="&lt;xmlns:ns0='urn:microsoft-dynamics-nav/reports/Standard_Sales_Invoice/1306/' " w:xpath="/ns0:NavWordReportXmlPart[1]/ns0:Header[1]/ns0:CustomerAddress2[1]" w:storeItemID="{AF7A6226-6056-400F-ADDA-E1ADA7C08250}"/>
+          <w:dataBinding w:prefixMappings="xmlns:ns0='urn:microsoft-dynamics-nav/reports/Standard_Sales_Invoice/1306/'" w:xpath="/ns0:NavWordReportXmlPart[1]/ns0:Header[1]/ns0:CustomerAddress2[1]" w:storeItemID="{AF7A6226-6056-400F-ADDA-E1ADA7C08250}"/>
           <w:text/>
         </w:sdtPr>
         <w:sdtContent>
@@ -6682,7 +6682,7 @@
           <w:placeholder>
             <w:docPart w:val="DefaultPlaceholder_-1854013440"/>
           </w:placeholder>
-          <w:dataBinding w:prefixMappings="&lt;xmlns:ns0='urn:microsoft-dynamics-nav/reports/Standard_Sales_Invoice/1306/' " w:xpath="/ns0:NavWordReportXmlPart[1]/ns0:Header[1]/ns0:ShipToAddress2[1]" w:storeItemID="{AF7A6226-6056-400F-ADDA-E1ADA7C08250}"/>
+          <w:dataBinding w:prefixMappings="xmlns:ns0='urn:microsoft-dynamics-nav/reports/Standard_Sales_Invoice/1306/'" w:xpath="/ns0:NavWordReportXmlPart[1]/ns0:Header[1]/ns0:ShipToAddress2[1]" w:storeItemID="{AF7A6226-6056-400F-ADDA-E1ADA7C08250}"/>
           <w:text/>
         </w:sdtPr>
         <w:sdtContent>
@@ -6746,7 +6746,7 @@
           <w:placeholder>
             <w:docPart w:val="2942513BCF334FA7B1AB1C0A055D4BEC"/>
           </w:placeholder>
-          <w:dataBinding w:prefixMappings="&lt;xmlns:ns0='urn:microsoft-dynamics-nav/reports/Standard_Sales_Invoice/1306/' " w:xpath="/ns0:NavWordReportXmlPart[1]/ns0:Header[1]/ns0:CustomerAddress3[1]" w:storeItemID="{AF7A6226-6056-400F-ADDA-E1ADA7C08250}"/>
+          <w:dataBinding w:prefixMappings="xmlns:ns0='urn:microsoft-dynamics-nav/reports/Standard_Sales_Invoice/1306/'" w:xpath="/ns0:NavWordReportXmlPart[1]/ns0:Header[1]/ns0:CustomerAddress3[1]" w:storeItemID="{AF7A6226-6056-400F-ADDA-E1ADA7C08250}"/>
           <w:text/>
         </w:sdtPr>
         <w:sdtContent>
@@ -6790,7 +6790,7 @@
           <w:placeholder>
             <w:docPart w:val="DefaultPlaceholder_-1854013440"/>
           </w:placeholder>
-          <w:dataBinding w:prefixMappings="&lt;xmlns:ns0='urn:microsoft-dynamics-nav/reports/Standard_Sales_Invoice/1306/' " w:xpath="/ns0:NavWordReportXmlPart[1]/ns0:Header[1]/ns0:ShipToAddress3[1]" w:storeItemID="{AF7A6226-6056-400F-ADDA-E1ADA7C08250}"/>
+          <w:dataBinding w:prefixMappings="xmlns:ns0='urn:microsoft-dynamics-nav/reports/Standard_Sales_Invoice/1306/'" w:xpath="/ns0:NavWordReportXmlPart[1]/ns0:Header[1]/ns0:ShipToAddress3[1]" w:storeItemID="{AF7A6226-6056-400F-ADDA-E1ADA7C08250}"/>
           <w:text/>
         </w:sdtPr>
         <w:sdtContent>
@@ -6833,7 +6833,7 @@
           <w:placeholder>
             <w:docPart w:val="1B1E13668B4E4B8AAC5BE3300F2AAF9C"/>
           </w:placeholder>
-          <w:dataBinding w:prefixMappings="&lt;xmlns:ns0='urn:microsoft-dynamics-nav/reports/Standard_Sales_Invoice/1306/' " w:xpath="/ns0:NavWordReportXmlPart[1]/ns0:Header[1]/ns0:CompanyAddress1[1]" w:storeItemID="{AF7A6226-6056-400F-ADDA-E1ADA7C08250}"/>
+          <w:dataBinding w:prefixMappings="xmlns:ns0='urn:microsoft-dynamics-nav/reports/Standard_Sales_Invoice/1306/'" w:xpath="/ns0:NavWordReportXmlPart[1]/ns0:Header[1]/ns0:CompanyAddress1[1]" w:storeItemID="{AF7A6226-6056-400F-ADDA-E1ADA7C08250}"/>
           <w:text/>
         </w:sdtPr>
         <w:sdtContent>
@@ -6883,7 +6883,7 @@
           <w:placeholder>
             <w:docPart w:val="4C5E550FA5F242E89DB1FE17ABA6EC76"/>
           </w:placeholder>
-          <w:dataBinding w:prefixMappings="&lt;xmlns:ns0='urn:microsoft-dynamics-nav/reports/Standard_Sales_Invoice/1306/' " w:xpath="/ns0:NavWordReportXmlPart[1]/ns0:Header[1]/ns0:CustomerAddress4[1]" w:storeItemID="{AF7A6226-6056-400F-ADDA-E1ADA7C08250}"/>
+          <w:dataBinding w:prefixMappings="xmlns:ns0='urn:microsoft-dynamics-nav/reports/Standard_Sales_Invoice/1306/'" w:xpath="/ns0:NavWordReportXmlPart[1]/ns0:Header[1]/ns0:CustomerAddress4[1]" w:storeItemID="{AF7A6226-6056-400F-ADDA-E1ADA7C08250}"/>
           <w:text/>
         </w:sdtPr>
         <w:sdtContent>
@@ -6927,7 +6927,7 @@
           <w:placeholder>
             <w:docPart w:val="DefaultPlaceholder_-1854013440"/>
           </w:placeholder>
-          <w:dataBinding w:prefixMappings="&lt;xmlns:ns0='urn:microsoft-dynamics-nav/reports/Standard_Sales_Invoice/1306/' " w:xpath="/ns0:NavWordReportXmlPart[1]/ns0:Header[1]/ns0:ShipToAddress4[1]" w:storeItemID="{AF7A6226-6056-400F-ADDA-E1ADA7C08250}"/>
+          <w:dataBinding w:prefixMappings="xmlns:ns0='urn:microsoft-dynamics-nav/reports/Standard_Sales_Invoice/1306/'" w:xpath="/ns0:NavWordReportXmlPart[1]/ns0:Header[1]/ns0:ShipToAddress4[1]" w:storeItemID="{AF7A6226-6056-400F-ADDA-E1ADA7C08250}"/>
           <w:text/>
         </w:sdtPr>
         <w:sdtContent>
@@ -6970,7 +6970,7 @@
           <w:placeholder>
             <w:docPart w:val="55B4179EE1A5475C89F3671B8D7FF5EF"/>
           </w:placeholder>
-          <w:dataBinding w:prefixMappings="&lt;xmlns:ns0='urn:microsoft-dynamics-nav/reports/Standard_Sales_Invoice/1306/' " w:xpath="/ns0:NavWordReportXmlPart[1]/ns0:Header[1]/ns0:CompanyAddress2[1]" w:storeItemID="{AF7A6226-6056-400F-ADDA-E1ADA7C08250}"/>
+          <w:dataBinding w:prefixMappings="xmlns:ns0='urn:microsoft-dynamics-nav/reports/Standard_Sales_Invoice/1306/'" w:xpath="/ns0:NavWordReportXmlPart[1]/ns0:Header[1]/ns0:CompanyAddress2[1]" w:storeItemID="{AF7A6226-6056-400F-ADDA-E1ADA7C08250}"/>
           <w:text/>
         </w:sdtPr>
         <w:sdtContent>
@@ -7020,7 +7020,7 @@
           <w:placeholder>
             <w:docPart w:val="3345FFF338A64D34B42091038226166B"/>
           </w:placeholder>
-          <w:dataBinding w:prefixMappings="&lt;xmlns:ns0='urn:microsoft-dynamics-nav/reports/Standard_Sales_Invoice/1306/' " w:xpath="/ns0:NavWordReportXmlPart[1]/ns0:Header[1]/ns0:CustomerAddress5[1]" w:storeItemID="{AF7A6226-6056-400F-ADDA-E1ADA7C08250}"/>
+          <w:dataBinding w:prefixMappings="xmlns:ns0='urn:microsoft-dynamics-nav/reports/Standard_Sales_Invoice/1306/'" w:xpath="/ns0:NavWordReportXmlPart[1]/ns0:Header[1]/ns0:CustomerAddress5[1]" w:storeItemID="{AF7A6226-6056-400F-ADDA-E1ADA7C08250}"/>
           <w:text/>
         </w:sdtPr>
         <w:sdtContent>
@@ -7064,7 +7064,7 @@
           <w:placeholder>
             <w:docPart w:val="DefaultPlaceholder_-1854013440"/>
           </w:placeholder>
-          <w:dataBinding w:prefixMappings="&lt;xmlns:ns0='urn:microsoft-dynamics-nav/reports/Standard_Sales_Invoice/1306/' " w:xpath="/ns0:NavWordReportXmlPart[1]/ns0:Header[1]/ns0:ShipToAddress5[1]" w:storeItemID="{AF7A6226-6056-400F-ADDA-E1ADA7C08250}"/>
+          <w:dataBinding w:prefixMappings="xmlns:ns0='urn:microsoft-dynamics-nav/reports/Standard_Sales_Invoice/1306/'" w:xpath="/ns0:NavWordReportXmlPart[1]/ns0:Header[1]/ns0:ShipToAddress5[1]" w:storeItemID="{AF7A6226-6056-400F-ADDA-E1ADA7C08250}"/>
           <w:text/>
         </w:sdtPr>
         <w:sdtContent>
@@ -7107,7 +7107,7 @@
           <w:placeholder>
             <w:docPart w:val="272A0A1D16D442B4A43F621DDEC9BACD"/>
           </w:placeholder>
-          <w:dataBinding w:prefixMappings="&lt;xmlns:ns0='urn:microsoft-dynamics-nav/reports/Standard_Sales_Invoice/1306/' " w:xpath="/ns0:NavWordReportXmlPart[1]/ns0:Header[1]/ns0:CompanyAddress3[1]" w:storeItemID="{AF7A6226-6056-400F-ADDA-E1ADA7C08250}"/>
+          <w:dataBinding w:prefixMappings="xmlns:ns0='urn:microsoft-dynamics-nav/reports/Standard_Sales_Invoice/1306/'" w:xpath="/ns0:NavWordReportXmlPart[1]/ns0:Header[1]/ns0:CompanyAddress3[1]" w:storeItemID="{AF7A6226-6056-400F-ADDA-E1ADA7C08250}"/>
           <w:text/>
         </w:sdtPr>
         <w:sdtContent>
@@ -7157,7 +7157,7 @@
           <w:placeholder>
             <w:docPart w:val="9F878C1C1B06417090A62B1A6CBC2ADA"/>
           </w:placeholder>
-          <w:dataBinding w:prefixMappings="&lt;xmlns:ns0='urn:microsoft-dynamics-nav/reports/Standard_Sales_Invoice/1306/' " w:xpath="/ns0:NavWordReportXmlPart[1]/ns0:Header[1]/ns0:CustomerAddress6[1]" w:storeItemID="{AF7A6226-6056-400F-ADDA-E1ADA7C08250}"/>
+          <w:dataBinding w:prefixMappings="xmlns:ns0='urn:microsoft-dynamics-nav/reports/Standard_Sales_Invoice/1306/'" w:xpath="/ns0:NavWordReportXmlPart[1]/ns0:Header[1]/ns0:CustomerAddress6[1]" w:storeItemID="{AF7A6226-6056-400F-ADDA-E1ADA7C08250}"/>
           <w:text/>
         </w:sdtPr>
         <w:sdtContent>
@@ -7201,7 +7201,7 @@
           <w:placeholder>
             <w:docPart w:val="DefaultPlaceholder_-1854013440"/>
           </w:placeholder>
-          <w:dataBinding w:prefixMappings="&lt;xmlns:ns0='urn:microsoft-dynamics-nav/reports/Standard_Sales_Invoice/1306/' " w:xpath="/ns0:NavWordReportXmlPart[1]/ns0:Header[1]/ns0:ShipToAddress6[1]" w:storeItemID="{AF7A6226-6056-400F-ADDA-E1ADA7C08250}"/>
+          <w:dataBinding w:prefixMappings="xmlns:ns0='urn:microsoft-dynamics-nav/reports/Standard_Sales_Invoice/1306/'" w:xpath="/ns0:NavWordReportXmlPart[1]/ns0:Header[1]/ns0:ShipToAddress6[1]" w:storeItemID="{AF7A6226-6056-400F-ADDA-E1ADA7C08250}"/>
           <w:text/>
         </w:sdtPr>
         <w:sdtContent>
@@ -7244,7 +7244,7 @@
           <w:placeholder>
             <w:docPart w:val="29FECF74EA104E0EA1EAF981F980D879"/>
           </w:placeholder>
-          <w:dataBinding w:prefixMappings="&lt;xmlns:ns0='urn:microsoft-dynamics-nav/reports/Standard_Sales_Invoice/1306/' " w:xpath="/ns0:NavWordReportXmlPart[1]/ns0:Header[1]/ns0:CompanyAddress4[1]" w:storeItemID="{AF7A6226-6056-400F-ADDA-E1ADA7C08250}"/>
+          <w:dataBinding w:prefixMappings="xmlns:ns0='urn:microsoft-dynamics-nav/reports/Standard_Sales_Invoice/1306/'" w:xpath="/ns0:NavWordReportXmlPart[1]/ns0:Header[1]/ns0:CompanyAddress4[1]" w:storeItemID="{AF7A6226-6056-400F-ADDA-E1ADA7C08250}"/>
           <w:text/>
         </w:sdtPr>
         <w:sdtContent>
@@ -7294,7 +7294,7 @@
           <w:placeholder>
             <w:docPart w:val="2909981A107345DEB099C0A4D3F93E70"/>
           </w:placeholder>
-          <w:dataBinding w:prefixMappings="&lt;xmlns:ns0='urn:microsoft-dynamics-nav/reports/Standard_Sales_Invoice/1306/' " w:xpath="/ns0:NavWordReportXmlPart[1]/ns0:Header[1]/ns0:CustomerAddress7[1]" w:storeItemID="{AF7A6226-6056-400F-ADDA-E1ADA7C08250}"/>
+          <w:dataBinding w:prefixMappings="xmlns:ns0='urn:microsoft-dynamics-nav/reports/Standard_Sales_Invoice/1306/'" w:xpath="/ns0:NavWordReportXmlPart[1]/ns0:Header[1]/ns0:CustomerAddress7[1]" w:storeItemID="{AF7A6226-6056-400F-ADDA-E1ADA7C08250}"/>
           <w:text/>
         </w:sdtPr>
         <w:sdtContent>
@@ -7338,7 +7338,7 @@
           <w:placeholder>
             <w:docPart w:val="DefaultPlaceholder_-1854013440"/>
           </w:placeholder>
-          <w:dataBinding w:prefixMappings="&lt;xmlns:ns0='urn:microsoft-dynamics-nav/reports/Standard_Sales_Invoice/1306/' " w:xpath="/ns0:NavWordReportXmlPart[1]/ns0:Header[1]/ns0:ShipToAddress7[1]" w:storeItemID="{AF7A6226-6056-400F-ADDA-E1ADA7C08250}"/>
+          <w:dataBinding w:prefixMappings="xmlns:ns0='urn:microsoft-dynamics-nav/reports/Standard_Sales_Invoice/1306/'" w:xpath="/ns0:NavWordReportXmlPart[1]/ns0:Header[1]/ns0:ShipToAddress7[1]" w:storeItemID="{AF7A6226-6056-400F-ADDA-E1ADA7C08250}"/>
           <w:text/>
         </w:sdtPr>
         <w:sdtContent>
@@ -7381,7 +7381,7 @@
           <w:placeholder>
             <w:docPart w:val="423D656E2CCD43EF9CCDFBAD3645F7AC"/>
           </w:placeholder>
-          <w:dataBinding w:prefixMappings="&lt;xmlns:ns0='urn:microsoft-dynamics-nav/reports/Standard_Sales_Invoice/1306/' " w:xpath="/ns0:NavWordReportXmlPart[1]/ns0:Header[1]/ns0:CompanyAddress5[1]" w:storeItemID="{AF7A6226-6056-400F-ADDA-E1ADA7C08250}"/>
+          <w:dataBinding w:prefixMappings="xmlns:ns0='urn:microsoft-dynamics-nav/reports/Standard_Sales_Invoice/1306/'" w:xpath="/ns0:NavWordReportXmlPart[1]/ns0:Header[1]/ns0:CompanyAddress5[1]" w:storeItemID="{AF7A6226-6056-400F-ADDA-E1ADA7C08250}"/>
           <w:text/>
         </w:sdtPr>
         <w:sdtContent>
@@ -7431,7 +7431,7 @@
           <w:placeholder>
             <w:docPart w:val="DC3AB87A456342AD98FEF819F68D164F"/>
           </w:placeholder>
-          <w:dataBinding w:prefixMappings="&lt;xmlns:ns0='urn:microsoft-dynamics-nav/reports/Standard_Sales_Invoice/1306/' " w:xpath="/ns0:NavWordReportXmlPart[1]/ns0:Header[1]/ns0:CustomerAddress8[1]" w:storeItemID="{AF7A6226-6056-400F-ADDA-E1ADA7C08250}"/>
+          <w:dataBinding w:prefixMappings="xmlns:ns0='urn:microsoft-dynamics-nav/reports/Standard_Sales_Invoice/1306/'" w:xpath="/ns0:NavWordReportXmlPart[1]/ns0:Header[1]/ns0:CustomerAddress8[1]" w:storeItemID="{AF7A6226-6056-400F-ADDA-E1ADA7C08250}"/>
           <w:text/>
         </w:sdtPr>
         <w:sdtContent>
@@ -7475,7 +7475,7 @@
           <w:placeholder>
             <w:docPart w:val="DefaultPlaceholder_-1854013440"/>
           </w:placeholder>
-          <w:dataBinding w:prefixMappings="&lt;xmlns:ns0='urn:microsoft-dynamics-nav/reports/Standard_Sales_Invoice/1306/' " w:xpath="/ns0:NavWordReportXmlPart[1]/ns0:Header[1]/ns0:ShipToAddress8[1]" w:storeItemID="{AF7A6226-6056-400F-ADDA-E1ADA7C08250}"/>
+          <w:dataBinding w:prefixMappings="xmlns:ns0='urn:microsoft-dynamics-nav/reports/Standard_Sales_Invoice/1306/'" w:xpath="/ns0:NavWordReportXmlPart[1]/ns0:Header[1]/ns0:ShipToAddress8[1]" w:storeItemID="{AF7A6226-6056-400F-ADDA-E1ADA7C08250}"/>
           <w:text/>
         </w:sdtPr>
         <w:sdtContent>
@@ -7518,7 +7518,7 @@
           <w:placeholder>
             <w:docPart w:val="51AA21971B924DFFB232C933674F04C1"/>
           </w:placeholder>
-          <w:dataBinding w:prefixMappings="&lt;xmlns:ns0='urn:microsoft-dynamics-nav/reports/Standard_Sales_Invoice/1306/' " w:xpath="/ns0:NavWordReportXmlPart[1]/ns0:Header[1]/ns0:CompanyAddress6[1]" w:storeItemID="{AF7A6226-6056-400F-ADDA-E1ADA7C08250}"/>
+          <w:dataBinding w:prefixMappings="xmlns:ns0='urn:microsoft-dynamics-nav/reports/Standard_Sales_Invoice/1306/'" w:xpath="/ns0:NavWordReportXmlPart[1]/ns0:Header[1]/ns0:CompanyAddress6[1]" w:storeItemID="{AF7A6226-6056-400F-ADDA-E1ADA7C08250}"/>
           <w:text/>
         </w:sdtPr>
         <w:sdtContent>
@@ -7586,7 +7586,7 @@
               <w:placeholder>
                 <w:docPart w:val="F835FB459AA64936B78321B5686E8C94"/>
               </w:placeholder>
-              <w:dataBinding w:prefixMappings="&lt;xmlns:ns0='urn:microsoft-dynamics-nav/reports/Standard_Sales_Invoice/1306/' " w:xpath="/ns0:NavWordReportXmlPart[1]/ns0:Header[1]/ns0:DocumentTitle_Lbl[1]" w:storeItemID="{AF7A6226-6056-400F-ADDA-E1ADA7C08250}"/>
+              <w:dataBinding w:prefixMappings="xmlns:ns0='urn:microsoft-dynamics-nav/reports/Standard_Sales_Invoice/1306/'" w:xpath="/ns0:NavWordReportXmlPart[1]/ns0:Header[1]/ns0:DocumentTitle_Lbl[1]" w:storeItemID="{AF7A6226-6056-400F-ADDA-E1ADA7C08250}"/>
               <w:text/>
             </w:sdtPr>
             <w:sdtContent>
@@ -7651,7 +7651,7 @@
               <w:placeholder>
                 <w:docPart w:val="AEE6416161FF49378183689D6FC1C70E"/>
               </w:placeholder>
-              <w:dataBinding w:prefixMappings="&lt;xmlns:ns0='urn:microsoft-dynamics-nav/reports/Standard_Sales_Invoice/1306/' " w:xpath="/ns0:NavWordReportXmlPart[1]/ns0:Header[1]/ns0:DocumentNo[1]" w:storeItemID="{AF7A6226-6056-400F-ADDA-E1ADA7C08250}"/>
+              <w:dataBinding w:prefixMappings="xmlns:ns0='urn:microsoft-dynamics-nav/reports/Standard_Sales_Invoice/1306/'" w:xpath="/ns0:NavWordReportXmlPart[1]/ns0:Header[1]/ns0:DocumentNo[1]" w:storeItemID="{AF7A6226-6056-400F-ADDA-E1ADA7C08250}"/>
               <w:text/>
             </w:sdtPr>
             <w:sdtContent>
@@ -7722,7 +7722,7 @@
           <w:placeholder>
             <w:docPart w:val="9B3F9FCE3A8A482CB9E670DFA771E0C1"/>
           </w:placeholder>
-          <w:dataBinding w:prefixMappings="&lt;xmlns:ns0='urn:microsoft-dynamics-nav/reports/Standard_Sales_Invoice/1306/' " w:xpath="/ns0:NavWordReportXmlPart[1]/ns0:Header[1]/ns0:CompanyVATRegistrationNo_Lbl[1]" w:storeItemID="{AF7A6226-6056-400F-ADDA-E1ADA7C08250}"/>
+          <w:dataBinding w:prefixMappings="xmlns:ns0='urn:microsoft-dynamics-nav/reports/Standard_Sales_Invoice/1306/'" w:xpath="/ns0:NavWordReportXmlPart[1]/ns0:Header[1]/ns0:CompanyVATRegistrationNo_Lbl[1]" w:storeItemID="{AF7A6226-6056-400F-ADDA-E1ADA7C08250}"/>
           <w:text/>
         </w:sdtPr>
         <w:sdtContent>
@@ -7766,7 +7766,7 @@
           <w:placeholder>
             <w:docPart w:val="DefaultPlaceholder_-1854013440"/>
           </w:placeholder>
-          <w:dataBinding w:prefixMappings="&lt;xmlns:ns0='urn:microsoft-dynamics-nav/reports/Standard_Sales_Invoice/1306/' " w:xpath="/ns0:NavWordReportXmlPart[1]/ns0:Header[1]/ns0:VATRegistrationNo[1]" w:storeItemID="{AF7A6226-6056-400F-ADDA-E1ADA7C08250}"/>
+          <w:dataBinding w:prefixMappings="xmlns:ns0='urn:microsoft-dynamics-nav/reports/Standard_Sales_Invoice/1306/'" w:xpath="/ns0:NavWordReportXmlPart[1]/ns0:Header[1]/ns0:VATRegistrationNo[1]" w:storeItemID="{AF7A6226-6056-400F-ADDA-E1ADA7C08250}"/>
           <w:text/>
         </w:sdtPr>
         <w:sdtContent>
@@ -7827,7 +7827,7 @@
           <w:placeholder>
             <w:docPart w:val="DefaultPlaceholder_-1854013440"/>
           </w:placeholder>
-          <w:dataBinding w:prefixMappings="&lt;xmlns:ns0='urn:microsoft-dynamics-nav/reports/Standard_Sales_Invoice/1306/' " w:xpath="/ns0:NavWordReportXmlPart[1]/ns0:Header[1]/ns0:CompanyPhoneNo_Lbl[1]" w:storeItemID="{AF7A6226-6056-400F-ADDA-E1ADA7C08250}"/>
+          <w:dataBinding w:prefixMappings="xmlns:ns0='urn:microsoft-dynamics-nav/reports/Standard_Sales_Invoice/1306/'" w:xpath="/ns0:NavWordReportXmlPart[1]/ns0:Header[1]/ns0:CompanyPhoneNo_Lbl[1]" w:storeItemID="{AF7A6226-6056-400F-ADDA-E1ADA7C08250}"/>
           <w:text/>
         </w:sdtPr>
         <w:sdtContent>
@@ -7873,7 +7873,7 @@
           <w:placeholder>
             <w:docPart w:val="DefaultPlaceholder_-1854013440"/>
           </w:placeholder>
-          <w:dataBinding w:prefixMappings="&lt;xmlns:ns0='urn:microsoft-dynamics-nav/reports/Standard_Sales_Invoice/1306/' " w:xpath="/ns0:NavWordReportXmlPart[1]/ns0:Header[1]/ns0:CompanyPhoneNo[1]" w:storeItemID="{AF7A6226-6056-400F-ADDA-E1ADA7C08250}"/>
+          <w:dataBinding w:prefixMappings="xmlns:ns0='urn:microsoft-dynamics-nav/reports/Standard_Sales_Invoice/1306/'" w:xpath="/ns0:NavWordReportXmlPart[1]/ns0:Header[1]/ns0:CompanyPhoneNo[1]" w:storeItemID="{AF7A6226-6056-400F-ADDA-E1ADA7C08250}"/>
           <w:text/>
         </w:sdtPr>
         <w:sdtContent>
@@ -7924,7 +7924,7 @@
           <w:placeholder>
             <w:docPart w:val="CB34C7B8837E410F937CBAB50A0BADFA"/>
           </w:placeholder>
-          <w:dataBinding w:prefixMappings="&lt;xmlns:ns0='urn:microsoft-dynamics-nav/reports/Standard_Sales_Invoice/1306/' " w:xpath="/ns0:NavWordReportXmlPart[1]/ns0:Header[1]/ns0:YourReference_Lbl[1]" w:storeItemID="{AF7A6226-6056-400F-ADDA-E1ADA7C08250}"/>
+          <w:dataBinding w:prefixMappings="xmlns:ns0='urn:microsoft-dynamics-nav/reports/Standard_Sales_Invoice/1306/'" w:xpath="/ns0:NavWordReportXmlPart[1]/ns0:Header[1]/ns0:YourReference_Lbl[1]" w:storeItemID="{AF7A6226-6056-400F-ADDA-E1ADA7C08250}"/>
           <w:text/>
         </w:sdtPr>
         <w:sdtContent>
@@ -7968,7 +7968,7 @@
           <w:placeholder>
             <w:docPart w:val="FD4AA351D82144F7912ACA93B52700D3"/>
           </w:placeholder>
-          <w:dataBinding w:prefixMappings="&lt;xmlns:ns0='urn:microsoft-dynamics-nav/reports/Standard_Sales_Invoice/1306/' " w:xpath="/ns0:NavWordReportXmlPart[1]/ns0:Header[1]/ns0:YourReference[1]" w:storeItemID="{AF7A6226-6056-400F-ADDA-E1ADA7C08250}"/>
+          <w:dataBinding w:prefixMappings="xmlns:ns0='urn:microsoft-dynamics-nav/reports/Standard_Sales_Invoice/1306/'" w:xpath="/ns0:NavWordReportXmlPart[1]/ns0:Header[1]/ns0:YourReference[1]" w:storeItemID="{AF7A6226-6056-400F-ADDA-E1ADA7C08250}"/>
           <w:text/>
         </w:sdtPr>
         <w:sdtContent>
@@ -8028,7 +8028,7 @@
           <w:placeholder>
             <w:docPart w:val="DefaultPlaceholder_-1854013440"/>
           </w:placeholder>
-          <w:dataBinding w:prefixMappings="&lt;xmlns:ns0='urn:microsoft-dynamics-nav/reports/Standard_Sales_Invoice/1306/' " w:xpath="/ns0:NavWordReportXmlPart[1]/ns0:Header[1]/ns0:HomePag_Lbl[1]" w:storeItemID="{AF7A6226-6056-400F-ADDA-E1ADA7C08250}"/>
+          <w:dataBinding w:prefixMappings="xmlns:ns0='urn:microsoft-dynamics-nav/reports/Standard_Sales_Invoice/1306/'" w:xpath="/ns0:NavWordReportXmlPart[1]/ns0:Header[1]/ns0:HomePag_Lbl[1]" w:storeItemID="{AF7A6226-6056-400F-ADDA-E1ADA7C08250}"/>
           <w:text/>
         </w:sdtPr>
         <w:sdtContent>
@@ -8074,7 +8074,7 @@
           <w:placeholder>
             <w:docPart w:val="DefaultPlaceholder_-1854013440"/>
           </w:placeholder>
-          <w:dataBinding w:prefixMappings="&lt;xmlns:ns0='urn:microsoft-dynamics-nav/reports/Standard_Sales_Invoice/1306/' " w:xpath="/ns0:NavWordReportXmlPart[1]/ns0:Header[1]/ns0:CompanyHomePage[1]" w:storeItemID="{AF7A6226-6056-400F-ADDA-E1ADA7C08250}"/>
+          <w:dataBinding w:prefixMappings="xmlns:ns0='urn:microsoft-dynamics-nav/reports/Standard_Sales_Invoice/1306/'" w:xpath="/ns0:NavWordReportXmlPart[1]/ns0:Header[1]/ns0:CompanyHomePage[1]" w:storeItemID="{AF7A6226-6056-400F-ADDA-E1ADA7C08250}"/>
           <w:text/>
         </w:sdtPr>
         <w:sdtContent>
@@ -8124,7 +8124,7 @@
           <w:placeholder>
             <w:docPart w:val="DefaultPlaceholder_-1854013440"/>
           </w:placeholder>
-          <w:dataBinding w:prefixMappings="&lt;xmlns:ns0='urn:microsoft-dynamics-nav/reports/Standard_Sales_Invoice/1306/' " w:xpath="/ns0:NavWordReportXmlPart[1]/ns0:Header[1]/ns0:BilltoCustomerNo_Lbl[1]" w:storeItemID="{AF7A6226-6056-400F-ADDA-E1ADA7C08250}"/>
+          <w:dataBinding w:prefixMappings="xmlns:ns0='urn:microsoft-dynamics-nav/reports/Standard_Sales_Invoice/1306/'" w:xpath="/ns0:NavWordReportXmlPart[1]/ns0:Header[1]/ns0:BilltoCustomerNo_Lbl[1]" w:storeItemID="{AF7A6226-6056-400F-ADDA-E1ADA7C08250}"/>
           <w:text/>
         </w:sdtPr>
         <w:sdtContent>
@@ -8169,7 +8169,7 @@
           <w:placeholder>
             <w:docPart w:val="DefaultPlaceholder_-1854013440"/>
           </w:placeholder>
-          <w:dataBinding w:prefixMappings="&lt;xmlns:ns0='urn:microsoft-dynamics-nav/reports/Standard_Sales_Invoice/1306/' " w:xpath="/ns0:NavWordReportXmlPart[1]/ns0:Header[1]/ns0:BilltoCustumerNo[1]" w:storeItemID="{AF7A6226-6056-400F-ADDA-E1ADA7C08250}"/>
+          <w:dataBinding w:prefixMappings="xmlns:ns0='urn:microsoft-dynamics-nav/reports/Standard_Sales_Invoice/1306/'" w:xpath="/ns0:NavWordReportXmlPart[1]/ns0:Header[1]/ns0:BilltoCustumerNo[1]" w:storeItemID="{AF7A6226-6056-400F-ADDA-E1ADA7C08250}"/>
           <w:text/>
         </w:sdtPr>
         <w:sdtContent>
@@ -8230,7 +8230,7 @@
           <w:placeholder>
             <w:docPart w:val="DefaultPlaceholder_-1854013440"/>
           </w:placeholder>
-          <w:dataBinding w:prefixMappings="&lt;xmlns:ns0='urn:microsoft-dynamics-nav/reports/Standard_Sales_Invoice/1306/' " w:xpath="/ns0:NavWordReportXmlPart[1]/ns0:Header[1]/ns0:EMail_Lbl[1]" w:storeItemID="{AF7A6226-6056-400F-ADDA-E1ADA7C08250}"/>
+          <w:dataBinding w:prefixMappings="xmlns:ns0='urn:microsoft-dynamics-nav/reports/Standard_Sales_Invoice/1306/'" w:xpath="/ns0:NavWordReportXmlPart[1]/ns0:Header[1]/ns0:EMail_Lbl[1]" w:storeItemID="{AF7A6226-6056-400F-ADDA-E1ADA7C08250}"/>
           <w:text/>
         </w:sdtPr>
         <w:sdtContent>
@@ -8276,7 +8276,7 @@
           <w:placeholder>
             <w:docPart w:val="0617A6DB7667460DA002C52BAFBC0991"/>
           </w:placeholder>
-          <w:dataBinding w:prefixMappings="&lt;xmlns:ns0='urn:microsoft-dynamics-nav/reports/Standard_Sales_Invoice/1306/' " w:xpath="/ns0:NavWordReportXmlPart[1]/ns0:Header[1]/ns0:CompanyEMail[1]" w:storeItemID="{AF7A6226-6056-400F-ADDA-E1ADA7C08250}"/>
+          <w:dataBinding w:prefixMappings="xmlns:ns0='urn:microsoft-dynamics-nav/reports/Standard_Sales_Invoice/1306/'" w:xpath="/ns0:NavWordReportXmlPart[1]/ns0:Header[1]/ns0:CompanyEMail[1]" w:storeItemID="{AF7A6226-6056-400F-ADDA-E1ADA7C08250}"/>
           <w:text/>
         </w:sdtPr>
         <w:sdtContent>
@@ -8326,7 +8326,7 @@
           <w:placeholder>
             <w:docPart w:val="DefaultPlaceholder_-1854013440"/>
           </w:placeholder>
-          <w:dataBinding w:prefixMappings="&lt;xmlns:ns0='urn:microsoft-dynamics-nav/reports/Standard_Sales_Invoice/1306/' " w:xpath="/ns0:NavWordReportXmlPart[1]/ns0:Header[1]/ns0:OrderNo_Lbl[1]" w:storeItemID="{AF7A6226-6056-400F-ADDA-E1ADA7C08250}"/>
+          <w:dataBinding w:prefixMappings="xmlns:ns0='urn:microsoft-dynamics-nav/reports/Standard_Sales_Invoice/1306/'" w:xpath="/ns0:NavWordReportXmlPart[1]/ns0:Header[1]/ns0:OrderNo_Lbl[1]" w:storeItemID="{AF7A6226-6056-400F-ADDA-E1ADA7C08250}"/>
           <w:text/>
         </w:sdtPr>
         <w:sdtContent>
@@ -8371,7 +8371,7 @@
           <w:placeholder>
             <w:docPart w:val="DefaultPlaceholder_-1854013440"/>
           </w:placeholder>
-          <w:dataBinding w:prefixMappings="&lt;xmlns:ns0='urn:microsoft-dynamics-nav/reports/Standard_Sales_Invoice/1306/' " w:xpath="/ns0:NavWordReportXmlPart[1]/ns0:Header[1]/ns0:OrderNo[1]" w:storeItemID="{AF7A6226-6056-400F-ADDA-E1ADA7C08250}"/>
+          <w:dataBinding w:prefixMappings="xmlns:ns0='urn:microsoft-dynamics-nav/reports/Standard_Sales_Invoice/1306/'" w:xpath="/ns0:NavWordReportXmlPart[1]/ns0:Header[1]/ns0:OrderNo[1]" w:storeItemID="{AF7A6226-6056-400F-ADDA-E1ADA7C08250}"/>
           <w:text/>
         </w:sdtPr>
         <w:sdtContent>
@@ -8432,7 +8432,7 @@
           <w:placeholder>
             <w:docPart w:val="DefaultPlaceholder_-1854013440"/>
           </w:placeholder>
-          <w:dataBinding w:prefixMappings="&lt;xmlns:ns0='urn:microsoft-dynamics-nav/reports/Standard_Sales_Invoice/1306/' " w:xpath="/ns0:NavWordReportXmlPart[1]/ns0:Header[1]/ns0:CompanyVATRegNo_Lbl[1]" w:storeItemID="{AF7A6226-6056-400F-ADDA-E1ADA7C08250}"/>
+          <w:dataBinding w:prefixMappings="xmlns:ns0='urn:microsoft-dynamics-nav/reports/Standard_Sales_Invoice/1306/'" w:xpath="/ns0:NavWordReportXmlPart[1]/ns0:Header[1]/ns0:CompanyVATRegNo_Lbl[1]" w:storeItemID="{AF7A6226-6056-400F-ADDA-E1ADA7C08250}"/>
           <w:text/>
         </w:sdtPr>
         <w:sdtContent>
@@ -8478,7 +8478,7 @@
           <w:placeholder>
             <w:docPart w:val="DefaultPlaceholder_-1854013440"/>
           </w:placeholder>
-          <w:dataBinding w:prefixMappings="&lt;xmlns:ns0='urn:microsoft-dynamics-nav/reports/Standard_Sales_Invoice/1306/' " w:xpath="/ns0:NavWordReportXmlPart[1]/ns0:Header[1]/ns0:CompanyVATRegNo[1]" w:storeItemID="{AF7A6226-6056-400F-ADDA-E1ADA7C08250}"/>
+          <w:dataBinding w:prefixMappings="xmlns:ns0='urn:microsoft-dynamics-nav/reports/Standard_Sales_Invoice/1306/'" w:xpath="/ns0:NavWordReportXmlPart[1]/ns0:Header[1]/ns0:CompanyVATRegNo[1]" w:storeItemID="{AF7A6226-6056-400F-ADDA-E1ADA7C08250}"/>
           <w:text/>
         </w:sdtPr>
         <w:sdtContent>
@@ -8528,7 +8528,7 @@
           <w:placeholder>
             <w:docPart w:val="DefaultPlaceholder_-1854013440"/>
           </w:placeholder>
-          <w:dataBinding w:prefixMappings="&lt;xmlns:ns0='urn:microsoft-dynamics-nav/reports/Standard_Sales_Invoice/1306/' " w:xpath="/ns0:NavWordReportXmlPart[1]/ns0:Header[1]/ns0:DocumentDate_Lbl[1]" w:storeItemID="{AF7A6226-6056-400F-ADDA-E1ADA7C08250}"/>
+          <w:dataBinding w:prefixMappings="xmlns:ns0='urn:microsoft-dynamics-nav/reports/Standard_Sales_Invoice/1306/'" w:xpath="/ns0:NavWordReportXmlPart[1]/ns0:Header[1]/ns0:DocumentDate_Lbl[1]" w:storeItemID="{AF7A6226-6056-400F-ADDA-E1ADA7C08250}"/>
           <w:text/>
         </w:sdtPr>
         <w:sdtContent>
@@ -8573,7 +8573,7 @@
           <w:placeholder>
             <w:docPart w:val="DefaultPlaceholder_-1854013440"/>
           </w:placeholder>
-          <w:dataBinding w:prefixMappings="&lt;xmlns:ns0='urn:microsoft-dynamics-nav/reports/Standard_Sales_Invoice/1306/' " w:xpath="/ns0:NavWordReportXmlPart[1]/ns0:Header[1]/ns0:DocumentDate[1]" w:storeItemID="{AF7A6226-6056-400F-ADDA-E1ADA7C08250}"/>
+          <w:dataBinding w:prefixMappings="xmlns:ns0='urn:microsoft-dynamics-nav/reports/Standard_Sales_Invoice/1306/'" w:xpath="/ns0:NavWordReportXmlPart[1]/ns0:Header[1]/ns0:DocumentDate[1]" w:storeItemID="{AF7A6226-6056-400F-ADDA-E1ADA7C08250}"/>
           <w:text/>
         </w:sdtPr>
         <w:sdtContent>
@@ -8672,7 +8672,7 @@
           <w:placeholder>
             <w:docPart w:val="DefaultPlaceholder_-1854013440"/>
           </w:placeholder>
-          <w:dataBinding w:prefixMappings="&lt;xmlns:ns0='urn:microsoft-dynamics-nav/reports/Standard_Sales_Invoice/1306/' " w:xpath="/ns0:NavWordReportXmlPart[1]/ns0:Header[1]/ns0:DueDate_Lbl[1]" w:storeItemID="{AF7A6226-6056-400F-ADDA-E1ADA7C08250}"/>
+          <w:dataBinding w:prefixMappings="xmlns:ns0='urn:microsoft-dynamics-nav/reports/Standard_Sales_Invoice/1306/'" w:xpath="/ns0:NavWordReportXmlPart[1]/ns0:Header[1]/ns0:DueDate_Lbl[1]" w:storeItemID="{AF7A6226-6056-400F-ADDA-E1ADA7C08250}"/>
           <w:text/>
         </w:sdtPr>
         <w:sdtContent>
@@ -8717,7 +8717,7 @@
           <w:placeholder>
             <w:docPart w:val="DefaultPlaceholder_-1854013440"/>
           </w:placeholder>
-          <w:dataBinding w:prefixMappings="&lt;xmlns:ns0='urn:microsoft-dynamics-nav/reports/Standard_Sales_Invoice/1306/' " w:xpath="/ns0:NavWordReportXmlPart[1]/ns0:Header[1]/ns0:DueDate[1]" w:storeItemID="{AF7A6226-6056-400F-ADDA-E1ADA7C08250}"/>
+          <w:dataBinding w:prefixMappings="xmlns:ns0='urn:microsoft-dynamics-nav/reports/Standard_Sales_Invoice/1306/'" w:xpath="/ns0:NavWordReportXmlPart[1]/ns0:Header[1]/ns0:DueDate[1]" w:storeItemID="{AF7A6226-6056-400F-ADDA-E1ADA7C08250}"/>
           <w:text/>
         </w:sdtPr>
         <w:sdtContent>
@@ -8816,7 +8816,7 @@
           <w:placeholder>
             <w:docPart w:val="DefaultPlaceholder_-1854013440"/>
           </w:placeholder>
-          <w:dataBinding w:prefixMappings="&lt;xmlns:ns0='urn:microsoft-dynamics-nav/reports/Standard_Sales_Invoice/1306/' " w:xpath="/ns0:NavWordReportXmlPart[1]/ns0:Header[1]/ns0:PaymentTermsDescription_Lbl[1]" w:storeItemID="{AF7A6226-6056-400F-ADDA-E1ADA7C08250}"/>
+          <w:dataBinding w:prefixMappings="xmlns:ns0='urn:microsoft-dynamics-nav/reports/Standard_Sales_Invoice/1306/'" w:xpath="/ns0:NavWordReportXmlPart[1]/ns0:Header[1]/ns0:PaymentTermsDescription_Lbl[1]" w:storeItemID="{AF7A6226-6056-400F-ADDA-E1ADA7C08250}"/>
           <w:text/>
         </w:sdtPr>
         <w:sdtContent>
@@ -8861,7 +8861,7 @@
           <w:placeholder>
             <w:docPart w:val="DefaultPlaceholder_-1854013440"/>
           </w:placeholder>
-          <w:dataBinding w:prefixMappings="&lt;xmlns:ns0='urn:microsoft-dynamics-nav/reports/Standard_Sales_Invoice/1306/' " w:xpath="/ns0:NavWordReportXmlPart[1]/ns0:Header[1]/ns0:PaymentTermsDescription[1]" w:storeItemID="{AF7A6226-6056-400F-ADDA-E1ADA7C08250}"/>
+          <w:dataBinding w:prefixMappings="xmlns:ns0='urn:microsoft-dynamics-nav/reports/Standard_Sales_Invoice/1306/'" w:xpath="/ns0:NavWordReportXmlPart[1]/ns0:Header[1]/ns0:PaymentTermsDescription[1]" w:storeItemID="{AF7A6226-6056-400F-ADDA-E1ADA7C08250}"/>
           <w:text/>
         </w:sdtPr>
         <w:sdtContent>
@@ -8922,7 +8922,7 @@
           <w:placeholder>
             <w:docPart w:val="DefaultPlaceholder_-1854013440"/>
           </w:placeholder>
-          <w:dataBinding w:prefixMappings="&lt;xmlns:ns0='urn:microsoft-dynamics-nav/reports/Standard_Sales_Invoice/1306/' " w:xpath="/ns0:NavWordReportXmlPart[1]/ns0:Header[1]/ns0:SalesPerson_Lbl[1]" w:storeItemID="{AF7A6226-6056-400F-ADDA-E1ADA7C08250}"/>
+          <w:dataBinding w:prefixMappings="xmlns:ns0='urn:microsoft-dynamics-nav/reports/Standard_Sales_Invoice/1306/'" w:xpath="/ns0:NavWordReportXmlPart[1]/ns0:Header[1]/ns0:SalesPerson_Lbl[1]" w:storeItemID="{AF7A6226-6056-400F-ADDA-E1ADA7C08250}"/>
           <w:text/>
         </w:sdtPr>
         <w:sdtContent>
@@ -8968,7 +8968,7 @@
           <w:placeholder>
             <w:docPart w:val="DefaultPlaceholder_-1854013440"/>
           </w:placeholder>
-          <w:dataBinding w:prefixMappings="&lt;xmlns:ns0='urn:microsoft-dynamics-nav/reports/Standard_Sales_Invoice/1306/' " w:xpath="/ns0:NavWordReportXmlPart[1]/ns0:Header[1]/ns0:SalesPersonName[1]" w:storeItemID="{AF7A6226-6056-400F-ADDA-E1ADA7C08250}"/>
+          <w:dataBinding w:prefixMappings="xmlns:ns0='urn:microsoft-dynamics-nav/reports/Standard_Sales_Invoice/1306/'" w:xpath="/ns0:NavWordReportXmlPart[1]/ns0:Header[1]/ns0:SalesPersonName[1]" w:storeItemID="{AF7A6226-6056-400F-ADDA-E1ADA7C08250}"/>
           <w:text/>
         </w:sdtPr>
         <w:sdtContent>
@@ -9018,7 +9018,7 @@
           <w:placeholder>
             <w:docPart w:val="DefaultPlaceholder_-1854013440"/>
           </w:placeholder>
-          <w:dataBinding w:prefixMappings="&lt;xmlns:ns0='urn:microsoft-dynamics-nav/reports/Standard_Sales_Invoice/1306/' " w:xpath="/ns0:NavWordReportXmlPart[1]/ns0:Header[1]/ns0:PaymentMethodDescription_Lbl[1]" w:storeItemID="{AF7A6226-6056-400F-ADDA-E1ADA7C08250}"/>
+          <w:dataBinding w:prefixMappings="xmlns:ns0='urn:microsoft-dynamics-nav/reports/Standard_Sales_Invoice/1306/'" w:xpath="/ns0:NavWordReportXmlPart[1]/ns0:Header[1]/ns0:PaymentMethodDescription_Lbl[1]" w:storeItemID="{AF7A6226-6056-400F-ADDA-E1ADA7C08250}"/>
           <w:text/>
         </w:sdtPr>
         <w:sdtContent>
@@ -9063,7 +9063,7 @@
           <w:placeholder>
             <w:docPart w:val="DefaultPlaceholder_-1854013440"/>
           </w:placeholder>
-          <w:dataBinding w:prefixMappings="&lt;xmlns:ns0='urn:microsoft-dynamics-nav/reports/Standard_Sales_Invoice/1306/' " w:xpath="/ns0:NavWordReportXmlPart[1]/ns0:Header[1]/ns0:PaymentMethodDescription[1]" w:storeItemID="{AF7A6226-6056-400F-ADDA-E1ADA7C08250}"/>
+          <w:dataBinding w:prefixMappings="xmlns:ns0='urn:microsoft-dynamics-nav/reports/Standard_Sales_Invoice/1306/'" w:xpath="/ns0:NavWordReportXmlPart[1]/ns0:Header[1]/ns0:PaymentMethodDescription[1]" w:storeItemID="{AF7A6226-6056-400F-ADDA-E1ADA7C08250}"/>
           <w:text/>
         </w:sdtPr>
         <w:sdtContent>
@@ -9153,7 +9153,7 @@
           <w:placeholder>
             <w:docPart w:val="DefaultPlaceholder_-1854013440"/>
           </w:placeholder>
-          <w:dataBinding w:prefixMappings="&lt;xmlns:ns0='urn:microsoft-dynamics-nav/reports/Standard_Sales_Invoice/1306/' " w:xpath="/ns0:NavWordReportXmlPart[1]/ns0:Header[1]/ns0:N_expedición[1]" w:storeItemID="{AF7A6226-6056-400F-ADDA-E1ADA7C08250}"/>
+          <w:dataBinding w:prefixMappings="xmlns:ns0='urn:microsoft-dynamics-nav/reports/Standard_Sales_Invoice/1306/'" w:xpath="/ns0:NavWordReportXmlPart[1]/ns0:Header[1]/ns0:N_expedición[1]" w:storeItemID="{AF7A6226-6056-400F-ADDA-E1ADA7C08250}"/>
           <w:text/>
         </w:sdtPr>
         <w:sdtContent>
@@ -14734,30 +14734,24 @@
  
          < P r i c e s I n c l u d i n g V A T > P r i c e s I n c l u d i n g V A T < / P r i c e s I n c l u d i n g V A T >   
+         < P r i c e s I n c l u d i n g V A T Y e s N o > P r i c e s I n c l u d i n g V A T Y e s N o < / P r i c e s I n c l u d i n g V A T Y e s N o > + 
          < P r i c e s I n c l u d i n g V A T _ L b l > P r i c e s I n c l u d i n g V A T _ L b l < / P r i c e s I n c l u d i n g V A T _ L b l >   
-         < P r i c e s I n c l u d i n g V A T Y e s N o > P r i c e s I n c l u d i n g V A T Y e s N o < / P r i c e s I n c l u d i n g V A T Y e s N o > - 
-         < Q R _ C o d e _ I m a g e > Q R _ C o d e _ I m a g e < / Q R _ C o d e _ I m a g e > - 
-         < Q R _ C o d e _ I m a g e _ L b l > Q R _ C o d e _ I m a g e _ L b l < / Q R _ C o d e _ I m a g e _ L b l > - 
          < Q u e s t i o n s _ L b l > Q u e s t i o n s _ L b l < / Q u e s t i o n s _ L b l >   
-         < R e c u r r i n g B i l l i n g > R e c u r r i n g B i l l i n g < / R e c u r r i n g B i l l i n g > - 
          < R e m a i n i n g A m o u n t > R e m a i n i n g A m o u n t < / R e m a i n i n g A m o u n t >   
          < R e m a i n i n g A m o u n t T e x t > R e m a i n i n g A m o u n t T e x t < / R e m a i n i n g A m o u n t T e x t >   
          < S a l e s I n v o i c e L i n e D i s c o u n t _ L b l > S a l e s I n v o i c e L i n e D i s c o u n t _ L b l < / S a l e s I n v o i c e L i n e D i s c o u n t _ L b l >   
+         < S a l e s P e r s o n B l a n k _ L b l > S a l e s P e r s o n B l a n k _ L b l < / S a l e s P e r s o n B l a n k _ L b l > + 
+         < S a l e s P e r s o n N a m e > S a l e s P e r s o n N a m e < / S a l e s P e r s o n N a m e > + 
          < S a l e s P e r s o n _ L b l > S a l e s P e r s o n _ L b l < / S a l e s P e r s o n _ L b l >   
-         < S a l e s P e r s o n B l a n k _ L b l > S a l e s P e r s o n B l a n k _ L b l < / S a l e s P e r s o n B l a n k _ L b l > - 
-         < S a l e s P e r s o n N a m e > S a l e s P e r s o n N a m e < / S a l e s P e r s o n N a m e > - 
          < S e l l T o C o n t a c t E m a i l > S e l l T o C o n t a c t E m a i l < / S e l l T o C o n t a c t E m a i l >   
          < S e l l T o C o n t a c t E m a i l L b l > S e l l T o C o n t a c t E m a i l L b l < / S e l l T o C o n t a c t E m a i l L b l > @@ -14778,38 +14772,38 @@
  
          < S e l l T o P h o n e N o > S e l l T o P h o n e N o < / S e l l T o P h o n e N o >   
+         < S h i p m e n t D a t e > S h i p m e n t D a t e < / S h i p m e n t D a t e > + 
+         < S h i p m e n t D a t e _ L b l > S h i p m e n t D a t e _ L b l < / S h i p m e n t D a t e _ L b l > + 
+         < S h i p m e n t M e t h o d D e s c r i p t i o n > S h i p m e n t M e t h o d D e s c r i p t i o n < / S h i p m e n t M e t h o d D e s c r i p t i o n > + 
+         < S h i p m e n t M e t h o d D e s c r i p t i o n _ L b l > S h i p m e n t M e t h o d D e s c r i p t i o n _ L b l < / S h i p m e n t M e t h o d D e s c r i p t i o n _ L b l > + 
          < S h i p m e n t _ L b l > S h i p m e n t _ L b l < / S h i p m e n t _ L b l >   
-         < S h i p m e n t D a t e > S h i p m e n t D a t e < / S h i p m e n t D a t e > - 
-         < S h i p m e n t D a t e _ L b l > S h i p m e n t D a t e _ L b l < / S h i p m e n t D a t e _ L b l > - 
-         < S h i p m e n t M e t h o d D e s c r i p t i o n > S h i p m e n t M e t h o d D e s c r i p t i o n < / S h i p m e n t M e t h o d D e s c r i p t i o n > - 
-         < S h i p m e n t M e t h o d D e s c r i p t i o n _ L b l > S h i p m e n t M e t h o d D e s c r i p t i o n _ L b l < / S h i p m e n t M e t h o d D e s c r i p t i o n _ L b l > - 
          < S h i p p i n g A g e n t C o d e > S h i p p i n g A g e n t C o d e < / S h i p p i n g A g e n t C o d e >   
          < S h i p p i n g A g e n t C o d e _ L b l > S h i p p i n g A g e n t C o d e _ L b l < / S h i p p i n g A g e n t C o d e _ L b l >   
+         < S h i p T o A d d r e s s 1 > S h i p T o A d d r e s s 1 < / S h i p T o A d d r e s s 1 > + 
+         < S h i p T o A d d r e s s 2 > S h i p T o A d d r e s s 2 < / S h i p T o A d d r e s s 2 > + 
+         < S h i p T o A d d r e s s 3 > S h i p T o A d d r e s s 3 < / S h i p T o A d d r e s s 3 > + 
+         < S h i p T o A d d r e s s 4 > S h i p T o A d d r e s s 4 < / S h i p T o A d d r e s s 4 > + 
+         < S h i p T o A d d r e s s 5 > S h i p T o A d d r e s s 5 < / S h i p T o A d d r e s s 5 > + 
+         < S h i p T o A d d r e s s 6 > S h i p T o A d d r e s s 6 < / S h i p T o A d d r e s s 6 > + 
+         < S h i p T o A d d r e s s 7 > S h i p T o A d d r e s s 7 < / S h i p T o A d d r e s s 7 > + 
+         < S h i p T o A d d r e s s 8 > S h i p T o A d d r e s s 8 < / S h i p T o A d d r e s s 8 > + 
          < S h i p T o A d d r e s s _ L b l > S h i p T o A d d r e s s _ L b l < / S h i p T o A d d r e s s _ L b l >   
-         < S h i p T o A d d r e s s 1 > S h i p T o A d d r e s s 1 < / S h i p T o A d d r e s s 1 > - 
-         < S h i p T o A d d r e s s 2 > S h i p T o A d d r e s s 2 < / S h i p T o A d d r e s s 2 > - 
-         < S h i p T o A d d r e s s 3 > S h i p T o A d d r e s s 3 < / S h i p T o A d d r e s s 3 > - 
-         < S h i p T o A d d r e s s 4 > S h i p T o A d d r e s s 4 < / S h i p T o A d d r e s s 4 > - 
-         < S h i p T o A d d r e s s 5 > S h i p T o A d d r e s s 5 < / S h i p T o A d d r e s s 5 > - 
-         < S h i p T o A d d r e s s 6 > S h i p T o A d d r e s s 6 < / S h i p T o A d d r e s s 6 > - 
-         < S h i p T o A d d r e s s 7 > S h i p T o A d d r e s s 7 < / S h i p T o A d d r e s s 7 > - 
-         < S h i p T o A d d r e s s 8 > S h i p T o A d d r e s s 8 < / S h i p T o A d d r e s s 8 > - 
          < S h i p T o P h o n e N o > S h i p T o P h o n e N o < / S h i p T o P h o n e N o >   
          < S h o w S h i p p i n g A d d r e s s > S h o w S h i p p i n g A d d r e s s < / S h o w S h i p p i n g A d d r e s s > @@ -14822,16 +14816,16 @@
  
          < T o t a l _ L b l > T o t a l _ L b l < / T o t a l _ L b l >   
+         < V A T A m o u n t S p e c i f i c a t i o n _ L b l > V A T A m o u n t S p e c i f i c a t i o n _ L b l < / V A T A m o u n t S p e c i f i c a t i o n _ L b l > + 
          < V A T A m o u n t _ L b l > V A T A m o u n t _ L b l < / V A T A m o u n t _ L b l >   
-         < V A T A m o u n t S p e c i f i c a t i o n _ L b l > V A T A m o u n t S p e c i f i c a t i o n _ L b l < / V A T A m o u n t S p e c i f i c a t i o n _ L b l > - 
          < V A T B a s e _ L b l > V A T B a s e _ L b l < / V A T B a s e _ L b l >   
+         < V A T C l a u s e s _ L b l > V A T C l a u s e s _ L b l < / V A T C l a u s e s _ L b l > + 
          < V A T C l a u s e _ L b l > V A T C l a u s e _ L b l < / V A T C l a u s e _ L b l >   
-         < V A T C l a u s e s _ L b l > V A T C l a u s e s _ L b l < / V A T C l a u s e s _ L b l > - 
          < V A T I d e n t i f i e r _ L b l > V A T I d e n t i f i e r _ L b l < / V A T I d e n t i f i e r _ L b l >   
          < V A T P e r c e n t a g e _ L b l > V A T P e r c e n t a g e _ L b l < / V A T P e r c e n t a g e _ L b l > @@ -14856,10 +14850,6 @@
  
              < A m o u n t I n c l u d i n g V A T _ L i n e _ L b l > A m o u n t I n c l u d i n g V A T _ L i n e _ L b l < / A m o u n t I n c l u d i n g V A T _ L i n e _ L b l >   
-             < C o n t r a c t L i n e N o > C o n t r a c t L i n e N o < / C o n t r a c t L i n e N o > - 
-             < C o n t r a c t N o > C o n t r a c t N o < / C o n t r a c t N o > - 
              < D e s c r i p t i o n _ L i n e > D e s c r i p t i o n _ L i n e < / D e s c r i p t i o n _ L i n e >   
              < D e s c r i p t i o n _ L i n e _ L b l > D e s c r i p t i o n _ L i n e _ L b l < / D e s c r i p t i o n _ L i n e _ L b l > @@ -14880,10 +14870,10 @@
  
              < J o b N o _ L b l > J o b N o _ L b l < / J o b N o _ L b l >   
+             < J o b T a s k D e s c r i p t i o n > J o b T a s k D e s c r i p t i o n < / J o b T a s k D e s c r i p t i o n > + 
              < J o b T a s k D e s c _ L b l > J o b T a s k D e s c _ L b l < / J o b T a s k D e s c _ L b l >   
-             < J o b T a s k D e s c r i p t i o n > J o b T a s k D e s c r i p t i o n < / J o b T a s k D e s c r i p t i o n > - 
              < J o b T a s k N o > J o b T a s k N o < / J o b T a s k N o >   
              < J o b T a s k N o _ L b l > J o b T a s k N o _ L b l < / J o b T a s k N o _ L b l > @@ -14892,30 +14882,26 @@
  
              < L i n e A m o u n t _ L i n e _ L b l > L i n e A m o u n t _ L i n e _ L b l < / L i n e A m o u n t _ L i n e _ L b l >   
+             < L i n e D i s c o u n t P e r c e n t T e x t _ L i n e > L i n e D i s c o u n t P e r c e n t T e x t _ L i n e < / L i n e D i s c o u n t P e r c e n t T e x t _ L i n e > + 
              < L i n e D i s c o u n t P e r c e n t _ L i n e > L i n e D i s c o u n t P e r c e n t _ L i n e < / L i n e D i s c o u n t P e r c e n t _ L i n e >   
-             < L i n e D i s c o u n t P e r c e n t T e x t _ L i n e > L i n e D i s c o u n t P e r c e n t T e x t _ L i n e < / L i n e D i s c o u n t P e r c e n t T e x t _ L i n e > - 
              < L i n e N o _ L i n e > L i n e N o _ L i n e < / L i n e N o _ L i n e >   
              < P r e c i o _ b a s e > P r e c i o _ b a s e < / P r e c i o _ b a s e >   
              < P r e c i o _ f i n a l > P r e c i o _ f i n a l < / P r e c i o _ f i n a l >   
+             < P r i c e P e r _ L b l > P r i c e P e r _ L b l < / P r i c e P e r _ L b l > + 
              < P r i c e _ L b l > P r i c e _ L b l < / P r i c e _ L b l >   
-             < P r i c e P e r _ L b l > P r i c e P e r _ L b l < / P r i c e P e r _ L b l > - 
              < Q t y _ L b l > Q t y _ L b l < / Q t y _ L b l >   
              < Q u a n t i t y _ L i n e > Q u a n t i t y _ L i n e < / Q u a n t i t y _ L i n e >   
              < Q u a n t i t y _ L i n e _ L b l > Q u a n t i t y _ L i n e _ L b l < / Q u a n t i t y _ L i n e _ L b l >   
-             < R e c u r r i n g B i l l i n g f r o m > R e c u r r i n g B i l l i n g f r o m < / R e c u r r i n g B i l l i n g f r o m > - 
-             < R e c u r r i n g B i l l i n g t o > R e c u r r i n g B i l l i n g t o < / R e c u r r i n g B i l l i n g t o > - 
              < S h i p m e n t D a t e _ L i n e > S h i p m e n t D a t e _ L i n e < / S h i p m e n t D a t e _ L i n e >   
              < S h i p m e n t D a t e _ L i n e _ L b l > S h i p m e n t D a t e _ L i n e _ L b l < / S h i p m e n t D a t e _ L i n e _ L b l > @@ -14924,16 +14910,16 @@
  
              < T y p e _ L i n e > T y p e _ L i n e < / T y p e _ L i n e >   
+             < U n i t O f M e a s u r e > U n i t O f M e a s u r e < / U n i t O f M e a s u r e > + 
+             < U n i t O f M e a s u r e _ L b l > U n i t O f M e a s u r e _ L b l < / U n i t O f M e a s u r e _ L b l > + 
+             < U n i t P r i c e > U n i t P r i c e < / U n i t P r i c e > + 
+             < U n i t P r i c e _ L b l > U n i t P r i c e _ L b l < / U n i t P r i c e _ L b l > + 
              < U n i t _ L b l > U n i t _ L b l < / U n i t _ L b l >   
-             < U n i t O f M e a s u r e > U n i t O f M e a s u r e < / U n i t O f M e a s u r e > - 
-             < U n i t O f M e a s u r e _ L b l > U n i t O f M e a s u r e _ L b l < / U n i t O f M e a s u r e _ L b l > - 
-             < U n i t P r i c e > U n i t P r i c e < / U n i t P r i c e > - 
-             < U n i t P r i c e _ L b l > U n i t P r i c e _ L b l < / U n i t P r i c e _ L b l > - 
              < V A T I d e n t i f i e r _ L i n e > V A T I d e n t i f i e r _ L i n e < / V A T I d e n t i f i e r _ L i n e >   
              < V A T I d e n t i f i e r _ L i n e _ L b l > V A T I d e n t i f i e r _ L i n e _ L b l < / V A T I d e n t i f i e r _ L i n e _ L b l > @@ -14982,14 +14968,14 @@
  
          < V A T A m o u n t L i n e >   
+             < E C A m o u n t L C Y _ V a t A m o u n t L i n e > E C A m o u n t L C Y _ V a t A m o u n t L i n e < / E C A m o u n t L C Y _ V a t A m o u n t L i n e > + 
+             < E C A m o u n t L C Y _ V a t A m o u n t L i n e _ L b l > E C A m o u n t L C Y _ V a t A m o u n t L i n e _ L b l < / E C A m o u n t L C Y _ V a t A m o u n t L i n e _ L b l > + 
              < E C A m o u n t _ V a t A m o u n t L i n e > E C A m o u n t _ V a t A m o u n t L i n e < / E C A m o u n t _ V a t A m o u n t L i n e >   
              < E C A m o u n t _ V a t A m o u n t L i n e _ L b l > E C A m o u n t _ V a t A m o u n t L i n e _ L b l < / E C A m o u n t _ V a t A m o u n t L i n e _ L b l >   
-             < E C A m o u n t L C Y _ V a t A m o u n t L i n e > E C A m o u n t L C Y _ V a t A m o u n t L i n e < / E C A m o u n t L C Y _ V a t A m o u n t L i n e > - 
-             < E C A m o u n t L C Y _ V a t A m o u n t L i n e _ L b l > E C A m o u n t L C Y _ V a t A m o u n t L i n e _ L b l < / E C A m o u n t L C Y _ V a t A m o u n t L i n e _ L b l > - 
              < E C P c t _ V a t A m o u n t L i n e > E C P c t _ V a t A m o u n t L i n e < / E C P c t _ V a t A m o u n t L i n e >   
              < E C P c t _ V a t A m o u n t L i n e _ L b l > E C P c t _ V a t A m o u n t L i n e _ L b l < / E C P c t _ V a t A m o u n t L i n e _ L b l > @@ -15008,22 +14994,22 @@
  
              < N o O f V A T I d e n t i f i e r s > N o O f V A T I d e n t i f i e r s < / N o O f V A T I d e n t i f i e r s >   
+             < V A T A m o u n t L C Y _ V A T A m o u n t L i n e > V A T A m o u n t L C Y _ V A T A m o u n t L i n e < / V A T A m o u n t L C Y _ V A T A m o u n t L i n e > + 
+             < V A T A m o u n t L C Y _ V A T A m o u n t L i n e _ L b l > V A T A m o u n t L C Y _ V A T A m o u n t L i n e _ L b l < / V A T A m o u n t L C Y _ V A T A m o u n t L i n e _ L b l > + 
              < V A T A m o u n t _ V a t A m o u n t L i n e > V A T A m o u n t _ V a t A m o u n t L i n e < / V A T A m o u n t _ V a t A m o u n t L i n e >   
              < V A T A m o u n t _ V a t A m o u n t L i n e _ L b l > V A T A m o u n t _ V a t A m o u n t L i n e _ L b l < / V A T A m o u n t _ V a t A m o u n t L i n e _ L b l >   
-             < V A T A m o u n t L C Y _ V A T A m o u n t L i n e > V A T A m o u n t L C Y _ V A T A m o u n t L i n e < / V A T A m o u n t L C Y _ V A T A m o u n t L i n e > - 
-             < V A T A m o u n t L C Y _ V A T A m o u n t L i n e _ L b l > V A T A m o u n t L C Y _ V A T A m o u n t L i n e _ L b l < / V A T A m o u n t L C Y _ V A T A m o u n t L i n e _ L b l > +             < V A T B a s e L C Y _ V A T A m o u n t L i n e > V A T B a s e L C Y _ V A T A m o u n t L i n e < / V A T B a s e L C Y _ V A T A m o u n t L i n e > + 
+             < V A T B a s e L C Y _ V A T A m o u n t L i n e _ L b l > V A T B a s e L C Y _ V A T A m o u n t L i n e _ L b l < / V A T B a s e L C Y _ V A T A m o u n t L i n e _ L b l >   
              < V A T B a s e _ V a t A m o u n t L i n e > V A T B a s e _ V a t A m o u n t L i n e < / V A T B a s e _ V a t A m o u n t L i n e >   
              < V A T B a s e _ V a t A m o u n t L i n e _ L b l > V A T B a s e _ V a t A m o u n t L i n e _ L b l < / V A T B a s e _ V a t A m o u n t L i n e _ L b l >   
-             < V A T B a s e L C Y _ V A T A m o u n t L i n e > V A T B a s e L C Y _ V A T A m o u n t L i n e < / V A T B a s e L C Y _ V A T A m o u n t L i n e > - 
-             < V A T B a s e L C Y _ V A T A m o u n t L i n e _ L b l > V A T B a s e L C Y _ V A T A m o u n t L i n e _ L b l < / V A T B a s e L C Y _ V A T A m o u n t L i n e _ L b l > - 
              < V A T I d e n t i f i e r _ V a t A m o u n t L i n e > V A T I d e n t i f i e r _ V a t A m o u n t L i n e < / V A T I d e n t i f i e r _ V a t A m o u n t L i n e >   
              < V A T I d e n t i f i e r _ V a t A m o u n t L i n e _ L b l > V A T I d e n t i f i e r _ V a t A m o u n t L i n e _ L b l < / V A T I d e n t i f i e r _ V a t A m o u n t L i n e _ L b l > @@ -15040,10 +15026,10 @@
  
              < C o d e _ V A T C l a u s e L i n e _ L b l > C o d e _ V A T C l a u s e L i n e _ L b l < / C o d e _ V A T C l a u s e L i n e _ L b l >   
+             < D e s c r i p t i o n 2 _ V A T C l a u s e L i n e > D e s c r i p t i o n 2 _ V A T C l a u s e L i n e < / D e s c r i p t i o n 2 _ V A T C l a u s e L i n e > + 
              < D e s c r i p t i o n _ V A T C l a u s e L i n e > D e s c r i p t i o n _ V A T C l a u s e L i n e < / D e s c r i p t i o n _ V A T C l a u s e L i n e >   
-             < D e s c r i p t i o n 2 _ V A T C l a u s e L i n e > D e s c r i p t i o n 2 _ V A T C l a u s e L i n e < / D e s c r i p t i o n 2 _ V A T C l a u s e L i n e > - 
              < N o O f V A T C l a u s e s > N o O f V A T C l a u s e s < / N o O f V A T C l a u s e s >   
              < V A T A m o u n t _ V A T C l a u s e L i n e > V A T A m o u n t _ V A T C l a u s e L i n e < / V A T A m o u n t _ V A T C l a u s e L i n e > @@ -15056,10 +15042,10 @@
  
          < R e p o r t T o t a l s L i n e >   
+             < A m o u n t F o r m a t t e d _ R e p o r t T o t a l s L i n e > A m o u n t F o r m a t t e d _ R e p o r t T o t a l s L i n e < / A m o u n t F o r m a t t e d _ R e p o r t T o t a l s L i n e > + 
              < A m o u n t _ R e p o r t T o t a l s L i n e > A m o u n t _ R e p o r t T o t a l s L i n e < / A m o u n t _ R e p o r t T o t a l s L i n e >   
-             < A m o u n t F o r m a t t e d _ R e p o r t T o t a l s L i n e > A m o u n t F o r m a t t e d _ R e p o r t T o t a l s L i n e < / A m o u n t F o r m a t t e d _ R e p o r t T o t a l s L i n e > - 
              < D e s c r i p t i o n _ R e p o r t T o t a l s L i n e > D e s c r i p t i o n _ R e p o r t T o t a l s L i n e < / D e s c r i p t i o n _ R e p o r t T o t a l s L i n e >   
              < F o n t B o l d _ R e p o r t T o t a l s L i n e > F o n t B o l d _ R e p o r t T o t a l s L i n e < / F o n t B o l d _ R e p o r t T o t a l s L i n e > @@ -15067,74 +15053,6 @@
              < F o n t U n d e r l i n e _ R e p o r t T o t a l s L i n e > F o n t U n d e r l i n e _ R e p o r t T o t a l s L i n e < / F o n t U n d e r l i n e _ R e p o r t T o t a l s L i n e >   
          < / R e p o r t T o t a l s L i n e > - 
-         < C o n t r a c t B i l l i n g D e t a i l s M a p p i n g > - 
-             < C o n t r a c t B i l l i n g D e t a i l s C o n t r a c t N o L b l > C o n t r a c t B i l l i n g D e t a i l s C o n t r a c t N o L b l < / C o n t r a c t B i l l i n g D e t a i l s C o n t r a c t N o L b l > - 
-             < C o n t r a c t B i l l i n g D e t a i l s C u s t o m e r L b l > C o n t r a c t B i l l i n g D e t a i l s C u s t o m e r L b l < / C o n t r a c t B i l l i n g D e t a i l s C u s t o m e r L b l > - 
-             < C o n t r a c t B i l l i n g D e t a i l s P o s i t i o n D e s c r i p t i o n L b l > C o n t r a c t B i l l i n g D e t a i l s P o s i t i o n D e s c r i p t i o n L b l < / C o n t r a c t B i l l i n g D e t a i l s P o s i t i o n D e s c r i p t i o n L b l > - 
-             < C o n t r a c t B i l l i n g D e t a i l s P o s i t i o n N o L b l > C o n t r a c t B i l l i n g D e t a i l s P o s i t i o n N o L b l < / C o n t r a c t B i l l i n g D e t a i l s P o s i t i o n N o L b l > - 
-             < C o n t r a c t B i l l i n g D e t a i l s G r o u p i n g > - 
-                 < C o n t r a c t B i l l i n g D e t a i l s A m o u n t L b l > C o n t r a c t B i l l i n g D e t a i l s A m o u n t L b l < / C o n t r a c t B i l l i n g D e t a i l s A m o u n t L b l > - 
-                 < C o n t r a c t B i l l i n g D e t a i l s C o n t r a c t N o > C o n t r a c t B i l l i n g D e t a i l s C o n t r a c t N o < / C o n t r a c t B i l l i n g D e t a i l s C o n t r a c t N o > - 
-                 < C o n t r a c t B i l l i n g D e t a i l s C u r r e n c y C o d e L b l > C o n t r a c t B i l l i n g D e t a i l s C u r r e n c y C o d e L b l < / C o n t r a c t B i l l i n g D e t a i l s C u r r e n c y C o d e L b l > - 
-                 < C o n t r a c t B i l l i n g D e t a i l s C u s t o m e r N a m e > C o n t r a c t B i l l i n g D e t a i l s C u s t o m e r N a m e < / C o n t r a c t B i l l i n g D e t a i l s C u s t o m e r N a m e > - 
-                 < C o n t r a c t B i l l i n g D e t a i l s D a y s L b l > C o n t r a c t B i l l i n g D e t a i l s D a y s L b l < / C o n t r a c t B i l l i n g D e t a i l s D a y s L b l > - 
-                 < C o n t r a c t B i l l i n g D e t a i l s D e s c r i p t i o n L b l > C o n t r a c t B i l l i n g D e t a i l s D e s c r i p t i o n L b l < / C o n t r a c t B i l l i n g D e t a i l s D e s c r i p t i o n L b l > - 
-                 < C o n t r a c t B i l l i n g D e t a i l s D i s c o u n t A m o u n t L b l > C o n t r a c t B i l l i n g D e t a i l s D i s c o u n t A m o u n t L b l < / C o n t r a c t B i l l i n g D e t a i l s D i s c o u n t A m o u n t L b l > - 
-                 < C o n t r a c t B i l l i n g D e t a i l s D i s c o u n t P e r c e n t L b l > C o n t r a c t B i l l i n g D e t a i l s D i s c o u n t P e r c e n t L b l < / C o n t r a c t B i l l i n g D e t a i l s D i s c o u n t P e r c e n t L b l > - 
-                 < C o n t r a c t B i l l i n g D e t a i l s E n d D a t e L b l > C o n t r a c t B i l l i n g D e t a i l s E n d D a t e L b l < / C o n t r a c t B i l l i n g D e t a i l s E n d D a t e L b l > - 
-                 < C o n t r a c t B i l l i n g D e t a i l s P o s i t i o n D e s c r i p t i o n > C o n t r a c t B i l l i n g D e t a i l s P o s i t i o n D e s c r i p t i o n < / C o n t r a c t B i l l i n g D e t a i l s P o s i t i o n D e s c r i p t i o n > - 
-                 < C o n t r a c t B i l l i n g D e t a i l s P o s i t i o n N o > C o n t r a c t B i l l i n g D e t a i l s P o s i t i o n N o < / C o n t r a c t B i l l i n g D e t a i l s P o s i t i o n N o > - 
-                 < C o n t r a c t B i l l i n g D e t a i l s Q t y L b l > C o n t r a c t B i l l i n g D e t a i l s Q t y L b l < / C o n t r a c t B i l l i n g D e t a i l s Q t y L b l > - 
-                 < C o n t r a c t B i l l i n g D e t a i l s S a l e s P r i c e L b l > C o n t r a c t B i l l i n g D e t a i l s S a l e s P r i c e L b l < / C o n t r a c t B i l l i n g D e t a i l s S a l e s P r i c e L b l > - 
-                 < C o n t r a c t B i l l i n g D e t a i l s S t a r t D a t e L b l > C o n t r a c t B i l l i n g D e t a i l s S t a r t D a t e L b l < / C o n t r a c t B i l l i n g D e t a i l s S t a r t D a t e L b l > - 
-                 < C o n t r a c t B i l l i n g D e t a i l s > - 
-                     < C o n t r a c t B i l l i n g D e t a i l s B i l l i n g A m o u n t > C o n t r a c t B i l l i n g D e t a i l s B i l l i n g A m o u n t < / C o n t r a c t B i l l i n g D e t a i l s B i l l i n g A m o u n t > - 
-                     < C o n t r a c t B i l l i n g D e t a i l s B i l l i n g D i s c o u n t A m o u n t > C o n t r a c t B i l l i n g D e t a i l s B i l l i n g D i s c o u n t A m o u n t < / C o n t r a c t B i l l i n g D e t a i l s B i l l i n g D i s c o u n t A m o u n t > - 
-                     < C o n t r a c t B i l l i n g D e t a i l s C u r r e n c y C o d e > C o n t r a c t B i l l i n g D e t a i l s C u r r e n c y C o d e < / C o n t r a c t B i l l i n g D e t a i l s C u r r e n c y C o d e > - 
-                     < C o n t r a c t B i l l i n g D e t a i l s D a y s > C o n t r a c t B i l l i n g D e t a i l s D a y s < / C o n t r a c t B i l l i n g D e t a i l s D a y s > - 
-                     < C o n t r a c t B i l l i n g D e t a i l s D e s c r i p t i o n > C o n t r a c t B i l l i n g D e t a i l s D e s c r i p t i o n < / C o n t r a c t B i l l i n g D e t a i l s D e s c r i p t i o n > - 
-                     < C o n t r a c t B i l l i n g D e t a i l s D i s c o u n t P e r c e n t > C o n t r a c t B i l l i n g D e t a i l s D i s c o u n t P e r c e n t < / C o n t r a c t B i l l i n g D e t a i l s D i s c o u n t P e r c e n t > - 
-                     < C o n t r a c t B i l l i n g D e t a i l s E n d D a t e > C o n t r a c t B i l l i n g D e t a i l s E n d D a t e < / C o n t r a c t B i l l i n g D e t a i l s E n d D a t e > - 
-                     < C o n t r a c t B i l l i n g D e t a i l s Q u a n t i t y > C o n t r a c t B i l l i n g D e t a i l s Q u a n t i t y < / C o n t r a c t B i l l i n g D e t a i l s Q u a n t i t y > - 
-                     < C o n t r a c t B i l l i n g D e t a i l s S a l e s P r i c e > C o n t r a c t B i l l i n g D e t a i l s S a l e s P r i c e < / C o n t r a c t B i l l i n g D e t a i l s S a l e s P r i c e > - 
-                     < C o n t r a c t B i l l i n g D e t a i l s S t a r t D a t e > C o n t r a c t B i l l i n g D e t a i l s S t a r t D a t e < / C o n t r a c t B i l l i n g D e t a i l s S t a r t D a t e > - 
-                 < / C o n t r a c t B i l l i n g D e t a i l s > - 
-             < / C o n t r a c t B i l l i n g D e t a i l s G r o u p i n g > - 
-         < / C o n t r a c t B i l l i n g D e t a i l s M a p p i n g >   
          < L i n e F e e >   
@@ -15237,7 +15155,9 @@
  < / N a v W o r d R e p o r t X m l P a r t > 
 </file>
 
-<file path=customXml/item3.xml>��< ? x m l   v e r s i o n = " 1 . 0 "   e n c o d i n g = " u t f - 1 6 " ? > < N a v W o r d R e p o r t X m l P a r t   x m l n s = " u r n : m i c r o s o f t - d y n a m i c s - b u s i n e s s c e n t r a l / i n t e r n a l / e x t e n d e d / r e p o r t s / S t a n d a r d _ S a l e s _ I n v o i c e / 1 3 0 6 / " > +<file path=customXml/item3.xml>��< ? x m l   v e r s i o n = " 1 . 0 "   e n c o d i n g = " u t f - 1 6 " ? > + 
+ < N a v W o r d R e p o r t X m l P a r t   x m l n s = " u r n : m i c r o s o f t - d y n a m i c s - b u s i n e s s c e n t r a l / i n t e r n a l / e x t e n d e d / r e p o r t s / S t a n d a r d _ S a l e s _ I n v o i c e / 1 3 0 6 / " >   
      < B C R e p o r t I n f o r m a t i o n >   
@@ -15303,23 +15223,23 @@
  
      < / B C R e p o r t I n f o r m a t i o n >   
-     < T o o l t i p s / > +     < T o o l t i p s   / >   
      < H e a d e r   E l e m e n t T y p e = " D a t a I t e m "   E l e m e n t I d = " 1 2 4 0 3 7 3 8 8 6 " >   
-         < B i l l e d T o _ L b l   E l e m e n t T y p e = " C o l u m n "   E l e m e n t I d = " 1 7 4 5 4 4 9 0 7 9 "   D a t a T y p e = " T e x t C o n s t " > B i l l e d T o _ L b l < / B i l l e d T o _ L b l > +         < B i l l e d T o _ L b l   E l e m e n t T y p e = " C o l u m n "   E l e m e n t I d = " 1 7 4 5 4 4 9 0 7 9 "   D a t a T y p e = " L a b e l " > B i l l e d T o _ L b l < / B i l l e d T o _ L b l >   
          < B i l l T o C o n t a c t E m a i l   E l e m e n t T y p e = " C o l u m n "   E l e m e n t I d = " 3 3 5 8 2 7 8 9 5 "   D a t a T y p e = " T e x t " > B i l l T o C o n t a c t E m a i l < / B i l l T o C o n t a c t E m a i l >   
-         < B i l l T o C o n t a c t E m a i l L b l   E l e m e n t T y p e = " C o l u m n "   E l e m e n t I d = " 2 9 6 4 7 8 3 6 5 "   D a t a T y p e = " T e x t C o n s t " > B i l l T o C o n t a c t E m a i l L b l < / B i l l T o C o n t a c t E m a i l L b l > +         < B i l l T o C o n t a c t E m a i l L b l   E l e m e n t T y p e = " C o l u m n "   E l e m e n t I d = " 2 9 6 4 7 8 3 6 5 "   D a t a T y p e = " L a b e l " > B i l l T o C o n t a c t E m a i l L b l < / B i l l T o C o n t a c t E m a i l L b l >   
          < B i l l T o C o n t a c t M o b i l e P h o n e N o   E l e m e n t T y p e = " C o l u m n "   E l e m e n t I d = " 2 4 8 4 8 8 6 9 6 "   D a t a T y p e = " T e x t " > B i l l T o C o n t a c t M o b i l e P h o n e N o < / B i l l T o C o n t a c t M o b i l e P h o n e N o >   
-         < B i l l T o C o n t a c t M o b i l e P h o n e N o L b l   E l e m e n t T y p e = " C o l u m n "   E l e m e n t I d = " 2 7 6 3 1 1 3 3 8 "   D a t a T y p e = " T e x t C o n s t " > B i l l T o C o n t a c t M o b i l e P h o n e N o L b l < / B i l l T o C o n t a c t M o b i l e P h o n e N o L b l > +         < B i l l T o C o n t a c t M o b i l e P h o n e N o L b l   E l e m e n t T y p e = " C o l u m n "   E l e m e n t I d = " 2 7 6 3 1 1 3 3 8 "   D a t a T y p e = " L a b e l " > B i l l T o C o n t a c t M o b i l e P h o n e N o L b l < / B i l l T o C o n t a c t M o b i l e P h o n e N o L b l >   
          < B i l l T o C o n t a c t P h o n e N o   E l e m e n t T y p e = " C o l u m n "   E l e m e n t I d = " 3 6 2 4 7 7 4 8 8 "   D a t a T y p e = " T e x t " > B i l l T o C o n t a c t P h o n e N o < / B i l l T o C o n t a c t P h o n e N o >   
-         < B i l l T o C o n t a c t P h o n e N o L b l   E l e m e n t T y p e = " C o l u m n "   E l e m e n t I d = " 2 1 2 3 3 4 5 9 6 6 "   D a t a T y p e = " T e x t C o n s t " > B i l l T o C o n t a c t P h o n e N o L b l < / B i l l T o C o n t a c t P h o n e N o L b l > +         < B i l l T o C o n t a c t P h o n e N o L b l   E l e m e n t T y p e = " C o l u m n "   E l e m e n t I d = " 2 1 2 3 3 4 5 9 6 6 "   D a t a T y p e = " L a b e l " > B i l l T o C o n t a c t P h o n e N o L b l < / B i l l T o C o n t a c t P h o n e N o L b l >   
          < B i l l t o C u s t o m e r N o _ L b l   E l e m e n t T y p e = " C o l u m n "   E l e m e n t I d = " 3 6 9 3 0 7 8 1 3 "   D a t a T y p e = " S t r i n g " > B i l l t o C u s t o m e r N o _ L b l < / B i l l t o C u s t o m e r N o _ L b l >   
@@ -15345,7 +15265,7 @@
  
          < C o m p a n y B a n k A c c o u n t N o   E l e m e n t T y p e = " C o l u m n "   E l e m e n t I d = " 3 0 1 4 0 2 0 4 "   D a t a T y p e = " T e x t " > C o m p a n y B a n k A c c o u n t N o < / C o m p a n y B a n k A c c o u n t N o >   
-         < C o m p a n y B a n k A c c o u n t N o _ L b l   E l e m e n t T y p e = " C o l u m n "   E l e m e n t I d = " 1 0 9 7 7 4 3 3 4 5 "   D a t a T y p e = " T e x t C o n s t " > C o m p a n y B a n k A c c o u n t N o _ L b l < / C o m p a n y B a n k A c c o u n t N o _ L b l > +         < C o m p a n y B a n k A c c o u n t N o _ L b l   E l e m e n t T y p e = " C o l u m n "   E l e m e n t I d = " 1 0 9 7 7 4 3 3 4 5 "   D a t a T y p e = " L a b e l " > C o m p a n y B a n k A c c o u n t N o _ L b l < / C o m p a n y B a n k A c c o u n t N o _ L b l >   
          < C o m p a n y B a n k B r a n c h N o   E l e m e n t T y p e = " C o l u m n "   E l e m e n t I d = " 7 9 3 1 3 3 0 5 7 "   D a t a T y p e = " T e x t " > C o m p a n y B a n k B r a n c h N o < / C o m p a n y B a n k B r a n c h N o >   
@@ -15353,7 +15273,7 @@
  
          < C o m p a n y B a n k N a m e   E l e m e n t T y p e = " C o l u m n "   E l e m e n t I d = " 1 5 3 4 9 0 5 6 0 5 "   D a t a T y p e = " T e x t " > C o m p a n y B a n k N a m e < / C o m p a n y B a n k N a m e >   
-         < C o m p a n y B a n k N a m e _ L b l   E l e m e n t T y p e = " C o l u m n "   E l e m e n t I d = " 1 2 0 4 3 0 7 0 1 4 "   D a t a T y p e = " T e x t C o n s t " > C o m p a n y B a n k N a m e _ L b l < / C o m p a n y B a n k N a m e _ L b l > +         < C o m p a n y B a n k N a m e _ L b l   E l e m e n t T y p e = " C o l u m n "   E l e m e n t I d = " 1 2 0 4 3 0 7 0 1 4 "   D a t a T y p e = " L a b e l " > C o m p a n y B a n k N a m e _ L b l < / C o m p a n y B a n k N a m e _ L b l >   
          < C o m p a n y C u s t o m G i r o   E l e m e n t T y p e = " C o l u m n "   E l e m e n t I d = " 1 6 7 0 4 7 5 7 9 8 "   D a t a T y p e = " T e x t " > C o m p a n y C u s t o m G i r o < / C o m p a n y C u s t o m G i r o >   
@@ -15363,7 +15283,7 @@
  
          < C o m p a n y G i r o N o   E l e m e n t T y p e = " C o l u m n "   E l e m e n t I d = " 1 3 6 0 1 9 6 3 2 0 "   D a t a T y p e = " T e x t " > C o m p a n y G i r o N o < / C o m p a n y G i r o N o >   
-         < C o m p a n y G i r o N o _ L b l   E l e m e n t T y p e = " C o l u m n "   E l e m e n t I d = " 8 6 1 6 0 2 1 1 5 "   D a t a T y p e = " T e x t C o n s t " > C o m p a n y G i r o N o _ L b l < / C o m p a n y G i r o N o _ L b l > +         < C o m p a n y G i r o N o _ L b l   E l e m e n t T y p e = " C o l u m n "   E l e m e n t I d = " 8 6 1 6 0 2 1 1 5 "   D a t a T y p e = " L a b e l " > C o m p a n y G i r o N o _ L b l < / C o m p a n y G i r o N o _ L b l >   
          < C o m p a n y H o m e P a g e   E l e m e n t T y p e = " C o l u m n "   E l e m e n t I d = " 1 9 8 9 1 8 8 7 0 "   D a t a T y p e = " T e x t " > C o m p a n y H o m e P a g e < / C o m p a n y H o m e P a g e >   
@@ -15381,9 +15301,9 @@
  
          < C o m p a n y P h o n e N o   E l e m e n t T y p e = " C o l u m n "   E l e m e n t I d = " 2 5 0 4 4 0 6 5 5 "   D a t a T y p e = " T e x t " > C o m p a n y P h o n e N o < / C o m p a n y P h o n e N o >   
-         < C o m p a n y P h o n e N o _ L b l   E l e m e n t T y p e = " C o l u m n "   E l e m e n t I d = " 5 5 8 5 9 3 5 8 6 "   D a t a T y p e = " T e x t C o n s t " > C o m p a n y P h o n e N o _ L b l < / C o m p a n y P h o n e N o _ L b l > - 
-         < C o m p a n y P i c t u r e   E l e m e n t T y p e = " C o l u m n "   E l e m e n t I d = " 1 3 9 7 4 1 1 0 7 4 "   D a t a T y p e = " B L O B " / > +         < C o m p a n y P h o n e N o _ L b l   E l e m e n t T y p e = " C o l u m n "   E l e m e n t I d = " 5 5 8 5 9 3 5 8 6 "   D a t a T y p e = " L a b e l " > C o m p a n y P h o n e N o _ L b l < / C o m p a n y P h o n e N o _ L b l > + 
+         < C o m p a n y P i c t u r e   E l e m e n t T y p e = " C o l u m n "   E l e m e n t I d = " 1 3 9 7 4 1 1 0 7 4 "   D a t a T y p e = " B l o b "   / >   
          < C o m p a n y R e g i s t r a t i o n N u m b e r   E l e m e n t T y p e = " C o l u m n "   E l e m e n t I d = " 2 0 2 3 6 3 9 4 2 4 "   D a t a T y p e = " T e x t " > C o m p a n y R e g i s t r a t i o n N u m b e r < / C o m p a n y R e g i s t r a t i o n N u m b e r >   
@@ -15403,7 +15323,7 @@
  
          < C o n t a c t _ L b l   E l e m e n t T y p e = " C o l u m n "   E l e m e n t I d = " 1 1 5 5 0 9 4 7 5 2 "   D a t a T y p e = " T e x t " > C o n t a c t _ L b l < / C o n t a c t _ L b l >   
-         < C o p y _ L b l   E l e m e n t T y p e = " C o l u m n "   E l e m e n t I d = " 6 0 4 7 8 2 7 8 1 "   D a t a T y p e = " T e x t C o n s t " > C o p y _ L b l < / C o p y _ L b l > +         < C o p y _ L b l   E l e m e n t T y p e = " C o l u m n "   E l e m e n t I d = " 6 0 4 7 8 2 7 8 1 "   D a t a T y p e = " L a b e l " > C o p y _ L b l < / C o p y _ L b l >   
          < C u s t o m e r A d d r e s s 1   E l e m e n t T y p e = " C o l u m n "   E l e m e n t I d = " 1 8 0 1 9 6 6 4 5 4 "   D a t a T y p e = " T e x t " > C u s t o m e r A d d r e s s 1 < / C u s t o m e r A d d r e s s 1 >   
@@ -15431,7 +15351,7 @@
  
          < D o c u m e n t N o   E l e m e n t T y p e = " C o l u m n "   E l e m e n t I d = " 9 7 0 3 5 0 5 3 9 "   D a t a T y p e = " C o d e " > D o c u m e n t N o < / D o c u m e n t N o >   
-         < D o c u m e n t N o _ L b l   E l e m e n t T y p e = " C o l u m n "   E l e m e n t I d = " 7 8 9 7 9 5 9 7 8 "   D a t a T y p e = " T e x t C o n s t " > D o c u m e n t N o _ L b l < / D o c u m e n t N o _ L b l > +         < D o c u m e n t N o _ L b l   E l e m e n t T y p e = " C o l u m n "   E l e m e n t I d = " 7 8 9 7 9 5 9 7 8 "   D a t a T y p e = " L a b e l " > D o c u m e n t N o _ L b l < / D o c u m e n t N o _ L b l >   
          < D o c u m e n t T i t l e _ L b l   E l e m e n t T y p e = " C o l u m n "   E l e m e n t I d = " 8 5 8 4 2 3 9 2 9 "   D a t a T y p e = " T e x t " > D o c u m e n t T i t l e _ L b l < / D o c u m e n t T i t l e _ L b l >   
@@ -15439,7 +15359,7 @@
  
          < D u e D a t e _ L b l   E l e m e n t T y p e = " C o l u m n "   E l e m e n t I d = " 1 6 4 8 2 8 4 6 4 8 "   D a t a T y p e = " S t r i n g " > D u e D a t e _ L b l < / D u e D a t e _ L b l >   
-         < E M a i l _ L b l   E l e m e n t T y p e = " C o l u m n "   E l e m e n t I d = " 1 4 3 8 8 6 8 0 1 2 "   D a t a T y p e = " T e x t C o n s t " > E M a i l _ L b l < / E M a i l _ L b l > +         < E M a i l _ L b l   E l e m e n t T y p e = " C o l u m n "   E l e m e n t I d = " 1 4 3 8 8 6 8 0 1 2 "   D a t a T y p e = " L a b e l " > E M a i l _ L b l < / E M a i l _ L b l >   
          < E x c h a n g e R a t e A s T e x t   E l e m e n t T y p e = " C o l u m n "   E l e m e n t I d = " 5 9 2 9 5 5 8 4 5 "   D a t a T y p e = " T e x t " > E x c h a n g e R a t e A s T e x t < / E x c h a n g e R a t e A s T e x t >   
@@ -15447,25 +15367,25 @@
  
          < E x t e r n a l D o c u m e n t N o _ L b l   E l e m e n t T y p e = " C o l u m n "   E l e m e n t I d = " 4 2 3 3 1 2 2 6 9 "   D a t a T y p e = " S t r i n g " > E x t e r n a l D o c u m e n t N o _ L b l < / E x t e r n a l D o c u m e n t N o _ L b l >   
-         < F r o m _ L b l   E l e m e n t T y p e = " C o l u m n "   E l e m e n t I d = " 4 8 5 4 2 6 1 3 8 "   D a t a T y p e = " T e x t C o n s t " > F r o m _ L b l < / F r o m _ L b l > +         < F r o m _ L b l   E l e m e n t T y p e = " C o l u m n "   E l e m e n t I d = " 4 8 5 4 2 6 1 3 8 "   D a t a T y p e = " L a b e l " > F r o m _ L b l < / F r o m _ L b l >   
          < G l o b a l L o c a t i o n N u m b e r   E l e m e n t T y p e = " C o l u m n "   E l e m e n t I d = " 1 5 0 0 3 7 2 8 0 0 "   D a t a T y p e = " T e x t " > G l o b a l L o c a t i o n N u m b e r < / G l o b a l L o c a t i o n N u m b e r >   
          < G l o b a l L o c a t i o n N u m b e r _ L b l   E l e m e n t T y p e = " C o l u m n "   E l e m e n t I d = " 1 7 5 0 9 1 3 8 9 1 "   D a t a T y p e = " T e x t " > G l o b a l L o c a t i o n N u m b e r _ L b l < / G l o b a l L o c a t i o n N u m b e r _ L b l >   
-         < H o m e P a g _ L b l   E l e m e n t T y p e = " C o l u m n "   E l e m e n t I d = " 1 5 4 2 8 1 1 5 9 "   D a t a T y p e = " T e x t C o n s t " > H o m e P a g _ L b l < / H o m e P a g _ L b l > - 
-         < I n v o i c e D i s c o u n t A m o u n t _ L b l   E l e m e n t T y p e = " C o l u m n "   E l e m e n t I d = " 1 5 9 3 0 1 2 7 3 6 "   D a t a T y p e = " T e x t C o n s t " > I n v o i c e D i s c o u n t A m o u n t _ L b l < / I n v o i c e D i s c o u n t A m o u n t _ L b l > - 
-         < I n v o i c e D i s c o u n t B a s e A m o u n t _ L b l   E l e m e n t T y p e = " C o l u m n "   E l e m e n t I d = " 2 0 2 9 2 6 6 8 7 5 "   D a t a T y p e = " T e x t C o n s t " > I n v o i c e D i s c o u n t B a s e A m o u n t _ L b l < / I n v o i c e D i s c o u n t B a s e A m o u n t _ L b l > +         < H o m e P a g _ L b l   E l e m e n t T y p e = " C o l u m n "   E l e m e n t I d = " 1 5 4 2 8 1 1 5 9 "   D a t a T y p e = " L a b e l " > H o m e P a g _ L b l < / H o m e P a g _ L b l > + 
+         < I n v o i c e D i s c o u n t A m o u n t _ L b l   E l e m e n t T y p e = " C o l u m n "   E l e m e n t I d = " 1 5 9 3 0 1 2 7 3 6 "   D a t a T y p e = " L a b e l " > I n v o i c e D i s c o u n t A m o u n t _ L b l < / I n v o i c e D i s c o u n t A m o u n t _ L b l > + 
+         < I n v o i c e D i s c o u n t B a s e A m o u n t _ L b l   E l e m e n t T y p e = " C o l u m n "   E l e m e n t I d = " 2 0 2 9 2 6 6 8 7 5 "   D a t a T y p e = " L a b e l " > I n v o i c e D i s c o u n t B a s e A m o u n t _ L b l < / I n v o i c e D i s c o u n t B a s e A m o u n t _ L b l >   
          < L e g a l E n t i t y T y p e   E l e m e n t T y p e = " C o l u m n "   E l e m e n t I d = " 2 0 5 1 8 7 3 5 6 3 "   D a t a T y p e = " T e x t " > L e g a l E n t i t y T y p e < / L e g a l E n t i t y T y p e >   
          < L e g a l E n t i t y T y p e _ L b l   E l e m e n t T y p e = " C o l u m n "   E l e m e n t I d = " 2 0 8 0 2 2 4 7 9 2 "   D a t a T y p e = " T e x t " > L e g a l E n t i t y T y p e _ L b l < / L e g a l E n t i t y T y p e _ L b l >   
-         < L i n e A m o u n t A f t e r I n v o i c e D i s c o u n t _ L b l   E l e m e n t T y p e = " C o l u m n "   E l e m e n t I d = " 6 7 3 7 2 1 0 9 4 "   D a t a T y p e = " T e x t C o n s t " > L i n e A m o u n t A f t e r I n v o i c e D i s c o u n t _ L b l < / L i n e A m o u n t A f t e r I n v o i c e D i s c o u n t _ L b l > - 
-         < L o c a l C u r r e n c y _ L b l   E l e m e n t T y p e = " C o l u m n "   E l e m e n t I d = " 1 5 5 9 6 9 3 4 2 2 "   D a t a T y p e = " T e x t C o n s t " > L o c a l C u r r e n c y _ L b l < / L o c a l C u r r e n c y _ L b l > +         < L i n e A m o u n t A f t e r I n v o i c e D i s c o u n t _ L b l   E l e m e n t T y p e = " C o l u m n "   E l e m e n t I d = " 6 7 3 7 2 1 0 9 4 "   D a t a T y p e = " L a b e l " > L i n e A m o u n t A f t e r I n v o i c e D i s c o u n t _ L b l < / L i n e A m o u n t A f t e r I n v o i c e D i s c o u n t _ L b l > + 
+         < L o c a l C u r r e n c y _ L b l   E l e m e n t T y p e = " C o l u m n "   E l e m e n t I d = " 1 5 5 9 6 9 3 4 2 2 "   D a t a T y p e = " L a b e l " > L o c a l C u r r e n c y _ L b l < / L o c a l C u r r e n c y _ L b l >   
          < N _ e x p e d i c i � n   E l e m e n t T y p e = " C o l u m n "   E l e m e n t I d = " 1 5 5 8 3 3 7 1 8 "   D a t a T y p e = " C o d e " > N _ e x p e d i c i � n < / N _ e x p e d i c i � n >   
@@ -15477,13 +15397,13 @@
  
          < P a c k a g e T r a c k i n g N o _ L b l   E l e m e n t T y p e = " C o l u m n "   E l e m e n t I d = " 2 1 9 3 5 6 7 5 6 "   D a t a T y p e = " S t r i n g " > P a c k a g e T r a c k i n g N o _ L b l < / P a c k a g e T r a c k i n g N o _ L b l >   
-         < P a g e _ L b l   E l e m e n t T y p e = " C o l u m n "   E l e m e n t I d = " 6 8 0 6 4 8 0 9 1 "   D a t a T y p e = " T e x t C o n s t " > P a g e _ L b l < / P a g e _ L b l > +         < P a g e _ L b l   E l e m e n t T y p e = " C o l u m n "   E l e m e n t I d = " 6 8 0 6 4 8 0 9 1 "   D a t a T y p e = " L a b e l " > P a g e _ L b l < / P a g e _ L b l >   
          < P a y m e n t I n s t r u c t i o n s _ T x t   E l e m e n t T y p e = " C o l u m n "   E l e m e n t I d = " 1 8 7 2 0 8 8 3 "   D a t a T y p e = " T e x t " > P a y m e n t I n s t r u c t i o n s _ T x t < / P a y m e n t I n s t r u c t i o n s _ T x t >   
          < P a y m e n t M e t h o d D e s c r i p t i o n   E l e m e n t T y p e = " C o l u m n "   E l e m e n t I d = " 5 8 5 7 5 7 9 7 4 "   D a t a T y p e = " T e x t " > P a y m e n t M e t h o d D e s c r i p t i o n < / P a y m e n t M e t h o d D e s c r i p t i o n >   
-         < P a y m e n t M e t h o d D e s c r i p t i o n _ L b l   E l e m e n t T y p e = " C o l u m n "   E l e m e n t I d = " 7 9 7 1 1 7 3 2 3 "   D a t a T y p e = " T e x t C o n s t " > P a y m e n t M e t h o d D e s c r i p t i o n _ L b l < / P a y m e n t M e t h o d D e s c r i p t i o n _ L b l > +         < P a y m e n t M e t h o d D e s c r i p t i o n _ L b l   E l e m e n t T y p e = " C o l u m n "   E l e m e n t I d = " 7 9 7 1 1 7 3 2 3 "   D a t a T y p e = " L a b e l " > P a y m e n t M e t h o d D e s c r i p t i o n _ L b l < / P a y m e n t M e t h o d D e s c r i p t i o n _ L b l >   
          < P a y m e n t R e f e r e n c e   E l e m e n t T y p e = " C o l u m n "   E l e m e n t I d = " 3 3 5 4 9 7 0 1 2 "   D a t a T y p e = " T e x t " > P a y m e n t R e f e r e n c e < / P a y m e n t R e f e r e n c e >   
@@ -15491,45 +15411,39 @@
  
          < P a y m e n t T e r m s D e s c r i p t i o n   E l e m e n t T y p e = " C o l u m n "   E l e m e n t I d = " 2 0 3 8 7 4 2 7 0 0 "   D a t a T y p e = " T e x t " > P a y m e n t T e r m s D e s c r i p t i o n < / P a y m e n t T e r m s D e s c r i p t i o n >   
-         < P a y m e n t T e r m s D e s c r i p t i o n _ L b l   E l e m e n t T y p e = " C o l u m n "   E l e m e n t I d = " 1 8 7 4 4 9 4 3 2 1 "   D a t a T y p e = " T e x t C o n s t " > P a y m e n t T e r m s D e s c r i p t i o n _ L b l < / P a y m e n t T e r m s D e s c r i p t i o n _ L b l > +         < P a y m e n t T e r m s D e s c r i p t i o n _ L b l   E l e m e n t T y p e = " C o l u m n "   E l e m e n t I d = " 1 8 7 4 4 9 4 3 2 1 "   D a t a T y p e = " L a b e l " > P a y m e n t T e r m s D e s c r i p t i o n _ L b l < / P a y m e n t T e r m s D e s c r i p t i o n _ L b l >   
          < P r i c e s I n c l u d i n g V A T   E l e m e n t T y p e = " C o l u m n "   E l e m e n t I d = " 5 1 8 8 1 7 1 6 7 "   D a t a T y p e = " B o o l e a n " > P r i c e s I n c l u d i n g V A T < / P r i c e s I n c l u d i n g V A T >   
+         < P r i c e s I n c l u d i n g V A T Y e s N o   E l e m e n t T y p e = " C o l u m n "   E l e m e n t I d = " 1 4 1 1 1 4 7 5 9 9 "   D a t a T y p e = " S t r i n g " > P r i c e s I n c l u d i n g V A T Y e s N o < / P r i c e s I n c l u d i n g V A T Y e s N o > + 
          < P r i c e s I n c l u d i n g V A T _ L b l   E l e m e n t T y p e = " C o l u m n "   E l e m e n t I d = " 1 3 7 7 9 7 9 4 4 4 "   D a t a T y p e = " S t r i n g " > P r i c e s I n c l u d i n g V A T _ L b l < / P r i c e s I n c l u d i n g V A T _ L b l >   
-         < P r i c e s I n c l u d i n g V A T Y e s N o   E l e m e n t T y p e = " C o l u m n "   E l e m e n t I d = " 1 4 1 1 1 4 7 5 9 9 "   D a t a T y p e = " S t r i n g " > P r i c e s I n c l u d i n g V A T Y e s N o < / P r i c e s I n c l u d i n g V A T Y e s N o > - 
-         < Q R _ C o d e _ I m a g e   E l e m e n t T y p e = " C o l u m n "   E l e m e n t I d = " 2 0 7 9 6 8 0 8 3 6 "   D a t a T y p e = " M e d i a S e t " > Q R _ C o d e _ I m a g e < / Q R _ C o d e _ I m a g e > - 
-         < Q R _ C o d e _ I m a g e _ L b l   E l e m e n t T y p e = " C o l u m n "   E l e m e n t I d = " 1 2 2 9 4 4 6 0 7 "   D a t a T y p e = " S t r i n g " > Q R _ C o d e _ I m a g e _ L b l < / Q R _ C o d e _ I m a g e _ L b l > - 
-         < Q u e s t i o n s _ L b l   E l e m e n t T y p e = " C o l u m n "   E l e m e n t I d = " 2 0 7 0 8 9 0 0 1 9 "   D a t a T y p e = " T e x t C o n s t " > Q u e s t i o n s _ L b l < / Q u e s t i o n s _ L b l > - 
-         < R e c u r r i n g B i l l i n g   E l e m e n t T y p e = " C o l u m n "   E l e m e n t I d = " 4 8 0 8 6 9 9 3 "   D a t a T y p e = " B o o l e a n " > R e c u r r i n g B i l l i n g < / R e c u r r i n g B i l l i n g > +         < Q u e s t i o n s _ L b l   E l e m e n t T y p e = " C o l u m n "   E l e m e n t I d = " 2 0 7 0 8 9 0 0 1 9 "   D a t a T y p e = " L a b e l " > Q u e s t i o n s _ L b l < / Q u e s t i o n s _ L b l >   
          < R e m a i n i n g A m o u n t   E l e m e n t T y p e = " C o l u m n "   E l e m e n t I d = " 3 5 3 2 6 4 1 3 1 "   D a t a T y p e = " D e c i m a l " > R e m a i n i n g A m o u n t < / R e m a i n i n g A m o u n t >   
          < R e m a i n i n g A m o u n t T e x t   E l e m e n t T y p e = " C o l u m n "   E l e m e n t I d = " 1 8 1 3 6 1 2 0 "   D a t a T y p e = " T e x t " > R e m a i n i n g A m o u n t T e x t < / R e m a i n i n g A m o u n t T e x t >   
-         < S a l e s I n v o i c e L i n e D i s c o u n t _ L b l   E l e m e n t T y p e = " C o l u m n "   E l e m e n t I d = " 6 6 4 6 0 1 5 8 2 "   D a t a T y p e = " T e x t C o n s t " > S a l e s I n v o i c e L i n e D i s c o u n t _ L b l < / S a l e s I n v o i c e L i n e D i s c o u n t _ L b l > - 
-         < S a l e s P e r s o n _ L b l   E l e m e n t T y p e = " C o l u m n "   E l e m e n t I d = " 1 5 6 4 1 9 6 3 6 5 "   D a t a T y p e = " T e x t C o n s t " > S a l e s P e r s o n _ L b l < / S a l e s P e r s o n _ L b l > +         < S a l e s I n v o i c e L i n e D i s c o u n t _ L b l   E l e m e n t T y p e = " C o l u m n "   E l e m e n t I d = " 6 6 4 6 0 1 5 8 2 "   D a t a T y p e = " L a b e l " > S a l e s I n v o i c e L i n e D i s c o u n t _ L b l < / S a l e s I n v o i c e L i n e D i s c o u n t _ L b l >   
          < S a l e s P e r s o n B l a n k _ L b l   E l e m e n t T y p e = " C o l u m n "   E l e m e n t I d = " 6 5 4 6 2 4 6 0 1 "   D a t a T y p e = " T e x t " > S a l e s P e r s o n B l a n k _ L b l < / S a l e s P e r s o n B l a n k _ L b l >   
          < S a l e s P e r s o n N a m e   E l e m e n t T y p e = " C o l u m n "   E l e m e n t I d = " 8 7 1 4 9 2 9 8 3 "   D a t a T y p e = " T e x t " > S a l e s P e r s o n N a m e < / S a l e s P e r s o n N a m e >   
+         < S a l e s P e r s o n _ L b l   E l e m e n t T y p e = " C o l u m n "   E l e m e n t I d = " 1 5 6 4 1 9 6 3 6 5 "   D a t a T y p e = " L a b e l " > S a l e s P e r s o n _ L b l < / S a l e s P e r s o n _ L b l > + 
          < S e l l T o C o n t a c t E m a i l   E l e m e n t T y p e = " C o l u m n "   E l e m e n t I d = " 2 6 2 8 2 4 5 6 4 "   D a t a T y p e = " T e x t " > S e l l T o C o n t a c t E m a i l < / S e l l T o C o n t a c t E m a i l >   
-         < S e l l T o C o n t a c t E m a i l L b l   E l e m e n t T y p e = " C o l u m n "   E l e m e n t I d = " 3 7 0 9 2 0 3 7 4 "   D a t a T y p e = " T e x t C o n s t " > S e l l T o C o n t a c t E m a i l L b l < / S e l l T o C o n t a c t E m a i l L b l > +         < S e l l T o C o n t a c t E m a i l L b l   E l e m e n t T y p e = " C o l u m n "   E l e m e n t I d = " 3 7 0 9 2 0 3 7 4 "   D a t a T y p e = " L a b e l " > S e l l T o C o n t a c t E m a i l L b l < / S e l l T o C o n t a c t E m a i l L b l >   
          < S e l l T o C o n t a c t M o b i l e P h o n e N o   E l e m e n t T y p e = " C o l u m n "   E l e m e n t I d = " 1 8 4 3 5 8 7 4 7 "   D a t a T y p e = " T e x t " > S e l l T o C o n t a c t M o b i l e P h o n e N o < / S e l l T o C o n t a c t M o b i l e P h o n e N o >   
-         < S e l l T o C o n t a c t M o b i l e P h o n e N o L b l   E l e m e n t T y p e = " C o l u m n "   E l e m e n t I d = " 1 4 5 7 5 2 8 4 1 7 "   D a t a T y p e = " T e x t C o n s t " > S e l l T o C o n t a c t M o b i l e P h o n e N o L b l < / S e l l T o C o n t a c t M o b i l e P h o n e N o L b l > +         < S e l l T o C o n t a c t M o b i l e P h o n e N o L b l   E l e m e n t T y p e = " C o l u m n "   E l e m e n t I d = " 1 4 5 7 5 2 8 4 1 7 "   D a t a T y p e = " L a b e l " > S e l l T o C o n t a c t M o b i l e P h o n e N o L b l < / S e l l T o C o n t a c t M o b i l e P h o n e N o L b l >   
          < S e l l T o C o n t a c t P h o n e N o   E l e m e n t T y p e = " C o l u m n "   E l e m e n t I d = " 1 6 1 3 8 2 2 4 8 3 "   D a t a T y p e = " T e x t " > S e l l T o C o n t a c t P h o n e N o < / S e l l T o C o n t a c t P h o n e N o >   
-         < S e l l T o C o n t a c t P h o n e N o L b l   E l e m e n t T y p e = " C o l u m n "   E l e m e n t I d = " 1 0 5 0 6 8 6 8 0 9 "   D a t a T y p e = " T e x t C o n s t " > S e l l T o C o n t a c t P h o n e N o L b l < / S e l l T o C o n t a c t P h o n e N o L b l > +         < S e l l T o C o n t a c t P h o n e N o L b l   E l e m e n t T y p e = " C o l u m n "   E l e m e n t I d = " 1 0 5 0 6 8 6 8 0 9 "   D a t a T y p e = " L a b e l " > S e l l T o C o n t a c t P h o n e N o L b l < / S e l l T o C o n t a c t P h o n e N o L b l >   
          < S e l l t o C u s t o m e r N o   E l e m e n t T y p e = " C o l u m n "   E l e m e n t I d = " 2 0 5 0 6 4 7 3 4 9 "   D a t a T y p e = " C o d e " > S e l l t o C u s t o m e r N o < / S e l l t o C u s t o m e r N o >   
@@ -15539,22 +15453,20 @@
  
          < S e l l T o P h o n e N o   E l e m e n t T y p e = " C o l u m n "   E l e m e n t I d = " 7 5 1 9 3 1 8 4 3 "   D a t a T y p e = " T e x t " > S e l l T o P h o n e N o < / S e l l T o P h o n e N o >   
-         < S h i p m e n t _ L b l   E l e m e n t T y p e = " C o l u m n "   E l e m e n t I d = " 2 0 8 5 7 6 7 1 2 0 "   D a t a T y p e = " T e x t C o n s t " > S h i p m e n t _ L b l < / S h i p m e n t _ L b l > - 
          < S h i p m e n t D a t e   E l e m e n t T y p e = " C o l u m n "   E l e m e n t I d = " 9 3 1 1 1 1 4 6 5 "   D a t a T y p e = " S t r i n g " > S h i p m e n t D a t e < / S h i p m e n t D a t e >   
          < S h i p m e n t D a t e _ L b l   E l e m e n t T y p e = " C o l u m n "   E l e m e n t I d = " 6 1 4 4 0 0 3 6 4 "   D a t a T y p e = " S t r i n g " > S h i p m e n t D a t e _ L b l < / S h i p m e n t D a t e _ L b l >   
          < S h i p m e n t M e t h o d D e s c r i p t i o n   E l e m e n t T y p e = " C o l u m n "   E l e m e n t I d = " 2 0 5 9 4 0 3 2 6 0 "   D a t a T y p e = " T e x t " > S h i p m e n t M e t h o d D e s c r i p t i o n < / S h i p m e n t M e t h o d D e s c r i p t i o n >   
-         < S h i p m e n t M e t h o d D e s c r i p t i o n _ L b l   E l e m e n t T y p e = " C o l u m n "   E l e m e n t I d = " 1 1 7 9 9 7 8 4 6 5 "   D a t a T y p e = " T e x t C o n s t " > S h i p m e n t M e t h o d D e s c r i p t i o n _ L b l < / S h i p m e n t M e t h o d D e s c r i p t i o n _ L b l > +         < S h i p m e n t M e t h o d D e s c r i p t i o n _ L b l   E l e m e n t T y p e = " C o l u m n "   E l e m e n t I d = " 1 1 7 9 9 7 8 4 6 5 "   D a t a T y p e = " L a b e l " > S h i p m e n t M e t h o d D e s c r i p t i o n _ L b l < / S h i p m e n t M e t h o d D e s c r i p t i o n _ L b l > + 
+         < S h i p m e n t _ L b l   E l e m e n t T y p e = " C o l u m n "   E l e m e n t I d = " 2 0 8 5 7 6 7 1 2 0 "   D a t a T y p e = " L a b e l " > S h i p m e n t _ L b l < / S h i p m e n t _ L b l >   
          < S h i p p i n g A g e n t C o d e   E l e m e n t T y p e = " C o l u m n "   E l e m e n t I d = " 1 6 7 0 1 5 5 2 6 9 "   D a t a T y p e = " C o d e " > S h i p p i n g A g e n t C o d e < / S h i p p i n g A g e n t C o d e >   
          < S h i p p i n g A g e n t C o d e _ L b l   E l e m e n t T y p e = " C o l u m n "   E l e m e n t I d = " 1 1 5 3 2 0 1 3 4 "   D a t a T y p e = " S t r i n g " > S h i p p i n g A g e n t C o d e _ L b l < / S h i p p i n g A g e n t C o d e _ L b l >   
-         < S h i p T o A d d r e s s _ L b l   E l e m e n t T y p e = " C o l u m n "   E l e m e n t I d = " 1 6 5 0 5 0 5 0 1 7 "   D a t a T y p e = " T e x t C o n s t " > S h i p T o A d d r e s s _ L b l < / S h i p T o A d d r e s s _ L b l > - 
          < S h i p T o A d d r e s s 1   E l e m e n t T y p e = " C o l u m n "   E l e m e n t I d = " 1 3 5 7 6 7 2 8 6 1 "   D a t a T y p e = " T e x t " > S h i p T o A d d r e s s 1 < / S h i p T o A d d r e s s 1 >   
          < S h i p T o A d d r e s s 2   E l e m e n t T y p e = " C o l u m n "   E l e m e n t I d = " 1 0 2 4 2 0 4 5 8 4 "   D a t a T y p e = " T e x t " > S h i p T o A d d r e s s 2 < / S h i p T o A d d r e s s 2 > @@ -15571,37 +15483,39 @@
  
          < S h i p T o A d d r e s s 8   E l e m e n t T y p e = " C o l u m n "   E l e m e n t I d = " 1 4 9 2 9 9 2 1 7 8 "   D a t a T y p e = " T e x t " > S h i p T o A d d r e s s 8 < / S h i p T o A d d r e s s 8 >   
+         < S h i p T o A d d r e s s _ L b l   E l e m e n t T y p e = " C o l u m n "   E l e m e n t I d = " 1 6 5 0 5 0 5 0 1 7 "   D a t a T y p e = " L a b e l " > S h i p T o A d d r e s s _ L b l < / S h i p T o A d d r e s s _ L b l > + 
          < S h i p T o P h o n e N o   E l e m e n t T y p e = " C o l u m n "   E l e m e n t I d = " 3 6 9 7 0 2 2 5 5 "   D a t a T y p e = " T e x t " > S h i p T o P h o n e N o < / S h i p T o P h o n e N o >   
          < S h o w S h i p p i n g A d d r e s s   E l e m e n t T y p e = " C o l u m n "   E l e m e n t I d = " 1 1 2 0 0 7 1 2 6 6 "   D a t a T y p e = " B o o l e a n " > S h o w S h i p p i n g A d d r e s s < / S h o w S h i p p i n g A d d r e s s >   
          < S h o w W o r k D e s c r i p t i o n   E l e m e n t T y p e = " C o l u m n "   E l e m e n t I d = " 7 8 5 4 6 8 8 6 5 "   D a t a T y p e = " B o o l e a n " > S h o w W o r k D e s c r i p t i o n < / S h o w W o r k D e s c r i p t i o n >   
-         < S u b t o t a l _ L b l   E l e m e n t T y p e = " C o l u m n "   E l e m e n t I d = " 1 9 6 7 7 9 5 1 4 2 "   D a t a T y p e = " T e x t C o n s t " > S u b t o t a l _ L b l < / S u b t o t a l _ L b l > - 
-         < T h a n k s _ L b l   E l e m e n t T y p e = " C o l u m n "   E l e m e n t I d = " 2 1 0 3 3 0 5 5 2 5 "   D a t a T y p e = " T e x t C o n s t " > T h a n k s _ L b l < / T h a n k s _ L b l > - 
-         < T o t a l _ L b l   E l e m e n t T y p e = " C o l u m n "   E l e m e n t I d = " 1 2 1 0 1 0 0 8 7 8 "   D a t a T y p e = " T e x t C o n s t " > T o t a l _ L b l < / T o t a l _ L b l > - 
-         < V A T A m o u n t _ L b l   E l e m e n t T y p e = " C o l u m n "   E l e m e n t I d = " 1 0 9 4 6 5 7 2 9 "   D a t a T y p e = " T e x t C o n s t " > V A T A m o u n t _ L b l < / V A T A m o u n t _ L b l > - 
-         < V A T A m o u n t S p e c i f i c a t i o n _ L b l   E l e m e n t T y p e = " C o l u m n "   E l e m e n t I d = " 8 7 8 7 0 6 8 4 6 "   D a t a T y p e = " T e x t C o n s t " > V A T A m o u n t S p e c i f i c a t i o n _ L b l < / V A T A m o u n t S p e c i f i c a t i o n _ L b l > - 
-         < V A T B a s e _ L b l   E l e m e n t T y p e = " C o l u m n "   E l e m e n t I d = " 1 8 6 6 1 5 8 2 7 8 "   D a t a T y p e = " T e x t C o n s t " > V A T B a s e _ L b l < / V A T B a s e _ L b l > +         < S u b t o t a l _ L b l   E l e m e n t T y p e = " C o l u m n "   E l e m e n t I d = " 1 9 6 7 7 9 5 1 4 2 "   D a t a T y p e = " L a b e l " > S u b t o t a l _ L b l < / S u b t o t a l _ L b l > + 
+         < T h a n k s _ L b l   E l e m e n t T y p e = " C o l u m n "   E l e m e n t I d = " 2 1 0 3 3 0 5 5 2 5 "   D a t a T y p e = " L a b e l " > T h a n k s _ L b l < / T h a n k s _ L b l > + 
+         < T o t a l _ L b l   E l e m e n t T y p e = " C o l u m n "   E l e m e n t I d = " 1 2 1 0 1 0 0 8 7 8 "   D a t a T y p e = " L a b e l " > T o t a l _ L b l < / T o t a l _ L b l > + 
+         < V A T A m o u n t S p e c i f i c a t i o n _ L b l   E l e m e n t T y p e = " C o l u m n "   E l e m e n t I d = " 8 7 8 7 0 6 8 4 6 "   D a t a T y p e = " L a b e l " > V A T A m o u n t S p e c i f i c a t i o n _ L b l < / V A T A m o u n t S p e c i f i c a t i o n _ L b l > + 
+         < V A T A m o u n t _ L b l   E l e m e n t T y p e = " C o l u m n "   E l e m e n t I d = " 1 0 9 4 6 5 7 2 9 "   D a t a T y p e = " L a b e l " > V A T A m o u n t _ L b l < / V A T A m o u n t _ L b l > + 
+         < V A T B a s e _ L b l   E l e m e n t T y p e = " C o l u m n "   E l e m e n t I d = " 1 8 6 6 1 5 8 2 7 8 "   D a t a T y p e = " L a b e l " > V A T B a s e _ L b l < / V A T B a s e _ L b l > + 
+         < V A T C l a u s e s _ L b l   E l e m e n t T y p e = " C o l u m n "   E l e m e n t I d = " 1 3 8 3 9 2 0 0 1 9 "   D a t a T y p e = " L a b e l " > V A T C l a u s e s _ L b l < / V A T C l a u s e s _ L b l >   
          < V A T C l a u s e _ L b l   E l e m e n t T y p e = " C o l u m n "   E l e m e n t I d = " 1 5 7 0 4 9 5 4 9 0 "   D a t a T y p e = " S t r i n g " > V A T C l a u s e _ L b l < / V A T C l a u s e _ L b l >   
-         < V A T C l a u s e s _ L b l   E l e m e n t T y p e = " C o l u m n "   E l e m e n t I d = " 1 3 8 3 9 2 0 0 1 9 "   D a t a T y p e = " T e x t C o n s t " > V A T C l a u s e s _ L b l < / V A T C l a u s e s _ L b l > - 
-         < V A T I d e n t i f i e r _ L b l   E l e m e n t T y p e = " C o l u m n "   E l e m e n t I d = " 1 6 8 6 6 2 3 9 8 4 "   D a t a T y p e = " T e x t C o n s t " > V A T I d e n t i f i e r _ L b l < / V A T I d e n t i f i e r _ L b l > - 
-         < V A T P e r c e n t a g e _ L b l   E l e m e n t T y p e = " C o l u m n "   E l e m e n t I d = " 6 7 6 6 5 4 5 6 5 "   D a t a T y p e = " T e x t C o n s t " > V A T P e r c e n t a g e _ L b l < / V A T P e r c e n t a g e _ L b l > +         < V A T I d e n t i f i e r _ L b l   E l e m e n t T y p e = " C o l u m n "   E l e m e n t I d = " 1 6 8 6 6 2 3 9 8 4 "   D a t a T y p e = " L a b e l " > V A T I d e n t i f i e r _ L b l < / V A T I d e n t i f i e r _ L b l > + 
+         < V A T P e r c e n t a g e _ L b l   E l e m e n t T y p e = " C o l u m n "   E l e m e n t I d = " 6 7 6 6 5 4 5 6 5 "   D a t a T y p e = " L a b e l " > V A T P e r c e n t a g e _ L b l < / V A T P e r c e n t a g e _ L b l >   
          < V A T R e g i s t r a t i o n N o   E l e m e n t T y p e = " C o l u m n "   E l e m e n t I d = " 1 8 8 9 1 9 5 4 0 2 "   D a t a T y p e = " T e x t " > V A T R e g i s t r a t i o n N o < / V A T R e g i s t r a t i o n N o >   
          < V A T R e g i s t r a t i o n N o _ L b l   E l e m e n t T y p e = " C o l u m n "   E l e m e n t I d = " 1 4 2 4 6 1 6 0 8 5 "   D a t a T y p e = " T e x t " > V A T R e g i s t r a t i o n N o _ L b l < / V A T R e g i s t r a t i o n N o _ L b l >   
-         < Y o u r D o c u m e n t T i t l e _ L b l   E l e m e n t T y p e = " C o l u m n "   E l e m e n t I d = " 1 8 2 1 7 1 6 9 3 4 "   D a t a T y p e = " T e x t C o n s t " > Y o u r D o c u m e n t T i t l e _ L b l < / Y o u r D o c u m e n t T i t l e _ L b l > +         < Y o u r D o c u m e n t T i t l e _ L b l   E l e m e n t T y p e = " C o l u m n "   E l e m e n t I d = " 1 8 2 1 7 1 6 9 3 4 "   D a t a T y p e = " L a b e l " > Y o u r D o c u m e n t T i t l e _ L b l < / Y o u r D o c u m e n t T i t l e _ L b l >   
          < Y o u r R e f e r e n c e   E l e m e n t T y p e = " C o l u m n "   E l e m e n t I d = " 1 1 0 3 9 9 5 1 "   D a t a T y p e = " T e x t " > Y o u r R e f e r e n c e < / Y o u r R e f e r e n c e >   
@@ -15617,10 +15531,6 @@
  
              < A m o u n t I n c l u d i n g V A T _ L i n e _ L b l   E l e m e n t T y p e = " C o l u m n "   E l e m e n t I d = " 9 3 0 7 4 7 3 1 3 "   D a t a T y p e = " S t r i n g " > A m o u n t I n c l u d i n g V A T _ L i n e _ L b l < / A m o u n t I n c l u d i n g V A T _ L i n e _ L b l >   
-             < C o n t r a c t L i n e N o   E l e m e n t T y p e = " C o l u m n "   E l e m e n t I d = " 3 0 7 6 6 9 2 4 8 "   D a t a T y p e = " I n t e g e r " > C o n t r a c t L i n e N o < / C o n t r a c t L i n e N o > - 
-             < C o n t r a c t N o   E l e m e n t T y p e = " C o l u m n "   E l e m e n t I d = " 1 9 5 9 3 0 8 7 1 8 "   D a t a T y p e = " C o d e " > C o n t r a c t N o < / C o n t r a c t N o > - 
              < D e s c r i p t i o n _ L i n e   E l e m e n t T y p e = " C o l u m n "   E l e m e n t I d = " 1 4 0 6 8 2 2 3 1 0 "   D a t a T y p e = " T e x t " > D e s c r i p t i o n _ L i n e < / D e s c r i p t i o n _ L i n e >   
              < D e s c r i p t i o n _ L i n e _ L b l   E l e m e n t T y p e = " C o l u m n "   E l e m e n t I d = " 2 1 1 8 9 5 1 4 9 5 "   D a t a T y p e = " S t r i n g " > D e s c r i p t i o n _ L i n e _ L b l < / D e s c r i p t i o n _ L i n e _ L b l > @@ -15641,10 +15551,10 @@
  
              < J o b N o _ L b l   E l e m e n t T y p e = " C o l u m n "   E l e m e n t I d = " 1 8 9 7 0 9 4 2 6 "   D a t a T y p e = " T e x t " > J o b N o _ L b l < / J o b N o _ L b l >   
-             < J o b T a s k D e s c _ L b l   E l e m e n t T y p e = " C o l u m n "   E l e m e n t I d = " 5 4 8 3 1 0 0 2 7 "   D a t a T y p e = " T e x t C o n s t " > J o b T a s k D e s c _ L b l < / J o b T a s k D e s c _ L b l > - 
              < J o b T a s k D e s c r i p t i o n   E l e m e n t T y p e = " C o l u m n "   E l e m e n t I d = " 1 0 6 5 5 0 2 3 4 3 "   D a t a T y p e = " T e x t " > J o b T a s k D e s c r i p t i o n < / J o b T a s k D e s c r i p t i o n >   
+             < J o b T a s k D e s c _ L b l   E l e m e n t T y p e = " C o l u m n "   E l e m e n t I d = " 5 4 8 3 1 0 0 2 7 "   D a t a T y p e = " L a b e l " > J o b T a s k D e s c _ L b l < / J o b T a s k D e s c _ L b l > + 
              < J o b T a s k N o   E l e m e n t T y p e = " C o l u m n "   E l e m e n t I d = " 9 4 0 0 8 9 4 5 8 "   D a t a T y p e = " C o d e " > J o b T a s k N o < / J o b T a s k N o >   
              < J o b T a s k N o _ L b l   E l e m e n t T y p e = " C o l u m n "   E l e m e n t I d = " 6 2 2 6 5 1 9 4 9 "   D a t a T y p e = " T e x t " > J o b T a s k N o _ L b l < / J o b T a s k N o _ L b l > @@ -15653,40 +15563,34 @@
  
              < L i n e A m o u n t _ L i n e _ L b l   E l e m e n t T y p e = " C o l u m n "   E l e m e n t I d = " 9 9 2 9 0 1 8 4 5 "   D a t a T y p e = " S t r i n g " > L i n e A m o u n t _ L i n e _ L b l < / L i n e A m o u n t _ L i n e _ L b l >   
+             < L i n e D i s c o u n t P e r c e n t T e x t _ L i n e   E l e m e n t T y p e = " C o l u m n "   E l e m e n t I d = " 6 1 3 1 3 5 1 9 "   D a t a T y p e = " T e x t " > L i n e D i s c o u n t P e r c e n t T e x t _ L i n e < / L i n e D i s c o u n t P e r c e n t T e x t _ L i n e > + 
              < L i n e D i s c o u n t P e r c e n t _ L i n e   E l e m e n t T y p e = " C o l u m n "   E l e m e n t I d = " 9 0 7 8 2 7 4 3 6 "   D a t a T y p e = " D e c i m a l " > L i n e D i s c o u n t P e r c e n t _ L i n e < / L i n e D i s c o u n t P e r c e n t _ L i n e >   
-             < L i n e D i s c o u n t P e r c e n t T e x t _ L i n e   E l e m e n t T y p e = " C o l u m n "   E l e m e n t I d = " 6 1 3 1 3 5 1 9 "   D a t a T y p e = " T e x t " > L i n e D i s c o u n t P e r c e n t T e x t _ L i n e < / L i n e D i s c o u n t P e r c e n t T e x t _ L i n e > - 
              < L i n e N o _ L i n e   E l e m e n t T y p e = " C o l u m n "   E l e m e n t I d = " 6 9 8 9 8 5 9 7 9 "   D a t a T y p e = " I n t e g e r " > L i n e N o _ L i n e < / L i n e N o _ L i n e >   
              < P r e c i o _ b a s e   E l e m e n t T y p e = " C o l u m n "   E l e m e n t I d = " 2 0 4 9 3 7 5 4 3 7 "   D a t a T y p e = " T e x t " > P r e c i o _ b a s e < / P r e c i o _ b a s e >   
              < P r e c i o _ f i n a l   E l e m e n t T y p e = " C o l u m n "   E l e m e n t I d = " 2 0 0 6 5 5 6 7 6 4 "   D a t a T y p e = " T e x t " > P r e c i o _ f i n a l < / P r e c i o _ f i n a l >   
-             < P r i c e _ L b l   E l e m e n t T y p e = " C o l u m n "   E l e m e n t I d = " 2 1 2 6 7 6 4 9 2 5 "   D a t a T y p e = " T e x t C o n s t " > P r i c e _ L b l < / P r i c e _ L b l > - 
-             < P r i c e P e r _ L b l   E l e m e n t T y p e = " C o l u m n "   E l e m e n t I d = " 9 7 3 2 8 0 1 3 4 "   D a t a T y p e = " T e x t C o n s t " > P r i c e P e r _ L b l < / P r i c e P e r _ L b l > - 
-             < Q t y _ L b l   E l e m e n t T y p e = " C o l u m n "   E l e m e n t I d = " 2 6 3 6 7 3 7 6 4 "   D a t a T y p e = " T e x t C o n s t " > Q t y _ L b l < / Q t y _ L b l > +             < P r i c e P e r _ L b l   E l e m e n t T y p e = " C o l u m n "   E l e m e n t I d = " 9 7 3 2 8 0 1 3 4 "   D a t a T y p e = " L a b e l " > P r i c e P e r _ L b l < / P r i c e P e r _ L b l > + 
+             < P r i c e _ L b l   E l e m e n t T y p e = " C o l u m n "   E l e m e n t I d = " 2 1 2 6 7 6 4 9 2 5 "   D a t a T y p e = " L a b e l " > P r i c e _ L b l < / P r i c e _ L b l > + 
+             < Q t y _ L b l   E l e m e n t T y p e = " C o l u m n "   E l e m e n t I d = " 2 6 3 6 7 3 7 6 4 "   D a t a T y p e = " L a b e l " > Q t y _ L b l < / Q t y _ L b l >   
              < Q u a n t i t y _ L i n e   E l e m e n t T y p e = " C o l u m n "   E l e m e n t I d = " 1 0 6 8 5 4 3 5 3 7 "   D a t a T y p e = " T e x t " > Q u a n t i t y _ L i n e < / Q u a n t i t y _ L i n e >   
              < Q u a n t i t y _ L i n e _ L b l   E l e m e n t T y p e = " C o l u m n "   E l e m e n t I d = " 2 0 3 4 5 0 6 8 0 2 "   D a t a T y p e = " S t r i n g " > Q u a n t i t y _ L i n e _ L b l < / Q u a n t i t y _ L i n e _ L b l >   
-             < R e c u r r i n g B i l l i n g f r o m   E l e m e n t T y p e = " C o l u m n "   E l e m e n t I d = " 4 7 7 0 0 1 9 2 1 "   D a t a T y p e = " D a t e " > R e c u r r i n g B i l l i n g f r o m < / R e c u r r i n g B i l l i n g f r o m > - 
-             < R e c u r r i n g B i l l i n g t o   E l e m e n t T y p e = " C o l u m n "   E l e m e n t I d = " 1 3 8 4 6 2 3 0 0 4 "   D a t a T y p e = " D a t e " > R e c u r r i n g B i l l i n g t o < / R e c u r r i n g B i l l i n g t o > - 
              < S h i p m e n t D a t e _ L i n e   E l e m e n t T y p e = " C o l u m n "   E l e m e n t I d = " 1 6 7 3 3 7 5 4 1 6 "   D a t a T y p e = " S t r i n g " > S h i p m e n t D a t e _ L i n e < / S h i p m e n t D a t e _ L i n e >   
-             < S h i p m e n t D a t e _ L i n e _ L b l   E l e m e n t T y p e = " C o l u m n "   E l e m e n t I d = " 8 5 3 2 2 4 3 6 3 "   D a t a T y p e = " T e x t C o n s t " > S h i p m e n t D a t e _ L i n e _ L b l < / S h i p m e n t D a t e _ L i n e _ L b l > +             < S h i p m e n t D a t e _ L i n e _ L b l   E l e m e n t T y p e = " C o l u m n "   E l e m e n t I d = " 8 5 3 2 2 4 3 6 3 "   D a t a T y p e = " L a b e l " > S h i p m e n t D a t e _ L i n e _ L b l < / S h i p m e n t D a t e _ L i n e _ L b l >   
              < T r a n s H e a d e r A m o u n t   E l e m e n t T y p e = " C o l u m n "   E l e m e n t I d = " 2 0 2 8 3 0 6 2 7 6 "   D a t a T y p e = " D e c i m a l " > T r a n s H e a d e r A m o u n t < / T r a n s H e a d e r A m o u n t >   
              < T y p e _ L i n e   E l e m e n t T y p e = " C o l u m n "   E l e m e n t I d = " 2 7 2 8 0 4 9 2 4 "   D a t a T y p e = " S t r i n g " > T y p e _ L i n e < / T y p e _ L i n e >   
-             < U n i t _ L b l   E l e m e n t T y p e = " C o l u m n "   E l e m e n t I d = " 8 1 4 3 6 4 3 1 8 "   D a t a T y p e = " T e x t C o n s t " > U n i t _ L b l < / U n i t _ L b l > - 
              < U n i t O f M e a s u r e   E l e m e n t T y p e = " C o l u m n "   E l e m e n t I d = " 1 8 0 8 2 2 8 0 1 8 "   D a t a T y p e = " T e x t " > U n i t O f M e a s u r e < / U n i t O f M e a s u r e >   
              < U n i t O f M e a s u r e _ L b l   E l e m e n t T y p e = " C o l u m n "   E l e m e n t I d = " 9 8 1 9 5 1 2 4 9 "   D a t a T y p e = " S t r i n g " > U n i t O f M e a s u r e _ L b l < / U n i t O f M e a s u r e _ L b l > @@ -15695,6 +15599,8 @@
  
              < U n i t P r i c e _ L b l   E l e m e n t T y p e = " C o l u m n "   E l e m e n t I d = " 1 1 6 3 9 2 6 6 0 3 "   D a t a T y p e = " S t r i n g " > U n i t P r i c e _ L b l < / U n i t P r i c e _ L b l >   
+             < U n i t _ L b l   E l e m e n t T y p e = " C o l u m n "   E l e m e n t I d = " 8 1 4 3 6 4 3 1 8 "   D a t a T y p e = " L a b e l " > U n i t _ L b l < / U n i t _ L b l > + 
              < V A T I d e n t i f i e r _ L i n e   E l e m e n t T y p e = " C o l u m n "   E l e m e n t I d = " 1 7 7 3 6 2 2 4 1 2 "   D a t a T y p e = " C o d e " > V A T I d e n t i f i e r _ L i n e < / V A T I d e n t i f i e r _ L i n e >   
              < V A T I d e n t i f i e r _ L i n e _ L b l   E l e m e n t T y p e = " C o l u m n "   E l e m e n t I d = " 5 3 3 7 8 2 7 0 3 "   D a t a T y p e = " S t r i n g " > V A T I d e n t i f i e r _ L i n e _ L b l < / V A T I d e n t i f i e r _ L i n e _ L b l > @@ -15743,14 +15649,14 @@
  
          < V A T A m o u n t L i n e   E l e m e n t T y p e = " D a t a I t e m "   E l e m e n t I d = " 8 2 7 5 3 4 3 4 8 " >   
+             < E C A m o u n t L C Y _ V a t A m o u n t L i n e   E l e m e n t T y p e = " C o l u m n "   E l e m e n t I d = " 1 7 6 8 9 7 4 6 5 7 "   D a t a T y p e = " D e c i m a l " > E C A m o u n t L C Y _ V a t A m o u n t L i n e < / E C A m o u n t L C Y _ V a t A m o u n t L i n e > + 
+             < E C A m o u n t L C Y _ V a t A m o u n t L i n e _ L b l   E l e m e n t T y p e = " C o l u m n "   E l e m e n t I d = " 6 1 5 0 8 8 9 6 2 "   D a t a T y p e = " L a b e l " > E C A m o u n t L C Y _ V a t A m o u n t L i n e _ L b l < / E C A m o u n t L C Y _ V a t A m o u n t L i n e _ L b l > + 
              < E C A m o u n t _ V a t A m o u n t L i n e   E l e m e n t T y p e = " C o l u m n "   E l e m e n t I d = " 2 7 3 4 5 9 1 9 3 "   D a t a T y p e = " D e c i m a l " > E C A m o u n t _ V a t A m o u n t L i n e < / E C A m o u n t _ V a t A m o u n t L i n e >   
              < E C A m o u n t _ V a t A m o u n t L i n e _ L b l   E l e m e n t T y p e = " C o l u m n "   E l e m e n t I d = " 1 5 6 9 3 7 2 4 8 4 "   D a t a T y p e = " S t r i n g " > E C A m o u n t _ V a t A m o u n t L i n e _ L b l < / E C A m o u n t _ V a t A m o u n t L i n e _ L b l >   
-             < E C A m o u n t L C Y _ V a t A m o u n t L i n e   E l e m e n t T y p e = " C o l u m n "   E l e m e n t I d = " 1 7 6 8 9 7 4 6 5 7 "   D a t a T y p e = " D e c i m a l " > E C A m o u n t L C Y _ V a t A m o u n t L i n e < / E C A m o u n t L C Y _ V a t A m o u n t L i n e > - 
-             < E C A m o u n t L C Y _ V a t A m o u n t L i n e _ L b l   E l e m e n t T y p e = " C o l u m n "   E l e m e n t I d = " 6 1 5 0 8 8 9 6 2 "   D a t a T y p e = " T e x t C o n s t " > E C A m o u n t L C Y _ V a t A m o u n t L i n e _ L b l < / E C A m o u n t L C Y _ V a t A m o u n t L i n e _ L b l > - 
              < E C P c t _ V a t A m o u n t L i n e   E l e m e n t T y p e = " C o l u m n "   E l e m e n t I d = " 2 3 4 2 5 9 9 4 2 "   D a t a T y p e = " D e c i m a l " > E C P c t _ V a t A m o u n t L i n e < / E C P c t _ V a t A m o u n t L i n e >   
              < E C P c t _ V a t A m o u n t L i n e _ L b l   E l e m e n t T y p e = " C o l u m n "   E l e m e n t I d = " 8 7 2 1 3 7 7 2 1 "   D a t a T y p e = " S t r i n g " > E C P c t _ V a t A m o u n t L i n e _ L b l < / E C P c t _ V a t A m o u n t L i n e _ L b l > @@ -15769,22 +15675,22 @@
  
              < N o O f V A T I d e n t i f i e r s   E l e m e n t T y p e = " C o l u m n "   E l e m e n t I d = " 1 1 5 3 2 6 3 0 2 6 "   D a t a T y p e = " I n t e g e r " > N o O f V A T I d e n t i f i e r s < / N o O f V A T I d e n t i f i e r s >   
+             < V A T A m o u n t L C Y _ V A T A m o u n t L i n e   E l e m e n t T y p e = " C o l u m n "   E l e m e n t I d = " 1 5 8 1 9 9 4 3 5 0 "   D a t a T y p e = " D e c i m a l " > V A T A m o u n t L C Y _ V A T A m o u n t L i n e < / V A T A m o u n t L C Y _ V A T A m o u n t L i n e > + 
+             < V A T A m o u n t L C Y _ V A T A m o u n t L i n e _ L b l   E l e m e n t T y p e = " C o l u m n "   E l e m e n t I d = " 9 2 3 0 0 3 3 7 "   D a t a T y p e = " L a b e l " > V A T A m o u n t L C Y _ V A T A m o u n t L i n e _ L b l < / V A T A m o u n t L C Y _ V A T A m o u n t L i n e _ L b l > + 
              < V A T A m o u n t _ V a t A m o u n t L i n e   E l e m e n t T y p e = " C o l u m n "   E l e m e n t I d = " 1 8 9 1 8 2 0 6 2 0 "   D a t a T y p e = " D e c i m a l " > V A T A m o u n t _ V a t A m o u n t L i n e < / V A T A m o u n t _ V a t A m o u n t L i n e >   
              < V A T A m o u n t _ V a t A m o u n t L i n e _ L b l   E l e m e n t T y p e = " C o l u m n "   E l e m e n t I d = " 1 5 1 3 5 5 5 4 7 3 "   D a t a T y p e = " S t r i n g " > V A T A m o u n t _ V a t A m o u n t L i n e _ L b l < / V A T A m o u n t _ V a t A m o u n t L i n e _ L b l >   
-             < V A T A m o u n t L C Y _ V A T A m o u n t L i n e   E l e m e n t T y p e = " C o l u m n "   E l e m e n t I d = " 1 5 8 1 9 9 4 3 5 0 "   D a t a T y p e = " D e c i m a l " > V A T A m o u n t L C Y _ V A T A m o u n t L i n e < / V A T A m o u n t L C Y _ V A T A m o u n t L i n e > - 
-             < V A T A m o u n t L C Y _ V A T A m o u n t L i n e _ L b l   E l e m e n t T y p e = " C o l u m n "   E l e m e n t I d = " 9 2 3 0 0 3 3 7 "   D a t a T y p e = " T e x t C o n s t " > V A T A m o u n t L C Y _ V A T A m o u n t L i n e _ L b l < / V A T A m o u n t L C Y _ V A T A m o u n t L i n e _ L b l > +             < V A T B a s e L C Y _ V A T A m o u n t L i n e   E l e m e n t T y p e = " C o l u m n "   E l e m e n t I d = " 1 8 6 0 9 4 5 6 3 5 "   D a t a T y p e = " D e c i m a l " > V A T B a s e L C Y _ V A T A m o u n t L i n e < / V A T B a s e L C Y _ V A T A m o u n t L i n e > + 
+             < V A T B a s e L C Y _ V A T A m o u n t L i n e _ L b l   E l e m e n t T y p e = " C o l u m n "   E l e m e n t I d = " 1 2 3 6 4 6 7 9 9 8 "   D a t a T y p e = " L a b e l " > V A T B a s e L C Y _ V A T A m o u n t L i n e _ L b l < / V A T B a s e L C Y _ V A T A m o u n t L i n e _ L b l >   
              < V A T B a s e _ V a t A m o u n t L i n e   E l e m e n t T y p e = " C o l u m n "   E l e m e n t I d = " 1 4 5 8 9 3 7 8 1 9 "   D a t a T y p e = " D e c i m a l " > V A T B a s e _ V a t A m o u n t L i n e < / V A T B a s e _ V a t A m o u n t L i n e >   
              < V A T B a s e _ V a t A m o u n t L i n e _ L b l   E l e m e n t T y p e = " C o l u m n "   E l e m e n t I d = " 1 6 9 1 3 0 2 4 8 8 "   D a t a T y p e = " S t r i n g " > V A T B a s e _ V a t A m o u n t L i n e _ L b l < / V A T B a s e _ V a t A m o u n t L i n e _ L b l >   
-             < V A T B a s e L C Y _ V A T A m o u n t L i n e   E l e m e n t T y p e = " C o l u m n "   E l e m e n t I d = " 1 8 6 0 9 4 5 6 3 5 "   D a t a T y p e = " D e c i m a l " > V A T B a s e L C Y _ V A T A m o u n t L i n e < / V A T B a s e L C Y _ V A T A m o u n t L i n e > - 
-             < V A T B a s e L C Y _ V A T A m o u n t L i n e _ L b l   E l e m e n t T y p e = " C o l u m n "   E l e m e n t I d = " 1 2 3 6 4 6 7 9 9 8 "   D a t a T y p e = " T e x t C o n s t " > V A T B a s e L C Y _ V A T A m o u n t L i n e _ L b l < / V A T B a s e L C Y _ V A T A m o u n t L i n e _ L b l > - 
              < V A T I d e n t i f i e r _ V a t A m o u n t L i n e   E l e m e n t T y p e = " C o l u m n "   E l e m e n t I d = " 1 1 4 2 0 7 0 0 3 5 "   D a t a T y p e = " C o d e " > V A T I d e n t i f i e r _ V a t A m o u n t L i n e < / V A T I d e n t i f i e r _ V a t A m o u n t L i n e >   
              < V A T I d e n t i f i e r _ V a t A m o u n t L i n e _ L b l   E l e m e n t T y p e = " C o l u m n "   E l e m e n t I d = " 8 6 4 5 0 4 5 0 "   D a t a T y p e = " S t r i n g " > V A T I d e n t i f i e r _ V a t A m o u n t L i n e _ L b l < / V A T I d e n t i f i e r _ V a t A m o u n t L i n e _ L b l > @@ -15801,10 +15707,10 @@
  
              < C o d e _ V A T C l a u s e L i n e _ L b l   E l e m e n t T y p e = " C o l u m n "   E l e m e n t I d = " 4 6 1 5 3 3 0 2 "   D a t a T y p e = " S t r i n g " > C o d e _ V A T C l a u s e L i n e _ L b l < / C o d e _ V A T C l a u s e L i n e _ L b l >   
+             < D e s c r i p t i o n 2 _ V A T C l a u s e L i n e   E l e m e n t T y p e = " C o l u m n "   E l e m e n t I d = " 1 3 7 9 6 6 7 4 7 0 "   D a t a T y p e = " T e x t " > D e s c r i p t i o n 2 _ V A T C l a u s e L i n e < / D e s c r i p t i o n 2 _ V A T C l a u s e L i n e > + 
              < D e s c r i p t i o n _ V A T C l a u s e L i n e   E l e m e n t T y p e = " C o l u m n "   E l e m e n t I d = " 1 3 0 5 5 4 5 9 2 4 "   D a t a T y p e = " T e x t " > D e s c r i p t i o n _ V A T C l a u s e L i n e < / D e s c r i p t i o n _ V A T C l a u s e L i n e >   
-             < D e s c r i p t i o n 2 _ V A T C l a u s e L i n e   E l e m e n t T y p e = " C o l u m n "   E l e m e n t I d = " 1 3 7 9 6 6 7 4 7 0 "   D a t a T y p e = " T e x t " > D e s c r i p t i o n 2 _ V A T C l a u s e L i n e < / D e s c r i p t i o n 2 _ V A T C l a u s e L i n e > - 
              < N o O f V A T C l a u s e s   E l e m e n t T y p e = " C o l u m n "   E l e m e n t I d = " 7 5 6 4 1 7 3 9 2 "   D a t a T y p e = " I n t e g e r " > N o O f V A T C l a u s e s < / N o O f V A T C l a u s e s >   
              < V A T A m o u n t _ V A T C l a u s e L i n e   E l e m e n t T y p e = " C o l u m n "   E l e m e n t I d = " 2 2 2 4 6 9 0 5 9 "   D a t a T y p e = " D e c i m a l " > V A T A m o u n t _ V A T C l a u s e L i n e < / V A T A m o u n t _ V A T C l a u s e L i n e > @@ -15817,10 +15723,10 @@
  
          < R e p o r t T o t a l s L i n e   E l e m e n t T y p e = " D a t a I t e m "   E l e m e n t I d = " 2 1 2 2 5 4 9 8 3 6 " >   
+             < A m o u n t F o r m a t t e d _ R e p o r t T o t a l s L i n e   E l e m e n t T y p e = " C o l u m n "   E l e m e n t I d = " 1 5 0 6 1 3 6 8 2 5 "   D a t a T y p e = " T e x t " > A m o u n t F o r m a t t e d _ R e p o r t T o t a l s L i n e < / A m o u n t F o r m a t t e d _ R e p o r t T o t a l s L i n e > + 
              < A m o u n t _ R e p o r t T o t a l s L i n e   E l e m e n t T y p e = " C o l u m n "   E l e m e n t I d = " 4 1 9 9 1 8 3 6 9 "   D a t a T y p e = " D e c i m a l " > A m o u n t _ R e p o r t T o t a l s L i n e < / A m o u n t _ R e p o r t T o t a l s L i n e >   
-             < A m o u n t F o r m a t t e d _ R e p o r t T o t a l s L i n e   E l e m e n t T y p e = " C o l u m n "   E l e m e n t I d = " 1 5 0 6 1 3 6 8 2 5 "   D a t a T y p e = " T e x t " > A m o u n t F o r m a t t e d _ R e p o r t T o t a l s L i n e < / A m o u n t F o r m a t t e d _ R e p o r t T o t a l s L i n e > - 
              < D e s c r i p t i o n _ R e p o r t T o t a l s L i n e   E l e m e n t T y p e = " C o l u m n "   E l e m e n t I d = " 5 8 1 9 9 6 0 6 7 "   D a t a T y p e = " T e x t " > D e s c r i p t i o n _ R e p o r t T o t a l s L i n e < / D e s c r i p t i o n _ R e p o r t T o t a l s L i n e >   
              < F o n t B o l d _ R e p o r t T o t a l s L i n e   E l e m e n t T y p e = " C o l u m n "   E l e m e n t I d = " 9 4 6 5 4 0 5 4 9 "   D a t a T y p e = " B o o l e a n " > F o n t B o l d _ R e p o r t T o t a l s L i n e < / F o n t B o l d _ R e p o r t T o t a l s L i n e > @@ -15829,74 +15735,6 @@
  
          < / R e p o r t T o t a l s L i n e >   
-         < C o n t r a c t B i l l i n g D e t a i l s M a p p i n g   E l e m e n t T y p e = " D a t a I t e m "   E l e m e n t I d = " 1 2 8 3 6 2 7 9 0 6 " > - 
-             < C o n t r a c t B i l l i n g D e t a i l s C o n t r a c t N o L b l   E l e m e n t T y p e = " C o l u m n "   E l e m e n t I d = " 1 7 9 3 4 8 1 5 9 1 "   D a t a T y p e = " T e x t C o n s t " > C o n t r a c t B i l l i n g D e t a i l s C o n t r a c t N o L b l < / C o n t r a c t B i l l i n g D e t a i l s C o n t r a c t N o L b l > - 
-             < C o n t r a c t B i l l i n g D e t a i l s C u s t o m e r L b l   E l e m e n t T y p e = " C o l u m n "   E l e m e n t I d = " 5 0 1 8 2 5 5 2 0 "   D a t a T y p e = " T e x t C o n s t " > C o n t r a c t B i l l i n g D e t a i l s C u s t o m e r L b l < / C o n t r a c t B i l l i n g D e t a i l s C u s t o m e r L b l > - 
-             < C o n t r a c t B i l l i n g D e t a i l s P o s i t i o n D e s c r i p t i o n L b l   E l e m e n t T y p e = " C o l u m n "   E l e m e n t I d = " 1 1 8 2 4 1 2 7 1 7 "   D a t a T y p e = " S t r i n g " > C o n t r a c t B i l l i n g D e t a i l s P o s i t i o n D e s c r i p t i o n L b l < / C o n t r a c t B i l l i n g D e t a i l s P o s i t i o n D e s c r i p t i o n L b l > - 
-             < C o n t r a c t B i l l i n g D e t a i l s P o s i t i o n N o L b l   E l e m e n t T y p e = " C o l u m n "   E l e m e n t I d = " 9 8 8 2 8 7 5 4 8 "   D a t a T y p e = " T e x t C o n s t " > C o n t r a c t B i l l i n g D e t a i l s P o s i t i o n N o L b l < / C o n t r a c t B i l l i n g D e t a i l s P o s i t i o n N o L b l > - 
-             < C o n t r a c t B i l l i n g D e t a i l s G r o u p i n g   E l e m e n t T y p e = " D a t a I t e m "   E l e m e n t I d = " 6 1 7 2 4 6 9 2 7 " > - 
-                 < C o n t r a c t B i l l i n g D e t a i l s A m o u n t L b l   E l e m e n t T y p e = " C o l u m n "   E l e m e n t I d = " 1 7 7 6 3 7 0 2 1 6 "   D a t a T y p e = " T e x t " > C o n t r a c t B i l l i n g D e t a i l s A m o u n t L b l < / C o n t r a c t B i l l i n g D e t a i l s A m o u n t L b l > - 
-                 < C o n t r a c t B i l l i n g D e t a i l s C o n t r a c t N o   E l e m e n t T y p e = " C o l u m n "   E l e m e n t I d = " 1 0 4 0 5 4 0 8 6 1 "   D a t a T y p e = " C o d e " > C o n t r a c t B i l l i n g D e t a i l s C o n t r a c t N o < / C o n t r a c t B i l l i n g D e t a i l s C o n t r a c t N o > - 
-                 < C o n t r a c t B i l l i n g D e t a i l s C u r r e n c y C o d e L b l   E l e m e n t T y p e = " C o l u m n "   E l e m e n t I d = " 3 2 4 5 2 4 1 1 4 "   D a t a T y p e = " T e x t " > C o n t r a c t B i l l i n g D e t a i l s C u r r e n c y C o d e L b l < / C o n t r a c t B i l l i n g D e t a i l s C u r r e n c y C o d e L b l > - 
-                 < C o n t r a c t B i l l i n g D e t a i l s C u s t o m e r N a m e   E l e m e n t T y p e = " C o l u m n "   E l e m e n t I d = " 1 7 3 2 1 8 3 8 6 7 "   D a t a T y p e = " T e x t " > C o n t r a c t B i l l i n g D e t a i l s C u s t o m e r N a m e < / C o n t r a c t B i l l i n g D e t a i l s C u s t o m e r N a m e > - 
-                 < C o n t r a c t B i l l i n g D e t a i l s D a y s L b l   E l e m e n t T y p e = " C o l u m n "   E l e m e n t I d = " 7 0 1 3 5 9 8 3 7 "   D a t a T y p e = " T e x t C o n s t " > C o n t r a c t B i l l i n g D e t a i l s D a y s L b l < / C o n t r a c t B i l l i n g D e t a i l s D a y s L b l > - 
-                 < C o n t r a c t B i l l i n g D e t a i l s D e s c r i p t i o n L b l   E l e m e n t T y p e = " C o l u m n "   E l e m e n t I d = " 1 1 4 3 1 2 2 7 0 2 "   D a t a T y p e = " T e x t C o n s t " > C o n t r a c t B i l l i n g D e t a i l s D e s c r i p t i o n L b l < / C o n t r a c t B i l l i n g D e t a i l s D e s c r i p t i o n L b l > - 
-                 < C o n t r a c t B i l l i n g D e t a i l s D i s c o u n t A m o u n t L b l   E l e m e n t T y p e = " C o l u m n "   E l e m e n t I d = " 5 0 8 2 7 5 7 2 3 "   D a t a T y p e = " T e x t " > C o n t r a c t B i l l i n g D e t a i l s D i s c o u n t A m o u n t L b l < / C o n t r a c t B i l l i n g D e t a i l s D i s c o u n t A m o u n t L b l > - 
-                 < C o n t r a c t B i l l i n g D e t a i l s D i s c o u n t P e r c e n t L b l   E l e m e n t T y p e = " C o l u m n "   E l e m e n t I d = " 1 9 3 7 7 3 8 6 3 0 "   D a t a T y p e = " T e x t " > C o n t r a c t B i l l i n g D e t a i l s D i s c o u n t P e r c e n t L b l < / C o n t r a c t B i l l i n g D e t a i l s D i s c o u n t P e r c e n t L b l > - 
-                 < C o n t r a c t B i l l i n g D e t a i l s E n d D a t e L b l   E l e m e n t T y p e = " C o l u m n "   E l e m e n t I d = " 1 5 9 0 2 9 1 0 2 5 "   D a t a T y p e = " T e x t C o n s t " > C o n t r a c t B i l l i n g D e t a i l s E n d D a t e L b l < / C o n t r a c t B i l l i n g D e t a i l s E n d D a t e L b l > - 
-                 < C o n t r a c t B i l l i n g D e t a i l s P o s i t i o n D e s c r i p t i o n   E l e m e n t T y p e = " C o l u m n "   E l e m e n t I d = " 1 3 8 2 4 1 0 9 5 1 "   D a t a T y p e = " T e x t " > C o n t r a c t B i l l i n g D e t a i l s P o s i t i o n D e s c r i p t i o n < / C o n t r a c t B i l l i n g D e t a i l s P o s i t i o n D e s c r i p t i o n > - 
-                 < C o n t r a c t B i l l i n g D e t a i l s P o s i t i o n N o   E l e m e n t T y p e = " C o l u m n "   E l e m e n t I d = " 3 0 5 7 6 7 2 1 8 "   D a t a T y p e = " I n t e g e r " > C o n t r a c t B i l l i n g D e t a i l s P o s i t i o n N o < / C o n t r a c t B i l l i n g D e t a i l s P o s i t i o n N o > - 
-                 < C o n t r a c t B i l l i n g D e t a i l s Q t y L b l   E l e m e n t T y p e = " C o l u m n "   E l e m e n t I d = " 2 3 0 7 8 2 0 7 2 "   D a t a T y p e = " S t r i n g " > C o n t r a c t B i l l i n g D e t a i l s Q t y L b l < / C o n t r a c t B i l l i n g D e t a i l s Q t y L b l > - 
-                 < C o n t r a c t B i l l i n g D e t a i l s S a l e s P r i c e L b l   E l e m e n t T y p e = " C o l u m n "   E l e m e n t I d = " 9 1 4 2 1 9 1 9 1 "   D a t a T y p e = " T e x t " > C o n t r a c t B i l l i n g D e t a i l s S a l e s P r i c e L b l < / C o n t r a c t B i l l i n g D e t a i l s S a l e s P r i c e L b l > - 
-                 < C o n t r a c t B i l l i n g D e t a i l s S t a r t D a t e L b l   E l e m e n t T y p e = " C o l u m n "   E l e m e n t I d = " 1 3 0 2 0 1 8 0 9 6 "   D a t a T y p e = " T e x t C o n s t " > C o n t r a c t B i l l i n g D e t a i l s S t a r t D a t e L b l < / C o n t r a c t B i l l i n g D e t a i l s S t a r t D a t e L b l > - 
-                 < C o n t r a c t B i l l i n g D e t a i l s   E l e m e n t T y p e = " D a t a I t e m "   E l e m e n t I d = " 2 0 7 1 3 9 8 1 8 " > - 
-                     < C o n t r a c t B i l l i n g D e t a i l s B i l l i n g A m o u n t   E l e m e n t T y p e = " C o l u m n "   E l e m e n t I d = " 1 9 8 9 5 6 9 9 8 3 "   D a t a T y p e = " T e x t " > C o n t r a c t B i l l i n g D e t a i l s B i l l i n g A m o u n t < / C o n t r a c t B i l l i n g D e t a i l s B i l l i n g A m o u n t > - 
-                     < C o n t r a c t B i l l i n g D e t a i l s B i l l i n g D i s c o u n t A m o u n t   E l e m e n t T y p e = " C o l u m n "   E l e m e n t I d = " 1 2 2 6 5 3 7 0 0 4 "   D a t a T y p e = " T e x t " > C o n t r a c t B i l l i n g D e t a i l s B i l l i n g D i s c o u n t A m o u n t < / C o n t r a c t B i l l i n g D e t a i l s B i l l i n g D i s c o u n t A m o u n t > - 
-                     < C o n t r a c t B i l l i n g D e t a i l s C u r r e n c y C o d e   E l e m e n t T y p e = " C o l u m n "   E l e m e n t I d = " 8 6 9 7 4 5 7 7 2 "   D a t a T y p e = " C o d e " > C o n t r a c t B i l l i n g D e t a i l s C u r r e n c y C o d e < / C o n t r a c t B i l l i n g D e t a i l s C u r r e n c y C o d e > - 
-                     < C o n t r a c t B i l l i n g D e t a i l s D a y s   E l e m e n t T y p e = " C o l u m n "   E l e m e n t I d = " 1 9 0 1 6 5 8 4 8 7 "   D a t a T y p e = " I n t e g e r " > C o n t r a c t B i l l i n g D e t a i l s D a y s < / C o n t r a c t B i l l i n g D e t a i l s D a y s > - 
-                     < C o n t r a c t B i l l i n g D e t a i l s D e s c r i p t i o n   E l e m e n t T y p e = " C o l u m n "   E l e m e n t I d = " 1 0 1 7 1 4 1 1 6 8 "   D a t a T y p e = " T e x t " > C o n t r a c t B i l l i n g D e t a i l s D e s c r i p t i o n < / C o n t r a c t B i l l i n g D e t a i l s D e s c r i p t i o n > - 
-                     < C o n t r a c t B i l l i n g D e t a i l s D i s c o u n t P e r c e n t   E l e m e n t T y p e = " C o l u m n "   E l e m e n t I d = " 5 0 2 0 9 5 3 8 4 "   D a t a T y p e = " T e x t " > C o n t r a c t B i l l i n g D e t a i l s D i s c o u n t P e r c e n t < / C o n t r a c t B i l l i n g D e t a i l s D i s c o u n t P e r c e n t > - 
-                     < C o n t r a c t B i l l i n g D e t a i l s E n d D a t e   E l e m e n t T y p e = " C o l u m n "   E l e m e n t I d = " 8 0 4 8 9 7 9 0 9 "   D a t a T y p e = " S t r i n g " > C o n t r a c t B i l l i n g D e t a i l s E n d D a t e < / C o n t r a c t B i l l i n g D e t a i l s E n d D a t e > - 
-                     < C o n t r a c t B i l l i n g D e t a i l s Q u a n t i t y   E l e m e n t T y p e = " C o l u m n "   E l e m e n t I d = " 9 7 8 9 3 6 6 9 "   D a t a T y p e = " S t r i n g " > C o n t r a c t B i l l i n g D e t a i l s Q u a n t i t y < / C o n t r a c t B i l l i n g D e t a i l s Q u a n t i t y > - 
-                     < C o n t r a c t B i l l i n g D e t a i l s S a l e s P r i c e   E l e m e n t T y p e = " C o l u m n "   E l e m e n t I d = " 1 5 9 4 8 2 2 5 3 1 "   D a t a T y p e = " T e x t " > C o n t r a c t B i l l i n g D e t a i l s S a l e s P r i c e < / C o n t r a c t B i l l i n g D e t a i l s S a l e s P r i c e > - 
-                     < C o n t r a c t B i l l i n g D e t a i l s S t a r t D a t e   E l e m e n t T y p e = " C o l u m n "   E l e m e n t I d = " 4 3 2 7 5 9 8 7 4 "   D a t a T y p e = " S t r i n g " > C o n t r a c t B i l l i n g D e t a i l s S t a r t D a t e < / C o n t r a c t B i l l i n g D e t a i l s S t a r t D a t e > - 
-                 < / C o n t r a c t B i l l i n g D e t a i l s > - 
-             < / C o n t r a c t B i l l i n g D e t a i l s G r o u p i n g > - 
-         < / C o n t r a c t B i l l i n g D e t a i l s M a p p i n g > - 
          < L i n e F e e   E l e m e n t T y p e = " D a t a I t e m "   E l e m e n t I d = " 2 6 6 6 3 0 7 3 3 " >   
              < L i n e F e e C a p t i o n T e x t   E l e m e n t T y p e = " C o l u m n "   E l e m e n t I d = " 4 3 7 6 4 3 7 9 0 "   D a t a T y p e = " T e x t " > L i n e F e e C a p t i o n T e x t < / L i n e F e e C a p t i o n T e x t > @@ -15905,7 +15743,7 @@
  
          < P a y m e n t R e p o r t i n g A r g u m e n t   E l e m e n t T y p e = " D a t a I t e m "   E l e m e n t I d = " 3 1 3 7 4 4 1 9 4 " >   
-             < P a y m e n t S e r v i c e L o g o   E l e m e n t T y p e = " C o l u m n "   E l e m e n t I d = " 4 1 6 7 9 0 7 6 7 "   D a t a T y p e = " B L O B " / > +             < P a y m e n t S e r v i c e L o g o   E l e m e n t T y p e = " C o l u m n "   E l e m e n t I d = " 4 1 6 7 9 0 7 6 7 "   D a t a T y p e = " B l o b "   / >   
              < P a y m e n t S e r v i c e L o g o _ U r l   E l e m e n t T y p e = " C o l u m n "   E l e m e n t I d = " 6 4 4 9 7 5 1 3 9 "   D a t a T y p e = " T e x t " > P a y m e n t S e r v i c e L o g o _ U r l < / P a y m e n t S e r v i c e L o g o _ U r l >   
@@ -15935,11 +15773,11 @@
  
          < L e t t e r T e x t   E l e m e n t T y p e = " D a t a I t e m "   E l e m e n t I d = " 1 5 1 0 3 5 3 8 3 4 " >   
-             < B o d y T e x t   E l e m e n t T y p e = " C o l u m n "   E l e m e n t I d = " 1 4 9 7 5 9 8 0 8 "   D a t a T y p e = " T e x t C o n s t " > B o d y T e x t < / B o d y T e x t > - 
-             < C l o s i n g T e x t   E l e m e n t T y p e = " C o l u m n "   E l e m e n t I d = " 5 1 2 1 3 5 9 0 9 "   D a t a T y p e = " T e x t C o n s t " > C l o s i n g T e x t < / C l o s i n g T e x t > - 
-             < G r e e t i n g T e x t   E l e m e n t T y p e = " C o l u m n "   E l e m e n t I d = " 1 1 7 5 2 7 9 2 8 9 "   D a t a T y p e = " T e x t C o n s t " > G r e e t i n g T e x t < / G r e e t i n g T e x t > +             < B o d y T e x t   E l e m e n t T y p e = " C o l u m n "   E l e m e n t I d = " 1 4 9 7 5 9 8 0 8 "   D a t a T y p e = " L a b e l " > B o d y T e x t < / B o d y T e x t > + 
+             < C l o s i n g T e x t   E l e m e n t T y p e = " C o l u m n "   E l e m e n t I d = " 5 1 2 1 3 5 9 0 9 "   D a t a T y p e = " L a b e l " > C l o s i n g T e x t < / C l o s i n g T e x t > + 
+             < G r e e t i n g T e x t   E l e m e n t T y p e = " C o l u m n "   E l e m e n t I d = " 1 1 7 5 2 7 9 2 8 9 "   D a t a T y p e = " L a b e l " > G r e e t i n g T e x t < / G r e e t i n g T e x t >   
              < P m t D i s c T e x t   E l e m e n t T y p e = " C o l u m n "   E l e m e n t I d = " 2 0 1 3 8 4 9 9 4 8 "   D a t a T y p e = " T e x t " > P m t D i s c T e x t < / P m t D i s c T e x t >   
